--- a/Звіт.docx
+++ b/Звіт.docx
@@ -82,7 +82,7 @@
                     </pic:cNvPicPr>
                   </pic:nvPicPr>
                   <pic:blipFill>
-                    <a:blip r:embed="rId4" cstate="print">
+                    <a:blip r:embed="rId5" cstate="print">
                       <a:extLst>
                         <a:ext uri="{28A0092B-C50C-407E-A947-70E740481C1C}">
                           <a14:useLocalDpi xmlns:a14="http://schemas.microsoft.com/office/drawing/2010/main" val="0"/>
@@ -222,10 +222,7 @@
         <w:jc w:val="right"/>
       </w:pPr>
       <w:r>
-        <w:t>І</w:t>
-      </w:r>
-      <w:r>
-        <w:t xml:space="preserve">нженерія програмного </w:t>
+        <w:t xml:space="preserve">Інженерія програмного </w:t>
       </w:r>
     </w:p>
     <w:p>
@@ -308,27 +305,289 @@
     <w:p>
       <w:pPr>
         <w:jc w:val="center"/>
+      </w:pPr>
+      <w:r>
+        <w:t xml:space="preserve">Київ </w:t>
+      </w:r>
+      <w:r>
+        <w:t>–</w:t>
+      </w:r>
+      <w:r>
+        <w:t xml:space="preserve"> 2026</w:t>
+      </w:r>
+    </w:p>
+    <w:p>
+      <w:pPr>
+        <w:pStyle w:val="a7"/>
+        <w:numPr>
+          <w:ilvl w:val="0"/>
+          <w:numId w:val="1"/>
+        </w:numPr>
+        <w:jc w:val="center"/>
+      </w:pPr>
+      <w:r>
+        <w:lastRenderedPageBreak/>
+        <w:t>Постановка задачі</w:t>
+      </w:r>
+    </w:p>
+    <w:p>
+      <w:pPr>
+        <w:ind w:left="360"/>
+      </w:pPr>
+      <w:r>
+        <w:t xml:space="preserve">Метою проєкту було створити систему електронного реєстру Університету, с можливістю управління з консольного інтерфейсу, яка буде показувати знання курсу </w:t>
+      </w:r>
+      <w:r>
         <w:rPr>
           <w:lang w:val="en-US"/>
         </w:rPr>
-      </w:pPr>
-      <w:r>
-        <w:t xml:space="preserve">Київ </w:t>
-      </w:r>
-      <w:r>
-        <w:t>–</w:t>
-      </w:r>
-      <w:r>
-        <w:t xml:space="preserve"> 2026</w:t>
-      </w:r>
-    </w:p>
-    <w:p>
-      <w:pPr>
+        <w:t>Advanced</w:t>
+      </w:r>
+      <w:r>
+        <w:t xml:space="preserve"> </w:t>
+      </w:r>
+      <w:r>
+        <w:rPr>
+          <w:lang w:val="en-US"/>
+        </w:rPr>
+        <w:t>Java</w:t>
+      </w:r>
+      <w:r>
+        <w:t>.</w:t>
+      </w:r>
+    </w:p>
+    <w:p>
+      <w:pPr>
+        <w:pStyle w:val="a7"/>
+      </w:pPr>
+      <w:r>
+        <w:t xml:space="preserve"> </w:t>
+      </w:r>
+    </w:p>
+    <w:p>
+      <w:pPr>
+        <w:pStyle w:val="a7"/>
+        <w:numPr>
+          <w:ilvl w:val="0"/>
+          <w:numId w:val="1"/>
+        </w:numPr>
         <w:jc w:val="center"/>
+      </w:pPr>
+      <w:r>
+        <w:t>Розподіл ролей</w:t>
+      </w:r>
+    </w:p>
+    <w:p>
+      <w:r>
+        <w:t>Волощенко Артем:</w:t>
+      </w:r>
+    </w:p>
+    <w:p>
+      <w:pPr>
+        <w:ind w:firstLine="708"/>
         <w:rPr>
           <w:lang w:val="en-US"/>
         </w:rPr>
       </w:pPr>
+      <w:r>
+        <w:t xml:space="preserve">Відповідальний за логіку проекту, більшість пошукових та сортувальних операцій, створеннях власних помилок та налаштування системи логування за допомогою </w:t>
+      </w:r>
+      <w:r>
+        <w:rPr>
+          <w:lang w:val="en-US"/>
+        </w:rPr>
+        <w:t>SLF</w:t>
+      </w:r>
+      <w:r>
+        <w:t>4</w:t>
+      </w:r>
+      <w:r>
+        <w:rPr>
+          <w:lang w:val="en-US"/>
+        </w:rPr>
+        <w:t>J</w:t>
+      </w:r>
+      <w:r>
+        <w:t xml:space="preserve"> + </w:t>
+      </w:r>
+      <w:r>
+        <w:rPr>
+          <w:lang w:val="en-US"/>
+        </w:rPr>
+        <w:t>Log</w:t>
+      </w:r>
+      <w:r>
+        <w:t>4</w:t>
+      </w:r>
+      <w:r>
+        <w:rPr>
+          <w:lang w:val="en-US"/>
+        </w:rPr>
+        <w:t>J</w:t>
+      </w:r>
+      <w:r>
+        <w:t>2</w:t>
+      </w:r>
+      <w:r>
+        <w:t xml:space="preserve">. Також реалізував імпорт/експорт у </w:t>
+      </w:r>
+      <w:r>
+        <w:t>.</w:t>
+      </w:r>
+      <w:r>
+        <w:rPr>
+          <w:lang w:val="en-US"/>
+        </w:rPr>
+        <w:t>json</w:t>
+      </w:r>
+      <w:r>
+        <w:t xml:space="preserve"> файл та написав тестування на </w:t>
+      </w:r>
+      <w:r>
+        <w:rPr>
+          <w:lang w:val="en-US"/>
+        </w:rPr>
+        <w:t>JUnit</w:t>
+      </w:r>
+      <w:r>
+        <w:t xml:space="preserve">. </w:t>
+      </w:r>
+    </w:p>
+    <w:p>
+      <w:r>
+        <w:t xml:space="preserve">Ображей Олександр: </w:t>
+      </w:r>
+    </w:p>
+    <w:p>
+      <w:r>
+        <w:tab/>
+        <w:t xml:space="preserve">Реалізував мережевий </w:t>
+      </w:r>
+      <w:r>
+        <w:rPr>
+          <w:lang w:val="en-US"/>
+        </w:rPr>
+        <w:t>TCP</w:t>
+      </w:r>
+      <w:r>
+        <w:t xml:space="preserve"> клієнт для </w:t>
+      </w:r>
+      <w:r>
+        <w:t xml:space="preserve">бездротового з'єднання, </w:t>
+      </w:r>
+    </w:p>
+    <w:p>
+      <w:pPr>
+        <w:pStyle w:val="a7"/>
+        <w:numPr>
+          <w:ilvl w:val="0"/>
+          <w:numId w:val="1"/>
+        </w:numPr>
+        <w:jc w:val="center"/>
+      </w:pPr>
+      <w:r>
+        <w:t>Опис можливостей</w:t>
+      </w:r>
+    </w:p>
+    <w:p>
+      <w:pPr>
+        <w:ind w:left="360" w:firstLine="348"/>
+      </w:pPr>
+      <w:r>
+        <w:t>Безпе</w:t>
+      </w:r>
+      <w:r>
+        <w:t xml:space="preserve">чний </w:t>
+      </w:r>
+      <w:r>
+        <w:t>доступ: Захищений вхід</w:t>
+      </w:r>
+      <w:r>
+        <w:t xml:space="preserve"> з логіном і паролем, та можливістю</w:t>
+      </w:r>
+      <w:r>
+        <w:t xml:space="preserve"> блокува</w:t>
+      </w:r>
+      <w:r>
+        <w:t xml:space="preserve">ти зайвих </w:t>
+      </w:r>
+      <w:r>
+        <w:t xml:space="preserve">користувачів. </w:t>
+      </w:r>
+      <w:r>
+        <w:t>Звичайні к</w:t>
+      </w:r>
+      <w:r>
+        <w:t>ористувачі мають доступ лише до звітів</w:t>
+      </w:r>
+      <w:r>
+        <w:t xml:space="preserve"> та пошуків, </w:t>
+      </w:r>
+      <w:r>
+        <w:t xml:space="preserve">Менеджери </w:t>
+      </w:r>
+      <w:r>
+        <w:t xml:space="preserve">ж </w:t>
+      </w:r>
+      <w:r>
+        <w:t>можуть керувати даними</w:t>
+      </w:r>
+      <w:r>
+        <w:t>, а</w:t>
+      </w:r>
+      <w:r>
+        <w:t xml:space="preserve"> Адміністратори </w:t>
+      </w:r>
+      <w:r>
+        <w:t xml:space="preserve">можуть </w:t>
+      </w:r>
+      <w:r>
+        <w:t>керу</w:t>
+      </w:r>
+      <w:r>
+        <w:t>вати</w:t>
+      </w:r>
+      <w:r>
+        <w:t xml:space="preserve"> системою та </w:t>
+      </w:r>
+      <w:r>
+        <w:t xml:space="preserve">іншими </w:t>
+      </w:r>
+      <w:r>
+        <w:t>користувачами.</w:t>
+      </w:r>
+    </w:p>
+    <w:p>
+      <w:pPr>
+        <w:ind w:left="360"/>
+      </w:pPr>
+      <w:r>
+        <w:t xml:space="preserve">    Керування структурою: Створення факультетів, кафедр, прив'язка завідувачів та деканів.</w:t>
+      </w:r>
+    </w:p>
+    <w:p>
+      <w:pPr>
+        <w:ind w:left="360"/>
+      </w:pPr>
+      <w:r>
+        <w:t xml:space="preserve">    Каскадне видалення: Реалізовано безпечне видалення факультетів та кафедр (разом із автоматичним видаленням усіх пов'язаних викладачів та студентів із запитом на підтвердження).</w:t>
+      </w:r>
+    </w:p>
+    <w:p>
+      <w:pPr>
+        <w:ind w:left="360"/>
+      </w:pPr>
+      <w:r>
+        <w:t xml:space="preserve">    Сортування та фільтрація (Stream API): 9 унікальних алгоритмів сортування, включаючи складне групування студентів та викладачів по кафедрах в алфавітному порядку.</w:t>
+      </w:r>
+    </w:p>
+    <w:p>
+      <w:pPr>
+        <w:ind w:left="360"/>
+      </w:pPr>
+      <w:r>
+        <w:t xml:space="preserve">    Фонове автозбереження: Дані автоматично серіалізуються у JSON кожні 60 секунд за допомогою потоку-демона (Daemon Thread).</w:t>
+      </w:r>
     </w:p>
     <w:sectPr>
       <w:pgSz w:w="11906" w:h="16838"/>
@@ -338,6 +597,103 @@
     </w:sectPr>
   </w:body>
 </w:document>
+</file>
+
+<file path=word/numbering.xml><?xml version="1.0" encoding="utf-8"?>
+<w:numbering xmlns:wpc="http://schemas.microsoft.com/office/word/2010/wordprocessingCanvas" xmlns:cx="http://schemas.microsoft.com/office/drawing/2014/chartex" xmlns:cx1="http://schemas.microsoft.com/office/drawing/2015/9/8/chartex" xmlns:cx2="http://schemas.microsoft.com/office/drawing/2015/10/21/chartex" xmlns:cx3="http://schemas.microsoft.com/office/drawing/2016/5/9/chartex" xmlns:cx4="http://schemas.microsoft.com/office/drawing/2016/5/10/chartex" xmlns:cx5="http://schemas.microsoft.com/office/drawing/2016/5/11/chartex" xmlns:cx6="http://schemas.microsoft.com/office/drawing/2016/5/12/chartex" xmlns:cx7="http://schemas.microsoft.com/office/drawing/2016/5/13/chartex" xmlns:cx8="http://schemas.microsoft.com/office/drawing/2016/5/14/chartex" xmlns:mc="http://schemas.openxmlformats.org/markup-compatibility/2006" xmlns:aink="http://schemas.microsoft.com/office/drawing/2016/ink" xmlns:am3d="http://schemas.microsoft.com/office/drawing/2017/model3d" xmlns:o="urn:schemas-microsoft-com:office:office" xmlns:oel="http://schemas.microsoft.com/office/2019/extlst" xmlns:r="http://schemas.openxmlformats.org/officeDocument/2006/relationships" xmlns:m="http://schemas.openxmlformats.org/officeDocument/2006/math" xmlns:v="urn:schemas-microsoft-com:vml" xmlns:wp14="http://schemas.microsoft.com/office/word/2010/wordprocessingDrawing" xmlns:wp="http://schemas.openxmlformats.org/drawingml/2006/wordprocessingDrawing" xmlns:w10="urn:schemas-microsoft-com:office:word" xmlns:w="http://schemas.openxmlformats.org/wordprocessingml/2006/main" xmlns:w14="http://schemas.microsoft.com/office/word/2010/wordml" xmlns:w15="http://schemas.microsoft.com/office/word/2012/wordml" xmlns:w16cex="http://schemas.microsoft.com/office/word/2018/wordml/cex" xmlns:w16cid="http://schemas.microsoft.com/office/word/2016/wordml/cid" xmlns:w16="http://schemas.microsoft.com/office/word/2018/wordml" xmlns:w16du="http://schemas.microsoft.com/office/word/2023/wordml/word16du" xmlns:w16sdtdh="http://schemas.microsoft.com/office/word/2020/wordml/sdtdatahash" xmlns:w16sdtfl="http://schemas.microsoft.com/office/word/2024/wordml/sdtformatlock" xmlns:w16se="http://schemas.microsoft.com/office/word/2015/wordml/symex" xmlns:wpg="http://schemas.microsoft.com/office/word/2010/wordprocessingGroup" xmlns:wpi="http://schemas.microsoft.com/office/word/2010/wordprocessingInk" xmlns:wne="http://schemas.microsoft.com/office/word/2006/wordml" xmlns:wps="http://schemas.microsoft.com/office/word/2010/wordprocessingShape" mc:Ignorable="w14 w15 w16se w16cid w16 w16cex w16sdtdh w16sdtfl w16du wp14">
+  <w:abstractNum w:abstractNumId="0" w15:restartNumberingAfterBreak="0">
+    <w:nsid w:val="4B1E7A4C"/>
+    <w:multiLevelType w:val="hybridMultilevel"/>
+    <w:tmpl w:val="3E440890"/>
+    <w:lvl w:ilvl="0" w:tplc="2000000F">
+      <w:start w:val="1"/>
+      <w:numFmt w:val="decimal"/>
+      <w:lvlText w:val="%1."/>
+      <w:lvlJc w:val="left"/>
+      <w:pPr>
+        <w:ind w:left="720" w:hanging="360"/>
+      </w:pPr>
+      <w:rPr>
+        <w:rFonts w:hint="default"/>
+      </w:rPr>
+    </w:lvl>
+    <w:lvl w:ilvl="1" w:tplc="20000019">
+      <w:start w:val="1"/>
+      <w:numFmt w:val="lowerLetter"/>
+      <w:lvlText w:val="%2."/>
+      <w:lvlJc w:val="left"/>
+      <w:pPr>
+        <w:ind w:left="1440" w:hanging="360"/>
+      </w:pPr>
+    </w:lvl>
+    <w:lvl w:ilvl="2" w:tplc="2000001B">
+      <w:start w:val="1"/>
+      <w:numFmt w:val="lowerRoman"/>
+      <w:lvlText w:val="%3."/>
+      <w:lvlJc w:val="right"/>
+      <w:pPr>
+        <w:ind w:left="2160" w:hanging="180"/>
+      </w:pPr>
+    </w:lvl>
+    <w:lvl w:ilvl="3" w:tplc="2000000F">
+      <w:start w:val="1"/>
+      <w:numFmt w:val="decimal"/>
+      <w:lvlText w:val="%4."/>
+      <w:lvlJc w:val="left"/>
+      <w:pPr>
+        <w:ind w:left="2880" w:hanging="360"/>
+      </w:pPr>
+    </w:lvl>
+    <w:lvl w:ilvl="4" w:tplc="20000019">
+      <w:start w:val="1"/>
+      <w:numFmt w:val="lowerLetter"/>
+      <w:lvlText w:val="%5."/>
+      <w:lvlJc w:val="left"/>
+      <w:pPr>
+        <w:ind w:left="3600" w:hanging="360"/>
+      </w:pPr>
+    </w:lvl>
+    <w:lvl w:ilvl="5" w:tplc="2000001B">
+      <w:start w:val="1"/>
+      <w:numFmt w:val="lowerRoman"/>
+      <w:lvlText w:val="%6."/>
+      <w:lvlJc w:val="right"/>
+      <w:pPr>
+        <w:ind w:left="4320" w:hanging="180"/>
+      </w:pPr>
+    </w:lvl>
+    <w:lvl w:ilvl="6" w:tplc="2000000F" w:tentative="1">
+      <w:start w:val="1"/>
+      <w:numFmt w:val="decimal"/>
+      <w:lvlText w:val="%7."/>
+      <w:lvlJc w:val="left"/>
+      <w:pPr>
+        <w:ind w:left="5040" w:hanging="360"/>
+      </w:pPr>
+    </w:lvl>
+    <w:lvl w:ilvl="7" w:tplc="20000019" w:tentative="1">
+      <w:start w:val="1"/>
+      <w:numFmt w:val="lowerLetter"/>
+      <w:lvlText w:val="%8."/>
+      <w:lvlJc w:val="left"/>
+      <w:pPr>
+        <w:ind w:left="5760" w:hanging="360"/>
+      </w:pPr>
+    </w:lvl>
+    <w:lvl w:ilvl="8" w:tplc="2000001B" w:tentative="1">
+      <w:start w:val="1"/>
+      <w:numFmt w:val="lowerRoman"/>
+      <w:lvlText w:val="%9."/>
+      <w:lvlJc w:val="right"/>
+      <w:pPr>
+        <w:ind w:left="6480" w:hanging="180"/>
+      </w:pPr>
+    </w:lvl>
+  </w:abstractNum>
+  <w:num w:numId="1" w16cid:durableId="1773554576">
+    <w:abstractNumId w:val="0"/>
+  </w:num>
+</w:numbering>
 </file>
 
 <file path=word/styles.xml><?xml version="1.0" encoding="utf-8"?>

--- a/Звіт.docx
+++ b/Звіт.docx
@@ -374,7 +374,52 @@
         <w:jc w:val="center"/>
       </w:pPr>
       <w:r>
-        <w:t>Розподіл ролей</w:t>
+        <w:t>Розподіл роле</w:t>
+      </w:r>
+      <w:r>
+        <w:t>й</w:t>
+      </w:r>
+    </w:p>
+    <w:p>
+      <w:r>
+        <w:rPr>
+          <w:noProof/>
+        </w:rPr>
+        <w:drawing>
+          <wp:inline distT="0" distB="0" distL="0" distR="0" wp14:anchorId="6D0EA1D1" wp14:editId="4F3B2CB1">
+            <wp:extent cx="5940425" cy="1686560"/>
+            <wp:effectExtent l="0" t="0" r="3175" b="8890"/>
+            <wp:docPr id="751414343" name="Рисунок 1" descr="Изображение выглядит как снимок экрана, Мультимедийное программное обеспечение, программное обеспечение, Графическое программное обеспечение"/>
+            <wp:cNvGraphicFramePr>
+              <a:graphicFrameLocks xmlns:a="http://schemas.openxmlformats.org/drawingml/2006/main" noChangeAspect="1"/>
+            </wp:cNvGraphicFramePr>
+            <a:graphic xmlns:a="http://schemas.openxmlformats.org/drawingml/2006/main">
+              <a:graphicData uri="http://schemas.openxmlformats.org/drawingml/2006/picture">
+                <pic:pic xmlns:pic="http://schemas.openxmlformats.org/drawingml/2006/picture">
+                  <pic:nvPicPr>
+                    <pic:cNvPr id="751414343" name="Рисунок 1" descr="Изображение выглядит как снимок экрана, Мультимедийное программное обеспечение, программное обеспечение, Графическое программное обеспечение"/>
+                    <pic:cNvPicPr/>
+                  </pic:nvPicPr>
+                  <pic:blipFill>
+                    <a:blip r:embed="rId6"/>
+                    <a:stretch>
+                      <a:fillRect/>
+                    </a:stretch>
+                  </pic:blipFill>
+                  <pic:spPr>
+                    <a:xfrm>
+                      <a:off x="0" y="0"/>
+                      <a:ext cx="5940425" cy="1686560"/>
+                    </a:xfrm>
+                    <a:prstGeom prst="rect">
+                      <a:avLst/>
+                    </a:prstGeom>
+                  </pic:spPr>
+                </pic:pic>
+              </a:graphicData>
+            </a:graphic>
+          </wp:inline>
+        </w:drawing>
       </w:r>
     </w:p>
     <w:p>
@@ -385,12 +430,72 @@
     <w:p>
       <w:pPr>
         <w:ind w:firstLine="708"/>
-        <w:rPr>
-          <w:lang w:val="en-US"/>
-        </w:rPr>
-      </w:pPr>
-      <w:r>
-        <w:t xml:space="preserve">Відповідальний за логіку проекту, більшість пошукових та сортувальних операцій, створеннях власних помилок та налаштування системи логування за допомогою </w:t>
+      </w:pPr>
+      <w:r>
+        <w:t>Відповідальний за логіку проекту</w:t>
+      </w:r>
+      <w:r>
+        <w:t>(</w:t>
+      </w:r>
+      <w:r>
+        <w:rPr>
+          <w:lang w:val="en-US"/>
+        </w:rPr>
+        <w:t>utils</w:t>
+      </w:r>
+      <w:r>
+        <w:t>)</w:t>
+      </w:r>
+      <w:r>
+        <w:t>, більшість пошукових та сортувальних операцій</w:t>
+      </w:r>
+      <w:r>
+        <w:t>(</w:t>
+      </w:r>
+      <w:r>
+        <w:rPr>
+          <w:lang w:val="en-US"/>
+        </w:rPr>
+        <w:t>Main</w:t>
+      </w:r>
+      <w:r>
+        <w:t>)</w:t>
+      </w:r>
+      <w:r>
+        <w:t xml:space="preserve"> за допомогою </w:t>
+      </w:r>
+      <w:r>
+        <w:rPr>
+          <w:lang w:val="en-US"/>
+        </w:rPr>
+        <w:t>Stream</w:t>
+      </w:r>
+      <w:r>
+        <w:t xml:space="preserve"> </w:t>
+      </w:r>
+      <w:r>
+        <w:rPr>
+          <w:lang w:val="en-US"/>
+        </w:rPr>
+        <w:t>API</w:t>
+      </w:r>
+      <w:r>
+        <w:t>, створеннях власних помилок</w:t>
+      </w:r>
+      <w:r>
+        <w:t>(</w:t>
+      </w:r>
+      <w:r>
+        <w:rPr>
+          <w:lang w:val="en-US"/>
+        </w:rPr>
+        <w:t>exceptions</w:t>
+      </w:r>
+      <w:r>
+        <w:t>)</w:t>
+      </w:r>
+      <w:r>
+        <w:t xml:space="preserve"> та налаштування системи логування за допомогою </w:t>
       </w:r>
       <w:r>
         <w:rPr>
@@ -429,6 +534,36 @@
         <w:t>2</w:t>
       </w:r>
       <w:r>
+        <w:t>(</w:t>
+      </w:r>
+      <w:r>
+        <w:rPr>
+          <w:lang w:val="en-US"/>
+        </w:rPr>
+        <w:t>log</w:t>
+      </w:r>
+      <w:r>
+        <w:t>4</w:t>
+      </w:r>
+      <w:r>
+        <w:rPr>
+          <w:lang w:val="en-US"/>
+        </w:rPr>
+        <w:t>j</w:t>
+      </w:r>
+      <w:r>
+        <w:t>2.</w:t>
+      </w:r>
+      <w:r>
+        <w:rPr>
+          <w:lang w:val="en-US"/>
+        </w:rPr>
+        <w:t>xml</w:t>
+      </w:r>
+      <w:r>
+        <w:t>)</w:t>
+      </w:r>
+      <w:r>
         <w:t xml:space="preserve">. Також реалізував імпорт/експорт у </w:t>
       </w:r>
       <w:r>
@@ -441,13 +576,58 @@
         <w:t>json</w:t>
       </w:r>
       <w:r>
-        <w:t xml:space="preserve"> файл та написав тестування на </w:t>
-      </w:r>
-      <w:r>
-        <w:rPr>
-          <w:lang w:val="en-US"/>
-        </w:rPr>
-        <w:t>JUnit</w:t>
+        <w:t xml:space="preserve"> файл</w:t>
+      </w:r>
+      <w:r>
+        <w:t xml:space="preserve">() за допомогою </w:t>
+      </w:r>
+      <w:r>
+        <w:rPr>
+          <w:lang w:val="en-US"/>
+        </w:rPr>
+        <w:t>Jackson</w:t>
+      </w:r>
+      <w:r>
+        <w:t xml:space="preserve"> + </w:t>
+      </w:r>
+      <w:r>
+        <w:rPr>
+          <w:lang w:val="en-US"/>
+        </w:rPr>
+        <w:t>NIO</w:t>
+      </w:r>
+      <w:r>
+        <w:t xml:space="preserve"> та написав тестування на </w:t>
+      </w:r>
+      <w:r>
+        <w:rPr>
+          <w:lang w:val="en-US"/>
+        </w:rPr>
+        <w:t>J</w:t>
+      </w:r>
+      <w:r>
+        <w:rPr>
+          <w:lang w:val="en-US"/>
+        </w:rPr>
+        <w:t>u</w:t>
+      </w:r>
+      <w:r>
+        <w:rPr>
+          <w:lang w:val="en-US"/>
+        </w:rPr>
+        <w:t>nit</w:t>
+      </w:r>
+      <w:r>
+        <w:t>(../</w:t>
+      </w:r>
+      <w:r>
+        <w:rPr>
+          <w:lang w:val="en-US"/>
+        </w:rPr>
+        <w:t>tests</w:t>
+      </w:r>
+      <w:r>
+        <w:t>/)</w:t>
       </w:r>
       <w:r>
         <w:t xml:space="preserve">. </w:t>
@@ -461,6 +641,32 @@
     <w:p>
       <w:r>
         <w:tab/>
+      </w:r>
+      <w:r>
+        <w:t>Створив більшість сутностей проєкту(</w:t>
+      </w:r>
+      <w:r>
+        <w:rPr>
+          <w:lang w:val="en-US"/>
+        </w:rPr>
+        <w:t>models</w:t>
+      </w:r>
+      <w:r>
+        <w:t>), рольовий доступ до реєстру</w:t>
+      </w:r>
+      <w:r>
+        <w:t xml:space="preserve"> </w:t>
+      </w:r>
+      <w:r>
+        <w:t>та встановив розподіл можливостей між різними рівнями прав доступу</w:t>
+      </w:r>
+      <w:r>
+        <w:t>(auth)</w:t>
+      </w:r>
+      <w:r>
+        <w:t xml:space="preserve">. </w:t>
+      </w:r>
+      <w:r>
         <w:t xml:space="preserve">Реалізував мережевий </w:t>
       </w:r>
       <w:r>
@@ -470,10 +676,37 @@
         <w:t>TCP</w:t>
       </w:r>
       <w:r>
-        <w:t xml:space="preserve"> клієнт для </w:t>
-      </w:r>
-      <w:r>
-        <w:t xml:space="preserve">бездротового з'єднання, </w:t>
+        <w:t xml:space="preserve"> клієнт</w:t>
+      </w:r>
+      <w:r>
+        <w:t xml:space="preserve"> </w:t>
+      </w:r>
+      <w:r>
+        <w:t>(</w:t>
+      </w:r>
+      <w:r>
+        <w:rPr>
+          <w:lang w:val="en-US"/>
+        </w:rPr>
+        <w:t>network</w:t>
+      </w:r>
+      <w:r>
+        <w:t xml:space="preserve">) </w:t>
+      </w:r>
+      <w:r>
+        <w:t xml:space="preserve">та </w:t>
+      </w:r>
+      <w:r>
+        <w:t>збір статистики по факультетах/студентах(</w:t>
+      </w:r>
+      <w:r>
+        <w:rPr>
+          <w:lang w:val="en-US"/>
+        </w:rPr>
+        <w:t>dto</w:t>
+      </w:r>
+      <w:r>
+        <w:t>)</w:t>
       </w:r>
     </w:p>
     <w:p>
@@ -494,67 +727,7 @@
         <w:ind w:left="360" w:firstLine="348"/>
       </w:pPr>
       <w:r>
-        <w:t>Безпе</w:t>
-      </w:r>
-      <w:r>
-        <w:t xml:space="preserve">чний </w:t>
-      </w:r>
-      <w:r>
-        <w:t>доступ: Захищений вхід</w:t>
-      </w:r>
-      <w:r>
-        <w:t xml:space="preserve"> з логіном і паролем, та можливістю</w:t>
-      </w:r>
-      <w:r>
-        <w:t xml:space="preserve"> блокува</w:t>
-      </w:r>
-      <w:r>
-        <w:t xml:space="preserve">ти зайвих </w:t>
-      </w:r>
-      <w:r>
-        <w:t xml:space="preserve">користувачів. </w:t>
-      </w:r>
-      <w:r>
-        <w:t>Звичайні к</w:t>
-      </w:r>
-      <w:r>
-        <w:t>ористувачі мають доступ лише до звітів</w:t>
-      </w:r>
-      <w:r>
-        <w:t xml:space="preserve"> та пошуків, </w:t>
-      </w:r>
-      <w:r>
-        <w:t xml:space="preserve">Менеджери </w:t>
-      </w:r>
-      <w:r>
-        <w:t xml:space="preserve">ж </w:t>
-      </w:r>
-      <w:r>
-        <w:t>можуть керувати даними</w:t>
-      </w:r>
-      <w:r>
-        <w:t>, а</w:t>
-      </w:r>
-      <w:r>
-        <w:t xml:space="preserve"> Адміністратори </w:t>
-      </w:r>
-      <w:r>
-        <w:t xml:space="preserve">можуть </w:t>
-      </w:r>
-      <w:r>
-        <w:t>керу</w:t>
-      </w:r>
-      <w:r>
-        <w:t>вати</w:t>
-      </w:r>
-      <w:r>
-        <w:t xml:space="preserve"> системою та </w:t>
-      </w:r>
-      <w:r>
-        <w:t xml:space="preserve">іншими </w:t>
-      </w:r>
-      <w:r>
-        <w:t>користувачами.</w:t>
+        <w:t>Безпечний доступ: Захищений вхід з логіном і паролем, та можливістю блокувати користувачів. Звичайні користувачі мають доступ лише до звітів та пошуків, Менеджери ж можуть керувати даними, а Адміністратори можуть керувати системою та іншими користувачами.</w:t>
       </w:r>
     </w:p>
     <w:p>
@@ -562,7 +735,46 @@
         <w:ind w:left="360"/>
       </w:pPr>
       <w:r>
-        <w:t xml:space="preserve">    Керування структурою: Створення факультетів, кафедр, прив'язка завідувачів та деканів.</w:t>
+        <w:t xml:space="preserve">    Керування структурою: </w:t>
+      </w:r>
+      <w:r>
+        <w:t>Ви можете с</w:t>
+      </w:r>
+      <w:r>
+        <w:t>твор</w:t>
+      </w:r>
+      <w:r>
+        <w:t xml:space="preserve">ювати </w:t>
+      </w:r>
+      <w:r>
+        <w:t>факультет</w:t>
+      </w:r>
+      <w:r>
+        <w:t>и</w:t>
+      </w:r>
+      <w:r>
+        <w:t>, кафедр</w:t>
+      </w:r>
+      <w:r>
+        <w:t>и,</w:t>
+      </w:r>
+      <w:r>
+        <w:t xml:space="preserve"> встановлювати</w:t>
+      </w:r>
+      <w:r>
+        <w:t xml:space="preserve"> деканів</w:t>
+      </w:r>
+      <w:r>
+        <w:t xml:space="preserve"> </w:t>
+      </w:r>
+      <w:r>
+        <w:t xml:space="preserve">факультетів </w:t>
+      </w:r>
+      <w:r>
+        <w:t>або глав кафедр</w:t>
+      </w:r>
+      <w:r>
+        <w:t>.</w:t>
       </w:r>
     </w:p>
     <w:p>
@@ -570,7 +782,19 @@
         <w:ind w:left="360"/>
       </w:pPr>
       <w:r>
-        <w:t xml:space="preserve">    Каскадне видалення: Реалізовано безпечне видалення факультетів та кафедр (разом із автоматичним видаленням усіх пов'язаних викладачів та студентів із запитом на підтвердження).</w:t>
+        <w:t xml:space="preserve">    Сортування та фільтрація (Stream API): </w:t>
+      </w:r>
+      <w:r>
+        <w:t>Багато різних</w:t>
+      </w:r>
+      <w:r>
+        <w:t xml:space="preserve"> алгоритмів сортування, включаючи групування студентів та викладачів </w:t>
+      </w:r>
+      <w:r>
+        <w:t xml:space="preserve">з окремих </w:t>
+      </w:r>
+      <w:r>
+        <w:t>кафедр в алфавітному порядку.</w:t>
       </w:r>
     </w:p>
     <w:p>
@@ -578,7 +802,34 @@
         <w:ind w:left="360"/>
       </w:pPr>
       <w:r>
-        <w:t xml:space="preserve">    Сортування та фільтрація (Stream API): 9 унікальних алгоритмів сортування, включаючи складне групування студентів та викладачів по кафедрах в алфавітному порядку.</w:t>
+        <w:t xml:space="preserve">Фонове автозбереження: Дані автоматично серіалізуються у </w:t>
+      </w:r>
+      <w:r>
+        <w:rPr>
+          <w:lang w:val="en-US"/>
+        </w:rPr>
+        <w:t>JSON</w:t>
+      </w:r>
+      <w:r>
+        <w:t xml:space="preserve"> кожні 60 секунд за допомогою потоку-демона (</w:t>
+      </w:r>
+      <w:r>
+        <w:rPr>
+          <w:lang w:val="en-US"/>
+        </w:rPr>
+        <w:t>Daemon</w:t>
+      </w:r>
+      <w:r>
+        <w:t xml:space="preserve"> </w:t>
+      </w:r>
+      <w:r>
+        <w:rPr>
+          <w:lang w:val="en-US"/>
+        </w:rPr>
+        <w:t>Thread</w:t>
+      </w:r>
+      <w:r>
+        <w:t>).</w:t>
       </w:r>
     </w:p>
     <w:p>
@@ -586,7 +837,63 @@
         <w:ind w:left="360"/>
       </w:pPr>
       <w:r>
-        <w:t xml:space="preserve">    Фонове автозбереження: Дані автоматично серіалізуються у JSON кожні 60 секунд за допомогою потоку-демона (Daemon Thread).</w:t>
+        <w:lastRenderedPageBreak/>
+        <w:t xml:space="preserve">    </w:t>
+      </w:r>
+      <w:r>
+        <w:rPr>
+          <w:noProof/>
+          <w:sz w:val="36"/>
+          <w:szCs w:val="36"/>
+        </w:rPr>
+        <w:drawing>
+          <wp:inline distT="0" distB="0" distL="0" distR="0" wp14:anchorId="06113532" wp14:editId="58D1704C">
+            <wp:extent cx="3227705" cy="9239250"/>
+            <wp:effectExtent l="0" t="0" r="0" b="0"/>
+            <wp:docPr id="1777329147" name="Рисунок 1" descr="Изображение выглядит как снимок экрана, текст, программное обеспечение&#10;&#10;Содержимое, созданное искусственным интеллектом, может быть неверным."/>
+            <wp:cNvGraphicFramePr>
+              <a:graphicFrameLocks xmlns:a="http://schemas.openxmlformats.org/drawingml/2006/main" noChangeAspect="1"/>
+            </wp:cNvGraphicFramePr>
+            <a:graphic xmlns:a="http://schemas.openxmlformats.org/drawingml/2006/main">
+              <a:graphicData uri="http://schemas.openxmlformats.org/drawingml/2006/picture">
+                <pic:pic xmlns:pic="http://schemas.openxmlformats.org/drawingml/2006/picture">
+                  <pic:nvPicPr>
+                    <pic:cNvPr id="1777329147" name="Рисунок 1" descr="Изображение выглядит как снимок экрана, текст, программное обеспечение&#10;&#10;Содержимое, созданное искусственным интеллектом, может быть неверным."/>
+                    <pic:cNvPicPr>
+                      <a:picLocks noChangeAspect="1" noChangeArrowheads="1"/>
+                    </pic:cNvPicPr>
+                  </pic:nvPicPr>
+                  <pic:blipFill>
+                    <a:blip r:embed="rId7" cstate="print">
+                      <a:extLst>
+                        <a:ext uri="{28A0092B-C50C-407E-A947-70E740481C1C}">
+                          <a14:useLocalDpi xmlns:a14="http://schemas.microsoft.com/office/drawing/2010/main" val="0"/>
+                        </a:ext>
+                      </a:extLst>
+                    </a:blip>
+                    <a:srcRect/>
+                    <a:stretch>
+                      <a:fillRect/>
+                    </a:stretch>
+                  </pic:blipFill>
+                  <pic:spPr bwMode="auto">
+                    <a:xfrm>
+                      <a:off x="0" y="0"/>
+                      <a:ext cx="3227705" cy="9239250"/>
+                    </a:xfrm>
+                    <a:prstGeom prst="rect">
+                      <a:avLst/>
+                    </a:prstGeom>
+                    <a:noFill/>
+                    <a:ln>
+                      <a:noFill/>
+                    </a:ln>
+                  </pic:spPr>
+                </pic:pic>
+              </a:graphicData>
+            </a:graphic>
+          </wp:inline>
+        </w:drawing>
       </w:r>
     </w:p>
     <w:sectPr>

--- a/Звіт.docx
+++ b/Звіт.docx
@@ -6,12 +6,14 @@
       <w:pPr>
         <w:jc w:val="center"/>
         <w:rPr>
+          <w:rFonts w:cstheme="minorHAnsi"/>
           <w:sz w:val="36"/>
           <w:szCs w:val="36"/>
         </w:rPr>
       </w:pPr>
       <w:r>
         <w:rPr>
+          <w:rFonts w:cstheme="minorHAnsi"/>
           <w:sz w:val="36"/>
           <w:szCs w:val="36"/>
         </w:rPr>
@@ -22,12 +24,14 @@
       <w:pPr>
         <w:jc w:val="center"/>
         <w:rPr>
+          <w:rFonts w:cstheme="minorHAnsi"/>
           <w:sz w:val="28"/>
           <w:szCs w:val="28"/>
         </w:rPr>
       </w:pPr>
       <w:r>
         <w:rPr>
+          <w:rFonts w:cstheme="minorHAnsi"/>
           <w:sz w:val="28"/>
           <w:szCs w:val="28"/>
         </w:rPr>
@@ -38,12 +42,14 @@
       <w:pPr>
         <w:jc w:val="center"/>
         <w:rPr>
+          <w:rFonts w:cstheme="minorHAnsi"/>
           <w:sz w:val="28"/>
           <w:szCs w:val="28"/>
         </w:rPr>
       </w:pPr>
       <w:r>
         <w:rPr>
+          <w:rFonts w:cstheme="minorHAnsi"/>
           <w:sz w:val="28"/>
           <w:szCs w:val="28"/>
         </w:rPr>
@@ -54,12 +60,14 @@
       <w:pPr>
         <w:jc w:val="center"/>
         <w:rPr>
+          <w:rFonts w:cstheme="minorHAnsi"/>
           <w:sz w:val="28"/>
           <w:szCs w:val="28"/>
         </w:rPr>
       </w:pPr>
       <w:r>
         <w:rPr>
+          <w:rFonts w:cstheme="minorHAnsi"/>
           <w:noProof/>
           <w:sz w:val="20"/>
           <w:szCs w:val="20"/>
@@ -82,7 +90,7 @@
                     </pic:cNvPicPr>
                   </pic:nvPicPr>
                   <pic:blipFill>
-                    <a:blip r:embed="rId5" cstate="print">
+                    <a:blip r:embed="rId8" cstate="print">
                       <a:extLst>
                         <a:ext uri="{28A0092B-C50C-407E-A947-70E740481C1C}">
                           <a14:useLocalDpi xmlns:a14="http://schemas.microsoft.com/office/drawing/2010/main" val="0"/>
@@ -118,12 +126,14 @@
       <w:pPr>
         <w:jc w:val="center"/>
         <w:rPr>
+          <w:rFonts w:cstheme="minorHAnsi"/>
           <w:sz w:val="28"/>
           <w:szCs w:val="28"/>
         </w:rPr>
       </w:pPr>
       <w:r>
         <w:rPr>
+          <w:rFonts w:cstheme="minorHAnsi"/>
           <w:sz w:val="28"/>
           <w:szCs w:val="28"/>
         </w:rPr>
@@ -134,12 +144,14 @@
       <w:pPr>
         <w:jc w:val="center"/>
         <w:rPr>
+          <w:rFonts w:cstheme="minorHAnsi"/>
           <w:sz w:val="28"/>
           <w:szCs w:val="28"/>
         </w:rPr>
       </w:pPr>
       <w:r>
         <w:rPr>
+          <w:rFonts w:cstheme="minorHAnsi"/>
           <w:sz w:val="28"/>
           <w:szCs w:val="28"/>
         </w:rPr>
@@ -150,6 +162,7 @@
       <w:pPr>
         <w:jc w:val="center"/>
         <w:rPr>
+          <w:rFonts w:cstheme="minorHAnsi"/>
           <w:b/>
           <w:bCs/>
           <w:sz w:val="44"/>
@@ -158,6 +171,7 @@
       </w:pPr>
       <w:r>
         <w:rPr>
+          <w:rFonts w:cstheme="minorHAnsi"/>
           <w:b/>
           <w:bCs/>
           <w:sz w:val="44"/>
@@ -170,6 +184,7 @@
       <w:pPr>
         <w:jc w:val="center"/>
         <w:rPr>
+          <w:rFonts w:cstheme="minorHAnsi"/>
           <w:b/>
           <w:bCs/>
           <w:sz w:val="18"/>
@@ -180,140 +195,233 @@
     <w:p>
       <w:pPr>
         <w:jc w:val="right"/>
-      </w:pPr>
-      <w:r>
+        <w:rPr>
+          <w:rFonts w:cstheme="minorHAnsi"/>
+        </w:rPr>
+      </w:pPr>
+      <w:r>
+        <w:rPr>
+          <w:rFonts w:cstheme="minorHAnsi"/>
+        </w:rPr>
         <w:t>Роботу виконали:</w:t>
       </w:r>
     </w:p>
     <w:p>
       <w:pPr>
         <w:jc w:val="right"/>
-      </w:pPr>
-      <w:r>
+        <w:rPr>
+          <w:rFonts w:cstheme="minorHAnsi"/>
+        </w:rPr>
+      </w:pPr>
+      <w:r>
+        <w:rPr>
+          <w:rFonts w:cstheme="minorHAnsi"/>
+        </w:rPr>
         <w:t>Волощенко Артем Олексійович</w:t>
       </w:r>
     </w:p>
     <w:p>
       <w:pPr>
         <w:jc w:val="right"/>
-      </w:pPr>
-      <w:r>
+        <w:rPr>
+          <w:rFonts w:cstheme="minorHAnsi"/>
+        </w:rPr>
+      </w:pPr>
+      <w:r>
+        <w:rPr>
+          <w:rFonts w:cstheme="minorHAnsi"/>
+        </w:rPr>
         <w:t>Студент 1 курсу НаУКМА</w:t>
       </w:r>
     </w:p>
     <w:p>
       <w:pPr>
         <w:jc w:val="right"/>
-      </w:pPr>
-      <w:r>
+        <w:rPr>
+          <w:rFonts w:cstheme="minorHAnsi"/>
+        </w:rPr>
+      </w:pPr>
+      <w:r>
+        <w:rPr>
+          <w:rFonts w:cstheme="minorHAnsi"/>
+        </w:rPr>
         <w:t>Факультет інформатики</w:t>
       </w:r>
     </w:p>
     <w:p>
       <w:pPr>
         <w:jc w:val="right"/>
-      </w:pPr>
-      <w:r>
+        <w:rPr>
+          <w:rFonts w:cstheme="minorHAnsi"/>
+        </w:rPr>
+      </w:pPr>
+      <w:r>
+        <w:rPr>
+          <w:rFonts w:cstheme="minorHAnsi"/>
+        </w:rPr>
         <w:t>Спеціальність:</w:t>
       </w:r>
     </w:p>
     <w:p>
       <w:pPr>
         <w:jc w:val="right"/>
-      </w:pPr>
-      <w:r>
+        <w:rPr>
+          <w:rFonts w:cstheme="minorHAnsi"/>
+        </w:rPr>
+      </w:pPr>
+      <w:r>
+        <w:rPr>
+          <w:rFonts w:cstheme="minorHAnsi"/>
+        </w:rPr>
         <w:t xml:space="preserve">Інженерія програмного </w:t>
       </w:r>
     </w:p>
     <w:p>
       <w:pPr>
         <w:jc w:val="right"/>
-      </w:pPr>
-      <w:r>
+        <w:rPr>
+          <w:rFonts w:cstheme="minorHAnsi"/>
+        </w:rPr>
+      </w:pPr>
+      <w:r>
+        <w:rPr>
+          <w:rFonts w:cstheme="minorHAnsi"/>
+        </w:rPr>
         <w:t>забезпечення гр. 6</w:t>
       </w:r>
     </w:p>
     <w:p>
       <w:pPr>
         <w:jc w:val="right"/>
+        <w:rPr>
+          <w:rFonts w:cstheme="minorHAnsi"/>
+        </w:rPr>
       </w:pPr>
     </w:p>
     <w:p>
       <w:pPr>
         <w:jc w:val="right"/>
-      </w:pPr>
-      <w:r>
+        <w:rPr>
+          <w:rFonts w:cstheme="minorHAnsi"/>
+        </w:rPr>
+      </w:pPr>
+      <w:r>
+        <w:rPr>
+          <w:rFonts w:cstheme="minorHAnsi"/>
+        </w:rPr>
         <w:t>Ображей Олександр Валерійович</w:t>
       </w:r>
     </w:p>
     <w:p>
       <w:pPr>
         <w:jc w:val="right"/>
-      </w:pPr>
-      <w:r>
+        <w:rPr>
+          <w:rFonts w:cstheme="minorHAnsi"/>
+        </w:rPr>
+      </w:pPr>
+      <w:r>
+        <w:rPr>
+          <w:rFonts w:cstheme="minorHAnsi"/>
+        </w:rPr>
         <w:t>Студент 1 курсу НаУКМА</w:t>
       </w:r>
     </w:p>
     <w:p>
       <w:pPr>
         <w:jc w:val="right"/>
-      </w:pPr>
-      <w:r>
+        <w:rPr>
+          <w:rFonts w:cstheme="minorHAnsi"/>
+        </w:rPr>
+      </w:pPr>
+      <w:r>
+        <w:rPr>
+          <w:rFonts w:cstheme="minorHAnsi"/>
+        </w:rPr>
         <w:t>Факультет інформатики</w:t>
       </w:r>
     </w:p>
     <w:p>
       <w:pPr>
         <w:jc w:val="right"/>
-      </w:pPr>
-      <w:r>
+        <w:rPr>
+          <w:rFonts w:cstheme="minorHAnsi"/>
+        </w:rPr>
+      </w:pPr>
+      <w:r>
+        <w:rPr>
+          <w:rFonts w:cstheme="minorHAnsi"/>
+        </w:rPr>
         <w:t>Спеціальність:</w:t>
       </w:r>
     </w:p>
     <w:p>
       <w:pPr>
         <w:jc w:val="right"/>
-      </w:pPr>
-      <w:r>
+        <w:rPr>
+          <w:rFonts w:cstheme="minorHAnsi"/>
+        </w:rPr>
+      </w:pPr>
+      <w:r>
+        <w:rPr>
+          <w:rFonts w:cstheme="minorHAnsi"/>
+        </w:rPr>
         <w:t xml:space="preserve">Інженерія програмного </w:t>
       </w:r>
     </w:p>
     <w:p>
       <w:pPr>
         <w:jc w:val="right"/>
-      </w:pPr>
-      <w:r>
+        <w:rPr>
+          <w:rFonts w:cstheme="minorHAnsi"/>
+        </w:rPr>
+      </w:pPr>
+      <w:r>
+        <w:rPr>
+          <w:rFonts w:cstheme="minorHAnsi"/>
+        </w:rPr>
         <w:t>забезпечення гр. 6</w:t>
       </w:r>
     </w:p>
     <w:p>
       <w:pPr>
         <w:jc w:val="right"/>
+        <w:rPr>
+          <w:rFonts w:cstheme="minorHAnsi"/>
+        </w:rPr>
       </w:pPr>
     </w:p>
     <w:p>
       <w:pPr>
         <w:jc w:val="right"/>
-      </w:pPr>
-      <w:r>
+        <w:rPr>
+          <w:rFonts w:cstheme="minorHAnsi"/>
+        </w:rPr>
+      </w:pPr>
+      <w:r>
+        <w:rPr>
+          <w:rFonts w:cstheme="minorHAnsi"/>
+        </w:rPr>
         <w:t xml:space="preserve">Викладач: </w:t>
       </w:r>
       <w:r>
+        <w:rPr>
+          <w:rFonts w:cstheme="minorHAnsi"/>
+        </w:rPr>
         <w:t>Пєчкурова Олена Миколаївна</w:t>
       </w:r>
     </w:p>
     <w:p>
       <w:pPr>
         <w:jc w:val="center"/>
-      </w:pPr>
-      <w:r>
-        <w:t xml:space="preserve">Київ </w:t>
-      </w:r>
-      <w:r>
-        <w:t>–</w:t>
-      </w:r>
-      <w:r>
-        <w:t xml:space="preserve"> 2026</w:t>
+        <w:rPr>
+          <w:rFonts w:cstheme="minorHAnsi"/>
+        </w:rPr>
+      </w:pPr>
+      <w:r>
+        <w:rPr>
+          <w:rFonts w:cstheme="minorHAnsi"/>
+        </w:rPr>
+        <w:t>Київ – 2026</w:t>
       </w:r>
     </w:p>
     <w:p>
@@ -324,8 +432,14 @@
           <w:numId w:val="1"/>
         </w:numPr>
         <w:jc w:val="center"/>
-      </w:pPr>
-      <w:r>
+        <w:rPr>
+          <w:rFonts w:cstheme="minorHAnsi"/>
+        </w:rPr>
+      </w:pPr>
+      <w:r>
+        <w:rPr>
+          <w:rFonts w:cstheme="minorHAnsi"/>
+        </w:rPr>
         <w:lastRenderedPageBreak/>
         <w:t>Постановка задачі</w:t>
       </w:r>
@@ -333,34 +447,54 @@
     <w:p>
       <w:pPr>
         <w:ind w:left="360"/>
-      </w:pPr>
-      <w:r>
+        <w:rPr>
+          <w:rFonts w:cstheme="minorHAnsi"/>
+        </w:rPr>
+      </w:pPr>
+      <w:r>
+        <w:rPr>
+          <w:rFonts w:cstheme="minorHAnsi"/>
+        </w:rPr>
         <w:t xml:space="preserve">Метою проєкту було створити систему електронного реєстру Університету, с можливістю управління з консольного інтерфейсу, яка буде показувати знання курсу </w:t>
       </w:r>
       <w:r>
         <w:rPr>
+          <w:rFonts w:cstheme="minorHAnsi"/>
           <w:lang w:val="en-US"/>
         </w:rPr>
         <w:t>Advanced</w:t>
       </w:r>
       <w:r>
+        <w:rPr>
+          <w:rFonts w:cstheme="minorHAnsi"/>
+        </w:rPr>
         <w:t xml:space="preserve"> </w:t>
       </w:r>
       <w:r>
         <w:rPr>
+          <w:rFonts w:cstheme="minorHAnsi"/>
           <w:lang w:val="en-US"/>
         </w:rPr>
         <w:t>Java</w:t>
       </w:r>
       <w:r>
+        <w:rPr>
+          <w:rFonts w:cstheme="minorHAnsi"/>
+        </w:rPr>
         <w:t>.</w:t>
       </w:r>
     </w:p>
     <w:p>
       <w:pPr>
         <w:pStyle w:val="a7"/>
-      </w:pPr>
-      <w:r>
+        <w:rPr>
+          <w:rFonts w:cstheme="minorHAnsi"/>
+        </w:rPr>
+      </w:pPr>
+      <w:r>
+        <w:rPr>
+          <w:rFonts w:cstheme="minorHAnsi"/>
+        </w:rPr>
         <w:t xml:space="preserve"> </w:t>
       </w:r>
     </w:p>
@@ -372,17 +506,32 @@
           <w:numId w:val="1"/>
         </w:numPr>
         <w:jc w:val="center"/>
-      </w:pPr>
-      <w:r>
+        <w:rPr>
+          <w:rFonts w:cstheme="minorHAnsi"/>
+        </w:rPr>
+      </w:pPr>
+      <w:r>
+        <w:rPr>
+          <w:rFonts w:cstheme="minorHAnsi"/>
+        </w:rPr>
         <w:t>Розподіл роле</w:t>
       </w:r>
       <w:r>
+        <w:rPr>
+          <w:rFonts w:cstheme="minorHAnsi"/>
+        </w:rPr>
         <w:t>й</w:t>
       </w:r>
     </w:p>
     <w:p>
-      <w:r>
-        <w:rPr>
+      <w:pPr>
+        <w:rPr>
+          <w:rFonts w:cstheme="minorHAnsi"/>
+        </w:rPr>
+      </w:pPr>
+      <w:r>
+        <w:rPr>
+          <w:rFonts w:cstheme="minorHAnsi"/>
           <w:noProof/>
         </w:rPr>
         <w:drawing>
@@ -401,7 +550,7 @@
                     <pic:cNvPicPr/>
                   </pic:nvPicPr>
                   <pic:blipFill>
-                    <a:blip r:embed="rId6"/>
+                    <a:blip r:embed="rId9"/>
                     <a:stretch>
                       <a:fillRect/>
                     </a:stretch>
@@ -423,290 +572,639 @@
       </w:r>
     </w:p>
     <w:p>
-      <w:r>
+      <w:pPr>
+        <w:rPr>
+          <w:rFonts w:cstheme="minorHAnsi"/>
+        </w:rPr>
+      </w:pPr>
+      <w:r>
+        <w:rPr>
+          <w:rFonts w:cstheme="minorHAnsi"/>
+        </w:rPr>
         <w:t>Волощенко Артем:</w:t>
       </w:r>
     </w:p>
     <w:p>
       <w:pPr>
         <w:ind w:firstLine="708"/>
-      </w:pPr>
-      <w:r>
+        <w:rPr>
+          <w:rFonts w:cstheme="minorHAnsi"/>
+        </w:rPr>
+      </w:pPr>
+      <w:r>
+        <w:rPr>
+          <w:rFonts w:cstheme="minorHAnsi"/>
+        </w:rPr>
         <w:t>Відповідальний за логіку проекту</w:t>
       </w:r>
       <w:r>
+        <w:rPr>
+          <w:rFonts w:cstheme="minorHAnsi"/>
+        </w:rPr>
         <w:t>(</w:t>
       </w:r>
       <w:r>
         <w:rPr>
+          <w:rFonts w:cstheme="minorHAnsi"/>
           <w:lang w:val="en-US"/>
         </w:rPr>
         <w:t>utils</w:t>
       </w:r>
       <w:r>
+        <w:rPr>
+          <w:rFonts w:cstheme="minorHAnsi"/>
+        </w:rPr>
         <w:t>)</w:t>
       </w:r>
       <w:r>
+        <w:rPr>
+          <w:rFonts w:cstheme="minorHAnsi"/>
+        </w:rPr>
+        <w:t xml:space="preserve">, </w:t>
+      </w:r>
+      <w:r>
+        <w:rPr>
+          <w:rFonts w:cstheme="minorHAnsi"/>
+        </w:rPr>
+        <w:t xml:space="preserve">включно з </w:t>
+      </w:r>
+      <w:r>
+        <w:rPr>
+          <w:rFonts w:cstheme="minorHAnsi"/>
+        </w:rPr>
+        <w:t>колекціями даних для прискорення пошуків(</w:t>
+      </w:r>
+      <w:r>
+        <w:rPr>
+          <w:rFonts w:cstheme="minorHAnsi"/>
+          <w:lang w:val="en-US"/>
+        </w:rPr>
+        <w:t>SearchService</w:t>
+      </w:r>
+      <w:r>
+        <w:rPr>
+          <w:rFonts w:cstheme="minorHAnsi"/>
+        </w:rPr>
+        <w:t>)</w:t>
+      </w:r>
+      <w:r>
+        <w:rPr>
+          <w:rFonts w:cstheme="minorHAnsi"/>
+        </w:rPr>
+        <w:t xml:space="preserve"> та </w:t>
+      </w:r>
+      <w:r>
+        <w:rPr>
+          <w:rFonts w:cstheme="minorHAnsi"/>
+        </w:rPr>
+        <w:t>Валідацією вводу(</w:t>
+      </w:r>
+      <w:r>
+        <w:rPr>
+          <w:rFonts w:cstheme="minorHAnsi"/>
+          <w:lang w:val="en-US"/>
+        </w:rPr>
+        <w:t>InputHandler</w:t>
+      </w:r>
+      <w:r>
+        <w:rPr>
+          <w:rFonts w:cstheme="minorHAnsi"/>
+        </w:rPr>
+        <w:t>)</w:t>
+      </w:r>
+      <w:r>
+        <w:rPr>
+          <w:rFonts w:cstheme="minorHAnsi"/>
+        </w:rPr>
         <w:t>, більшість пошукових та сортувальних операцій</w:t>
       </w:r>
       <w:r>
+        <w:rPr>
+          <w:rFonts w:cstheme="minorHAnsi"/>
+        </w:rPr>
         <w:t>(</w:t>
       </w:r>
       <w:r>
         <w:rPr>
+          <w:rFonts w:cstheme="minorHAnsi"/>
           <w:lang w:val="en-US"/>
         </w:rPr>
         <w:t>Main</w:t>
       </w:r>
       <w:r>
+        <w:rPr>
+          <w:rFonts w:cstheme="minorHAnsi"/>
+        </w:rPr>
         <w:t>)</w:t>
       </w:r>
       <w:r>
+        <w:rPr>
+          <w:rFonts w:cstheme="minorHAnsi"/>
+        </w:rPr>
         <w:t xml:space="preserve"> за допомогою </w:t>
       </w:r>
       <w:r>
         <w:rPr>
+          <w:rFonts w:cstheme="minorHAnsi"/>
           <w:lang w:val="en-US"/>
         </w:rPr>
         <w:t>Stream</w:t>
       </w:r>
       <w:r>
+        <w:rPr>
+          <w:rFonts w:cstheme="minorHAnsi"/>
+        </w:rPr>
         <w:t xml:space="preserve"> </w:t>
       </w:r>
       <w:r>
         <w:rPr>
+          <w:rFonts w:cstheme="minorHAnsi"/>
           <w:lang w:val="en-US"/>
         </w:rPr>
         <w:t>API</w:t>
       </w:r>
       <w:r>
+        <w:rPr>
+          <w:rFonts w:cstheme="minorHAnsi"/>
+        </w:rPr>
         <w:t>, створеннях власних помилок</w:t>
       </w:r>
       <w:r>
+        <w:rPr>
+          <w:rFonts w:cstheme="minorHAnsi"/>
+        </w:rPr>
         <w:t>(</w:t>
       </w:r>
       <w:r>
         <w:rPr>
+          <w:rFonts w:cstheme="minorHAnsi"/>
           <w:lang w:val="en-US"/>
         </w:rPr>
         <w:t>exceptions</w:t>
       </w:r>
       <w:r>
+        <w:rPr>
+          <w:rFonts w:cstheme="minorHAnsi"/>
+        </w:rPr>
         <w:t>)</w:t>
       </w:r>
       <w:r>
+        <w:rPr>
+          <w:rFonts w:cstheme="minorHAnsi"/>
+        </w:rPr>
         <w:t xml:space="preserve"> та налаштування системи логування за допомогою </w:t>
       </w:r>
       <w:r>
         <w:rPr>
+          <w:rFonts w:cstheme="minorHAnsi"/>
           <w:lang w:val="en-US"/>
         </w:rPr>
         <w:t>SLF</w:t>
       </w:r>
       <w:r>
+        <w:rPr>
+          <w:rFonts w:cstheme="minorHAnsi"/>
+        </w:rPr>
         <w:t>4</w:t>
       </w:r>
       <w:r>
         <w:rPr>
+          <w:rFonts w:cstheme="minorHAnsi"/>
           <w:lang w:val="en-US"/>
         </w:rPr>
         <w:t>J</w:t>
       </w:r>
       <w:r>
+        <w:rPr>
+          <w:rFonts w:cstheme="minorHAnsi"/>
+        </w:rPr>
         <w:t xml:space="preserve"> + </w:t>
       </w:r>
       <w:r>
         <w:rPr>
+          <w:rFonts w:cstheme="minorHAnsi"/>
           <w:lang w:val="en-US"/>
         </w:rPr>
         <w:t>Log</w:t>
       </w:r>
       <w:r>
+        <w:rPr>
+          <w:rFonts w:cstheme="minorHAnsi"/>
+        </w:rPr>
         <w:t>4</w:t>
       </w:r>
       <w:r>
         <w:rPr>
+          <w:rFonts w:cstheme="minorHAnsi"/>
           <w:lang w:val="en-US"/>
         </w:rPr>
         <w:t>J</w:t>
       </w:r>
       <w:r>
+        <w:rPr>
+          <w:rFonts w:cstheme="minorHAnsi"/>
+        </w:rPr>
         <w:t>2</w:t>
       </w:r>
       <w:r>
+        <w:rPr>
+          <w:rFonts w:cstheme="minorHAnsi"/>
+        </w:rPr>
         <w:t>(</w:t>
       </w:r>
       <w:r>
         <w:rPr>
+          <w:rFonts w:cstheme="minorHAnsi"/>
           <w:lang w:val="en-US"/>
         </w:rPr>
         <w:t>log</w:t>
       </w:r>
       <w:r>
+        <w:rPr>
+          <w:rFonts w:cstheme="minorHAnsi"/>
+        </w:rPr>
         <w:t>4</w:t>
       </w:r>
       <w:r>
         <w:rPr>
+          <w:rFonts w:cstheme="minorHAnsi"/>
           <w:lang w:val="en-US"/>
         </w:rPr>
         <w:t>j</w:t>
       </w:r>
       <w:r>
+        <w:rPr>
+          <w:rFonts w:cstheme="minorHAnsi"/>
+        </w:rPr>
         <w:t>2.</w:t>
       </w:r>
       <w:r>
         <w:rPr>
+          <w:rFonts w:cstheme="minorHAnsi"/>
           <w:lang w:val="en-US"/>
         </w:rPr>
         <w:t>xml</w:t>
       </w:r>
       <w:r>
+        <w:rPr>
+          <w:rFonts w:cstheme="minorHAnsi"/>
+        </w:rPr>
         <w:t>)</w:t>
       </w:r>
       <w:r>
-        <w:t xml:space="preserve">. Також реалізував імпорт/експорт у </w:t>
-      </w:r>
-      <w:r>
-        <w:t>.</w:t>
-      </w:r>
-      <w:r>
-        <w:rPr>
+        <w:rPr>
+          <w:rFonts w:cstheme="minorHAnsi"/>
+        </w:rPr>
+        <w:t>. Також реалізував імпорт/експорт у .</w:t>
+      </w:r>
+      <w:r>
+        <w:rPr>
+          <w:rFonts w:cstheme="minorHAnsi"/>
           <w:lang w:val="en-US"/>
         </w:rPr>
         <w:t>json</w:t>
       </w:r>
       <w:r>
+        <w:rPr>
+          <w:rFonts w:cstheme="minorHAnsi"/>
+        </w:rPr>
         <w:t xml:space="preserve"> файл</w:t>
       </w:r>
       <w:r>
+        <w:rPr>
+          <w:rFonts w:cstheme="minorHAnsi"/>
+        </w:rPr>
         <w:t xml:space="preserve">() за допомогою </w:t>
       </w:r>
       <w:r>
         <w:rPr>
+          <w:rFonts w:cstheme="minorHAnsi"/>
           <w:lang w:val="en-US"/>
         </w:rPr>
         <w:t>Jackson</w:t>
       </w:r>
       <w:r>
+        <w:rPr>
+          <w:rFonts w:cstheme="minorHAnsi"/>
+        </w:rPr>
         <w:t xml:space="preserve"> + </w:t>
       </w:r>
       <w:r>
         <w:rPr>
+          <w:rFonts w:cstheme="minorHAnsi"/>
           <w:lang w:val="en-US"/>
         </w:rPr>
         <w:t>NIO</w:t>
       </w:r>
       <w:r>
+        <w:rPr>
+          <w:rFonts w:cstheme="minorHAnsi"/>
+        </w:rPr>
         <w:t xml:space="preserve"> та написав тестування на </w:t>
       </w:r>
       <w:r>
         <w:rPr>
+          <w:rFonts w:cstheme="minorHAnsi"/>
           <w:lang w:val="en-US"/>
         </w:rPr>
         <w:t>J</w:t>
       </w:r>
       <w:r>
         <w:rPr>
+          <w:rFonts w:cstheme="minorHAnsi"/>
           <w:lang w:val="en-US"/>
         </w:rPr>
         <w:t>u</w:t>
       </w:r>
       <w:r>
         <w:rPr>
+          <w:rFonts w:cstheme="minorHAnsi"/>
           <w:lang w:val="en-US"/>
         </w:rPr>
         <w:t>nit</w:t>
       </w:r>
       <w:r>
+        <w:rPr>
+          <w:rFonts w:cstheme="minorHAnsi"/>
+        </w:rPr>
         <w:t>(../</w:t>
       </w:r>
       <w:r>
         <w:rPr>
+          <w:rFonts w:cstheme="minorHAnsi"/>
           <w:lang w:val="en-US"/>
         </w:rPr>
         <w:t>tests</w:t>
       </w:r>
       <w:r>
+        <w:rPr>
+          <w:rFonts w:cstheme="minorHAnsi"/>
+        </w:rPr>
         <w:t>/)</w:t>
       </w:r>
       <w:r>
+        <w:rPr>
+          <w:rFonts w:cstheme="minorHAnsi"/>
+        </w:rPr>
         <w:t xml:space="preserve">. </w:t>
       </w:r>
     </w:p>
     <w:p>
-      <w:r>
+      <w:pPr>
+        <w:rPr>
+          <w:rFonts w:cstheme="minorHAnsi"/>
+        </w:rPr>
+      </w:pPr>
+      <w:r>
+        <w:rPr>
+          <w:rFonts w:cstheme="minorHAnsi"/>
+        </w:rPr>
         <w:t xml:space="preserve">Ображей Олександр: </w:t>
       </w:r>
     </w:p>
     <w:p>
-      <w:r>
+      <w:pPr>
+        <w:rPr>
+          <w:rFonts w:eastAsia="Calibri" w:cstheme="minorHAnsi"/>
+        </w:rPr>
+      </w:pPr>
+      <w:r>
+        <w:rPr>
+          <w:rFonts w:cstheme="minorHAnsi"/>
+        </w:rPr>
         <w:tab/>
       </w:r>
       <w:r>
+        <w:rPr>
+          <w:rFonts w:cstheme="minorHAnsi"/>
+        </w:rPr>
         <w:t>Створив більшість сутностей проєкту(</w:t>
       </w:r>
       <w:r>
         <w:rPr>
+          <w:rFonts w:cstheme="minorHAnsi"/>
           <w:lang w:val="en-US"/>
         </w:rPr>
         <w:t>models</w:t>
       </w:r>
       <w:r>
-        <w:t>), рольовий доступ до реєстру</w:t>
-      </w:r>
-      <w:r>
-        <w:t xml:space="preserve"> </w:t>
-      </w:r>
-      <w:r>
-        <w:t>та встановив розподіл можливостей між різними рівнями прав доступу</w:t>
-      </w:r>
-      <w:r>
+        <w:rPr>
+          <w:rFonts w:cstheme="minorHAnsi"/>
+        </w:rPr>
+        <w:t>), рольовий доступ до реєстру та встановив розподіл можливостей між різними рівнями прав доступу</w:t>
+      </w:r>
+      <w:r>
+        <w:rPr>
+          <w:rFonts w:cstheme="minorHAnsi"/>
+        </w:rPr>
         <w:t>(auth)</w:t>
       </w:r>
       <w:r>
+        <w:rPr>
+          <w:rFonts w:cstheme="minorHAnsi"/>
+        </w:rPr>
         <w:t xml:space="preserve">. </w:t>
       </w:r>
       <w:r>
+        <w:rPr>
+          <w:rFonts w:cstheme="minorHAnsi"/>
+        </w:rPr>
         <w:t xml:space="preserve">Реалізував мережевий </w:t>
       </w:r>
       <w:r>
         <w:rPr>
+          <w:rFonts w:cstheme="minorHAnsi"/>
           <w:lang w:val="en-US"/>
         </w:rPr>
         <w:t>TCP</w:t>
       </w:r>
       <w:r>
+        <w:rPr>
+          <w:rFonts w:cstheme="minorHAnsi"/>
+        </w:rPr>
         <w:t xml:space="preserve"> клієнт</w:t>
       </w:r>
       <w:r>
-        <w:t xml:space="preserve"> </w:t>
-      </w:r>
-      <w:r>
-        <w:t>(</w:t>
-      </w:r>
-      <w:r>
-        <w:rPr>
+        <w:rPr>
+          <w:rFonts w:cstheme="minorHAnsi"/>
+        </w:rPr>
+        <w:t xml:space="preserve"> (</w:t>
+      </w:r>
+      <w:r>
+        <w:rPr>
+          <w:rFonts w:cstheme="minorHAnsi"/>
           <w:lang w:val="en-US"/>
         </w:rPr>
         <w:t>network</w:t>
       </w:r>
       <w:r>
-        <w:t xml:space="preserve">) </w:t>
-      </w:r>
-      <w:r>
-        <w:t xml:space="preserve">та </w:t>
-      </w:r>
-      <w:r>
+        <w:rPr>
+          <w:rFonts w:cstheme="minorHAnsi"/>
+        </w:rPr>
+        <w:t xml:space="preserve">) та </w:t>
+      </w:r>
+      <w:r>
+        <w:rPr>
+          <w:rFonts w:cstheme="minorHAnsi"/>
+        </w:rPr>
         <w:t>збір статистики по факультетах/студентах(</w:t>
       </w:r>
       <w:r>
         <w:rPr>
+          <w:rFonts w:cstheme="minorHAnsi"/>
           <w:lang w:val="en-US"/>
         </w:rPr>
         <w:t>dto</w:t>
       </w:r>
       <w:r>
+        <w:rPr>
+          <w:rFonts w:cstheme="minorHAnsi"/>
+        </w:rPr>
         <w:t>)</w:t>
+      </w:r>
+      <w:r>
+        <w:rPr>
+          <w:rFonts w:cstheme="minorHAnsi"/>
+        </w:rPr>
+        <w:t xml:space="preserve">. Додав </w:t>
+      </w:r>
+      <w:r>
+        <w:rPr>
+          <w:rFonts w:cstheme="minorHAnsi"/>
+          <w:lang w:val="en-US"/>
+        </w:rPr>
+        <w:t>Lombok</w:t>
+      </w:r>
+      <w:r>
+        <w:rPr>
+          <w:rFonts w:cstheme="minorHAnsi"/>
+        </w:rPr>
+        <w:t xml:space="preserve"> для спрощення вигляду коду та </w:t>
+      </w:r>
+      <w:r>
+        <w:rPr>
+          <w:rFonts w:cstheme="minorHAnsi"/>
+        </w:rPr>
+        <w:t>налаштував збереження даних у фоні, р</w:t>
+      </w:r>
+      <w:r>
+        <w:rPr>
+          <w:rFonts w:eastAsia="Calibri" w:cstheme="minorHAnsi"/>
+        </w:rPr>
+        <w:t>еалізував</w:t>
+      </w:r>
+      <w:r>
+        <w:rPr>
+          <w:rFonts w:eastAsia="Calibri" w:cstheme="minorHAnsi"/>
+        </w:rPr>
+        <w:t xml:space="preserve"> модуль рефлексії (reflection): власні анотації </w:t>
+      </w:r>
+      <w:r>
+        <w:rPr>
+          <w:rFonts w:eastAsia="Consolas" w:cstheme="minorHAnsi"/>
+        </w:rPr>
+        <w:t>@MenuItem</w:t>
+      </w:r>
+      <w:r>
+        <w:rPr>
+          <w:rFonts w:eastAsia="Calibri" w:cstheme="minorHAnsi"/>
+        </w:rPr>
+        <w:t xml:space="preserve"> та </w:t>
+      </w:r>
+      <w:r>
+        <w:rPr>
+          <w:rFonts w:eastAsia="Consolas" w:cstheme="minorHAnsi"/>
+        </w:rPr>
+        <w:t>@Validate</w:t>
+      </w:r>
+      <w:r>
+        <w:rPr>
+          <w:rFonts w:eastAsia="Calibri" w:cstheme="minorHAnsi"/>
+        </w:rPr>
+        <w:t xml:space="preserve">, клас </w:t>
+      </w:r>
+      <w:r>
+        <w:rPr>
+          <w:rFonts w:eastAsia="Consolas" w:cstheme="minorHAnsi"/>
+        </w:rPr>
+        <w:t>MenuDispatcher</w:t>
+      </w:r>
+    </w:p>
+    <w:p>
+      <w:pPr>
+        <w:rPr>
+          <w:rFonts w:cstheme="minorHAnsi"/>
+        </w:rPr>
+      </w:pPr>
+      <w:r>
+        <w:rPr>
+          <w:rFonts w:cstheme="minorHAnsi"/>
+        </w:rPr>
+        <w:t>Обидва:</w:t>
+      </w:r>
+    </w:p>
+    <w:p>
+      <w:pPr>
+        <w:rPr>
+          <w:rFonts w:cstheme="minorHAnsi"/>
+        </w:rPr>
+      </w:pPr>
+      <w:r>
+        <w:rPr>
+          <w:rFonts w:cstheme="minorHAnsi"/>
+        </w:rPr>
+        <w:tab/>
+        <w:t>Разом створювали Меню(</w:t>
+      </w:r>
+      <w:r>
+        <w:rPr>
+          <w:rFonts w:cstheme="minorHAnsi"/>
+          <w:lang w:val="en-US"/>
+        </w:rPr>
+        <w:t>Main</w:t>
+      </w:r>
+      <w:r>
+        <w:rPr>
+          <w:rFonts w:cstheme="minorHAnsi"/>
+        </w:rPr>
+        <w:t xml:space="preserve">) та доповнювали </w:t>
+      </w:r>
+      <w:r>
+        <w:rPr>
+          <w:rFonts w:cstheme="minorHAnsi"/>
+          <w:lang w:val="en-US"/>
+        </w:rPr>
+        <w:t>CRUD</w:t>
+      </w:r>
+      <w:r>
+        <w:rPr>
+          <w:rFonts w:cstheme="minorHAnsi"/>
+        </w:rPr>
+        <w:t xml:space="preserve"> операціями </w:t>
+      </w:r>
+      <w:r>
+        <w:rPr>
+          <w:rFonts w:cstheme="minorHAnsi"/>
+        </w:rPr>
+        <w:t>в процесі розробки</w:t>
+      </w:r>
+      <w:r>
+        <w:rPr>
+          <w:rFonts w:cstheme="minorHAnsi"/>
+        </w:rPr>
+        <w:t xml:space="preserve">, </w:t>
+      </w:r>
+      <w:r>
+        <w:rPr>
+          <w:rFonts w:cstheme="minorHAnsi"/>
+        </w:rPr>
+        <w:t xml:space="preserve">налаштовували </w:t>
+      </w:r>
+      <w:r>
+        <w:rPr>
+          <w:rFonts w:cstheme="minorHAnsi"/>
+        </w:rPr>
+        <w:t xml:space="preserve">  </w:t>
       </w:r>
     </w:p>
     <w:p>
@@ -717,140 +1215,359 @@
           <w:numId w:val="1"/>
         </w:numPr>
         <w:jc w:val="center"/>
-      </w:pPr>
-      <w:r>
+        <w:rPr>
+          <w:rFonts w:cstheme="minorHAnsi"/>
+        </w:rPr>
+      </w:pPr>
+      <w:r>
+        <w:rPr>
+          <w:rFonts w:cstheme="minorHAnsi"/>
+        </w:rPr>
         <w:t>Опис можливостей</w:t>
       </w:r>
     </w:p>
     <w:p>
       <w:pPr>
         <w:ind w:left="360" w:firstLine="348"/>
-      </w:pPr>
-      <w:r>
+        <w:rPr>
+          <w:rFonts w:cstheme="minorHAnsi"/>
+        </w:rPr>
+      </w:pPr>
+      <w:r>
+        <w:rPr>
+          <w:rFonts w:cstheme="minorHAnsi"/>
+        </w:rPr>
         <w:t>Безпечний доступ: Захищений вхід з логіном і паролем, та можливістю блокувати користувачів. Звичайні користувачі мають доступ лише до звітів та пошуків, Менеджери ж можуть керувати даними, а Адміністратори можуть керувати системою та іншими користувачами.</w:t>
       </w:r>
     </w:p>
     <w:p>
       <w:pPr>
         <w:ind w:left="360"/>
-      </w:pPr>
-      <w:r>
+        <w:rPr>
+          <w:rFonts w:cstheme="minorHAnsi"/>
+        </w:rPr>
+      </w:pPr>
+      <w:r>
+        <w:rPr>
+          <w:rFonts w:cstheme="minorHAnsi"/>
+        </w:rPr>
         <w:t xml:space="preserve">    Керування структурою: </w:t>
       </w:r>
       <w:r>
-        <w:t>Ви можете с</w:t>
-      </w:r>
-      <w:r>
+        <w:rPr>
+          <w:rFonts w:cstheme="minorHAnsi"/>
+        </w:rPr>
+        <w:t xml:space="preserve">Менеджер+ </w:t>
+      </w:r>
+      <w:r>
+        <w:rPr>
+          <w:rFonts w:cstheme="minorHAnsi"/>
+        </w:rPr>
+        <w:t>може с</w:t>
+      </w:r>
+      <w:r>
+        <w:rPr>
+          <w:rFonts w:cstheme="minorHAnsi"/>
+        </w:rPr>
         <w:t>твор</w:t>
       </w:r>
       <w:r>
-        <w:t xml:space="preserve">ювати </w:t>
-      </w:r>
-      <w:r>
+        <w:rPr>
+          <w:rFonts w:cstheme="minorHAnsi"/>
+        </w:rPr>
+        <w:t>ювати</w:t>
+      </w:r>
+      <w:r>
+        <w:rPr>
+          <w:rFonts w:cstheme="minorHAnsi"/>
+        </w:rPr>
+        <w:t>/редагувати/видаляти</w:t>
+      </w:r>
+      <w:r>
+        <w:rPr>
+          <w:rFonts w:cstheme="minorHAnsi"/>
+        </w:rPr>
+        <w:t xml:space="preserve"> </w:t>
+      </w:r>
+      <w:r>
+        <w:rPr>
+          <w:rFonts w:cstheme="minorHAnsi"/>
+        </w:rPr>
         <w:t>факультет</w:t>
       </w:r>
       <w:r>
+        <w:rPr>
+          <w:rFonts w:cstheme="minorHAnsi"/>
+        </w:rPr>
         <w:t>и</w:t>
       </w:r>
       <w:r>
-        <w:t>, кафедр</w:t>
-      </w:r>
-      <w:r>
+        <w:rPr>
+          <w:rFonts w:cstheme="minorHAnsi"/>
+        </w:rPr>
+        <w:t>/</w:t>
+      </w:r>
+      <w:r>
+        <w:rPr>
+          <w:rFonts w:cstheme="minorHAnsi"/>
+        </w:rPr>
+        <w:t>кафедр</w:t>
+      </w:r>
+      <w:r>
+        <w:rPr>
+          <w:rFonts w:cstheme="minorHAnsi"/>
+        </w:rPr>
         <w:t>и,</w:t>
       </w:r>
       <w:r>
+        <w:rPr>
+          <w:rFonts w:cstheme="minorHAnsi"/>
+        </w:rPr>
         <w:t xml:space="preserve"> встановлювати</w:t>
       </w:r>
       <w:r>
+        <w:rPr>
+          <w:rFonts w:cstheme="minorHAnsi"/>
+        </w:rPr>
         <w:t xml:space="preserve"> деканів</w:t>
       </w:r>
       <w:r>
+        <w:rPr>
+          <w:rFonts w:cstheme="minorHAnsi"/>
+        </w:rPr>
         <w:t xml:space="preserve"> </w:t>
       </w:r>
       <w:r>
+        <w:rPr>
+          <w:rFonts w:cstheme="minorHAnsi"/>
+        </w:rPr>
         <w:t xml:space="preserve">факультетів </w:t>
       </w:r>
       <w:r>
+        <w:rPr>
+          <w:rFonts w:cstheme="minorHAnsi"/>
+        </w:rPr>
         <w:t>або глав кафедр</w:t>
       </w:r>
       <w:r>
+        <w:rPr>
+          <w:rFonts w:cstheme="minorHAnsi"/>
+        </w:rPr>
         <w:t>.</w:t>
       </w:r>
+      <w:r>
+        <w:rPr>
+          <w:rFonts w:cstheme="minorHAnsi"/>
+        </w:rPr>
+        <w:t xml:space="preserve"> </w:t>
+      </w:r>
     </w:p>
     <w:p>
       <w:pPr>
         <w:ind w:left="360"/>
-      </w:pPr>
-      <w:r>
+        <w:rPr>
+          <w:rFonts w:cstheme="minorHAnsi"/>
+        </w:rPr>
+      </w:pPr>
+      <w:r>
+        <w:rPr>
+          <w:rFonts w:cstheme="minorHAnsi"/>
+        </w:rPr>
         <w:t xml:space="preserve">    Сортування та фільтрація (Stream API): </w:t>
       </w:r>
       <w:r>
+        <w:rPr>
+          <w:rFonts w:cstheme="minorHAnsi"/>
+        </w:rPr>
         <w:t>Багато різних</w:t>
       </w:r>
       <w:r>
+        <w:rPr>
+          <w:rFonts w:cstheme="minorHAnsi"/>
+        </w:rPr>
         <w:t xml:space="preserve"> алгоритмів сортування, включаючи групування студентів та викладачів </w:t>
       </w:r>
       <w:r>
+        <w:rPr>
+          <w:rFonts w:cstheme="minorHAnsi"/>
+        </w:rPr>
         <w:t xml:space="preserve">з окремих </w:t>
       </w:r>
       <w:r>
+        <w:rPr>
+          <w:rFonts w:cstheme="minorHAnsi"/>
+        </w:rPr>
         <w:t>кафедр в алфавітному порядку.</w:t>
       </w:r>
     </w:p>
     <w:p>
       <w:pPr>
         <w:ind w:left="360"/>
-      </w:pPr>
-      <w:r>
+        <w:rPr>
+          <w:rFonts w:cstheme="minorHAnsi"/>
+        </w:rPr>
+      </w:pPr>
+      <w:r>
+        <w:rPr>
+          <w:rFonts w:cstheme="minorHAnsi"/>
+        </w:rPr>
         <w:t xml:space="preserve">Фонове автозбереження: Дані автоматично серіалізуються у </w:t>
       </w:r>
       <w:r>
         <w:rPr>
+          <w:rFonts w:cstheme="minorHAnsi"/>
           <w:lang w:val="en-US"/>
         </w:rPr>
         <w:t>JSON</w:t>
       </w:r>
       <w:r>
+        <w:rPr>
+          <w:rFonts w:cstheme="minorHAnsi"/>
+        </w:rPr>
         <w:t xml:space="preserve"> кожні 60 секунд за допомогою потоку-демона (</w:t>
       </w:r>
       <w:r>
         <w:rPr>
+          <w:rFonts w:cstheme="minorHAnsi"/>
           <w:lang w:val="en-US"/>
         </w:rPr>
         <w:t>Daemon</w:t>
       </w:r>
       <w:r>
+        <w:rPr>
+          <w:rFonts w:cstheme="minorHAnsi"/>
+        </w:rPr>
         <w:t xml:space="preserve"> </w:t>
       </w:r>
       <w:r>
         <w:rPr>
+          <w:rFonts w:cstheme="minorHAnsi"/>
           <w:lang w:val="en-US"/>
         </w:rPr>
         <w:t>Thread</w:t>
       </w:r>
       <w:r>
-        <w:t>).</w:t>
+        <w:rPr>
+          <w:rFonts w:cstheme="minorHAnsi"/>
+        </w:rPr>
+        <w:t>)</w:t>
+      </w:r>
+      <w:r>
+        <w:rPr>
+          <w:rFonts w:cstheme="minorHAnsi"/>
+        </w:rPr>
+        <w:t xml:space="preserve">. </w:t>
       </w:r>
     </w:p>
     <w:p>
       <w:pPr>
         <w:ind w:left="360"/>
-      </w:pPr>
-      <w:r>
-        <w:lastRenderedPageBreak/>
+        <w:rPr>
+          <w:rFonts w:cstheme="minorHAnsi"/>
+        </w:rPr>
+      </w:pPr>
+    </w:p>
+    <w:p>
+      <w:pPr>
+        <w:ind w:left="360"/>
+        <w:rPr>
+          <w:rFonts w:cstheme="minorHAnsi"/>
+          <w:lang w:val="en-US"/>
+        </w:rPr>
+      </w:pPr>
+    </w:p>
+    <w:p>
+      <w:pPr>
+        <w:pStyle w:val="a7"/>
+        <w:numPr>
+          <w:ilvl w:val="0"/>
+          <w:numId w:val="1"/>
+        </w:numPr>
+        <w:jc w:val="center"/>
+        <w:rPr>
+          <w:rFonts w:cstheme="minorHAnsi"/>
+        </w:rPr>
+      </w:pPr>
+      <w:r>
+        <w:rPr>
+          <w:rFonts w:cstheme="minorHAnsi"/>
+          <w:lang w:val="en-US"/>
+        </w:rPr>
+        <w:t>UML -</w:t>
+      </w:r>
+      <w:r>
+        <w:rPr>
+          <w:rFonts w:cstheme="minorHAnsi"/>
+        </w:rPr>
+        <w:t xml:space="preserve"> діаграма</w:t>
+      </w:r>
+    </w:p>
+    <w:p>
+      <w:pPr>
+        <w:ind w:left="360"/>
+        <w:rPr>
+          <w:rFonts w:cstheme="minorHAnsi"/>
+          <w:lang w:val="en-US"/>
+        </w:rPr>
+      </w:pPr>
+      <w:r>
+        <w:rPr>
+          <w:rFonts w:cstheme="minorHAnsi"/>
+        </w:rPr>
+        <w:t xml:space="preserve">     </w:t>
+      </w:r>
+      <w:r>
+        <w:rPr>
+          <w:rFonts w:cstheme="minorHAnsi"/>
+        </w:rPr>
         <w:t xml:space="preserve">    </w:t>
       </w:r>
       <w:r>
         <w:rPr>
+          <w:rFonts w:cstheme="minorHAnsi"/>
+        </w:rPr>
+        <w:t xml:space="preserve"> </w:t>
+      </w:r>
+      <w:r>
+        <w:rPr>
+          <w:rFonts w:cstheme="minorHAnsi"/>
+        </w:rPr>
+        <w:t xml:space="preserve"> </w:t>
+      </w:r>
+      <w:r>
+        <w:rPr>
+          <w:rFonts w:cstheme="minorHAnsi"/>
+        </w:rPr>
+        <w:t xml:space="preserve">   </w:t>
+      </w:r>
+      <w:r>
+        <w:rPr>
+          <w:rFonts w:cstheme="minorHAnsi"/>
+        </w:rPr>
+        <w:t xml:space="preserve">  </w:t>
+      </w:r>
+      <w:r>
+        <w:rPr>
+          <w:rFonts w:cstheme="minorHAnsi"/>
+        </w:rPr>
+        <w:t xml:space="preserve">  </w:t>
+      </w:r>
+      <w:r>
+        <w:rPr>
+          <w:rFonts w:cstheme="minorHAnsi"/>
           <w:noProof/>
-          <w:sz w:val="36"/>
-          <w:szCs w:val="36"/>
         </w:rPr>
         <w:drawing>
-          <wp:inline distT="0" distB="0" distL="0" distR="0" wp14:anchorId="06113532" wp14:editId="58D1704C">
-            <wp:extent cx="3227705" cy="9239250"/>
-            <wp:effectExtent l="0" t="0" r="0" b="0"/>
-            <wp:docPr id="1777329147" name="Рисунок 1" descr="Изображение выглядит как снимок экрана, текст, программное обеспечение&#10;&#10;Содержимое, созданное искусственным интеллектом, может быть неверным."/>
+          <wp:inline distT="0" distB="0" distL="0" distR="0" wp14:anchorId="06A9884E" wp14:editId="021D314B">
+            <wp:extent cx="3226882" cy="7867402"/>
+            <wp:effectExtent l="0" t="0" r="0" b="635"/>
+            <wp:docPr id="1777329147" name="Рисунок 1" descr="Изображение выглядит как снимок экрана, текст, программное обеспечение&#10;&#10;Содержимое, созданное искусственным интеллектом, может быть неверным.">
+              <a:extLst xmlns:a="http://schemas.openxmlformats.org/drawingml/2006/main">
+                <a:ext uri="{FF2B5EF4-FFF2-40B4-BE49-F238E27FC236}">
+                  <a16:creationId xmlns:a16="http://schemas.microsoft.com/office/drawing/2014/main" id="{511F6AA4-B18A-4609-8E62-D7134E8D19D9}"/>
+                </a:ext>
+              </a:extLst>
+            </wp:docPr>
             <wp:cNvGraphicFramePr>
               <a:graphicFrameLocks xmlns:a="http://schemas.openxmlformats.org/drawingml/2006/main" noChangeAspect="1"/>
             </wp:cNvGraphicFramePr>
@@ -864,7 +1581,7 @@
                     </pic:cNvPicPr>
                   </pic:nvPicPr>
                   <pic:blipFill>
-                    <a:blip r:embed="rId7" cstate="print">
+                    <a:blip r:embed="rId10" cstate="print">
                       <a:extLst>
                         <a:ext uri="{28A0092B-C50C-407E-A947-70E740481C1C}">
                           <a14:useLocalDpi xmlns:a14="http://schemas.microsoft.com/office/drawing/2010/main" val="0"/>
@@ -879,7 +1596,7 @@
                   <pic:spPr bwMode="auto">
                     <a:xfrm>
                       <a:off x="0" y="0"/>
-                      <a:ext cx="3227705" cy="9239250"/>
+                      <a:ext cx="3237266" cy="7892720"/>
                     </a:xfrm>
                     <a:prstGeom prst="rect">
                       <a:avLst/>
@@ -896,6 +1613,2527 @@
         </w:drawing>
       </w:r>
     </w:p>
+    <w:p>
+      <w:pPr>
+        <w:ind w:left="360"/>
+        <w:rPr>
+          <w:rFonts w:cstheme="minorHAnsi"/>
+        </w:rPr>
+      </w:pPr>
+      <w:r>
+        <w:rPr>
+          <w:rFonts w:cstheme="minorHAnsi"/>
+        </w:rPr>
+        <w:t>Б</w:t>
+      </w:r>
+      <w:r>
+        <w:rPr>
+          <w:rFonts w:cstheme="minorHAnsi"/>
+        </w:rPr>
+        <w:t>і</w:t>
+      </w:r>
+      <w:r>
+        <w:rPr>
+          <w:rFonts w:cstheme="minorHAnsi"/>
+        </w:rPr>
+        <w:t>льше детальну верс</w:t>
+      </w:r>
+      <w:r>
+        <w:rPr>
+          <w:rFonts w:cstheme="minorHAnsi"/>
+        </w:rPr>
+        <w:t>і</w:t>
+      </w:r>
+      <w:r>
+        <w:rPr>
+          <w:rFonts w:cstheme="minorHAnsi"/>
+        </w:rPr>
+        <w:t>ю д</w:t>
+      </w:r>
+      <w:r>
+        <w:rPr>
+          <w:rFonts w:cstheme="minorHAnsi"/>
+        </w:rPr>
+        <w:t>і</w:t>
+      </w:r>
+      <w:r>
+        <w:rPr>
+          <w:rFonts w:cstheme="minorHAnsi"/>
+        </w:rPr>
+        <w:t xml:space="preserve">аграми можна пробачити у </w:t>
+      </w:r>
+      <w:r>
+        <w:rPr>
+          <w:rFonts w:cstheme="minorHAnsi"/>
+          <w:lang w:val="en-US"/>
+        </w:rPr>
+        <w:t>README</w:t>
+      </w:r>
+      <w:r>
+        <w:rPr>
+          <w:rFonts w:cstheme="minorHAnsi"/>
+        </w:rPr>
+        <w:t>.</w:t>
+      </w:r>
+      <w:r>
+        <w:rPr>
+          <w:rFonts w:cstheme="minorHAnsi"/>
+          <w:lang w:val="en-US"/>
+        </w:rPr>
+        <w:t>md</w:t>
+      </w:r>
+    </w:p>
+    <w:p>
+      <w:pPr>
+        <w:ind w:left="2124" w:firstLine="708"/>
+        <w:rPr>
+          <w:rFonts w:cstheme="minorHAnsi"/>
+        </w:rPr>
+      </w:pPr>
+    </w:p>
+    <w:p>
+      <w:pPr>
+        <w:ind w:left="2124" w:firstLine="708"/>
+        <w:rPr>
+          <w:rFonts w:cstheme="minorHAnsi"/>
+        </w:rPr>
+      </w:pPr>
+      <w:r>
+        <w:rPr>
+          <w:rFonts w:cstheme="minorHAnsi"/>
+        </w:rPr>
+        <w:lastRenderedPageBreak/>
+        <w:t>5</w:t>
+      </w:r>
+      <w:r>
+        <w:rPr>
+          <w:rFonts w:cstheme="minorHAnsi"/>
+        </w:rPr>
+        <w:t>.</w:t>
+      </w:r>
+      <w:r>
+        <w:rPr>
+          <w:rFonts w:cstheme="minorHAnsi"/>
+        </w:rPr>
+        <w:t>Опис</w:t>
+      </w:r>
+      <w:r>
+        <w:rPr>
+          <w:rFonts w:cstheme="minorHAnsi"/>
+        </w:rPr>
+        <w:t xml:space="preserve"> </w:t>
+      </w:r>
+      <w:r>
+        <w:rPr>
+          <w:rFonts w:cstheme="minorHAnsi"/>
+        </w:rPr>
+        <w:t>проблем та рішень</w:t>
+      </w:r>
+      <w:r>
+        <w:rPr>
+          <w:rFonts w:cstheme="minorHAnsi"/>
+        </w:rPr>
+        <w:t xml:space="preserve"> </w:t>
+      </w:r>
+    </w:p>
+    <w:p>
+      <w:pPr>
+        <w:rPr>
+          <w:rFonts w:cstheme="minorHAnsi"/>
+        </w:rPr>
+      </w:pPr>
+      <w:r>
+        <w:rPr>
+          <w:rFonts w:cstheme="minorHAnsi"/>
+        </w:rPr>
+        <w:t xml:space="preserve">1. </w:t>
+      </w:r>
+      <w:r>
+        <w:rPr>
+          <w:rFonts w:cstheme="minorHAnsi"/>
+        </w:rPr>
+        <w:t>Архітектури</w:t>
+      </w:r>
+      <w:r>
+        <w:rPr>
+          <w:rFonts w:cstheme="minorHAnsi"/>
+        </w:rPr>
+        <w:t xml:space="preserve"> </w:t>
+      </w:r>
+      <w:r>
+        <w:rPr>
+          <w:rFonts w:cstheme="minorHAnsi"/>
+        </w:rPr>
+        <w:t>моделей</w:t>
+      </w:r>
+    </w:p>
+    <w:p>
+      <w:pPr>
+        <w:spacing w:after="140"/>
+        <w:ind w:firstLine="360"/>
+        <w:jc w:val="both"/>
+        <w:rPr>
+          <w:rFonts w:eastAsia="Times New Roman" w:cstheme="minorHAnsi"/>
+          <w:sz w:val="24"/>
+          <w:szCs w:val="24"/>
+        </w:rPr>
+      </w:pPr>
+      <w:r>
+        <w:rPr>
+          <w:rFonts w:eastAsia="Times New Roman" w:cstheme="minorHAnsi"/>
+          <w:sz w:val="24"/>
+          <w:szCs w:val="24"/>
+        </w:rPr>
+        <w:t xml:space="preserve">Для </w:t>
+      </w:r>
+      <w:r>
+        <w:rPr>
+          <w:rFonts w:eastAsia="Times New Roman" w:cstheme="minorHAnsi"/>
+          <w:sz w:val="24"/>
+          <w:szCs w:val="24"/>
+        </w:rPr>
+        <w:t>нашо</w:t>
+      </w:r>
+      <w:r>
+        <w:rPr>
+          <w:rFonts w:eastAsia="Times New Roman" w:cstheme="minorHAnsi"/>
+          <w:sz w:val="24"/>
+          <w:szCs w:val="24"/>
+        </w:rPr>
+        <w:t>ї</w:t>
+      </w:r>
+      <w:r>
+        <w:rPr>
+          <w:rFonts w:eastAsia="Times New Roman" w:cstheme="minorHAnsi"/>
+          <w:sz w:val="24"/>
+          <w:szCs w:val="24"/>
+        </w:rPr>
+        <w:t xml:space="preserve"> системи взяли</w:t>
+      </w:r>
+      <w:r>
+        <w:rPr>
+          <w:rFonts w:eastAsia="Times New Roman" w:cstheme="minorHAnsi"/>
+          <w:sz w:val="24"/>
+          <w:szCs w:val="24"/>
+        </w:rPr>
+        <w:t xml:space="preserve"> класичну</w:t>
+      </w:r>
+      <w:r>
+        <w:rPr>
+          <w:rFonts w:eastAsia="Times New Roman" w:cstheme="minorHAnsi"/>
+          <w:sz w:val="24"/>
+          <w:szCs w:val="24"/>
+        </w:rPr>
+        <w:t xml:space="preserve"> </w:t>
+      </w:r>
+      <w:r>
+        <w:rPr>
+          <w:rFonts w:eastAsia="Times New Roman" w:cstheme="minorHAnsi"/>
+          <w:sz w:val="24"/>
+          <w:szCs w:val="24"/>
+        </w:rPr>
+        <w:t>ієрархію: University містить список Faculty, Faculty</w:t>
+      </w:r>
+      <w:r>
+        <w:rPr>
+          <w:rFonts w:eastAsia="Times New Roman" w:cstheme="minorHAnsi"/>
+          <w:sz w:val="24"/>
+          <w:szCs w:val="24"/>
+        </w:rPr>
+        <w:t xml:space="preserve"> </w:t>
+      </w:r>
+      <w:r>
+        <w:rPr>
+          <w:rFonts w:eastAsia="Times New Roman" w:cstheme="minorHAnsi"/>
+          <w:sz w:val="24"/>
+          <w:szCs w:val="24"/>
+        </w:rPr>
+        <w:t xml:space="preserve">список Department, а Department списки Student та Teacher. </w:t>
+      </w:r>
+      <w:r>
+        <w:rPr>
+          <w:rFonts w:eastAsia="Times New Roman" w:cstheme="minorHAnsi"/>
+          <w:sz w:val="24"/>
+          <w:szCs w:val="24"/>
+        </w:rPr>
+        <w:t>У кожно</w:t>
+      </w:r>
+      <w:r>
+        <w:rPr>
+          <w:rFonts w:eastAsia="Times New Roman" w:cstheme="minorHAnsi"/>
+          <w:sz w:val="24"/>
+          <w:szCs w:val="24"/>
+        </w:rPr>
+        <w:t>ї</w:t>
+      </w:r>
+      <w:r>
+        <w:rPr>
+          <w:rFonts w:eastAsia="Times New Roman" w:cstheme="minorHAnsi"/>
+          <w:sz w:val="24"/>
+          <w:szCs w:val="24"/>
+        </w:rPr>
+        <w:t xml:space="preserve"> «сутност</w:t>
+      </w:r>
+      <w:r>
+        <w:rPr>
+          <w:rFonts w:eastAsia="Times New Roman" w:cstheme="minorHAnsi"/>
+          <w:sz w:val="24"/>
+          <w:szCs w:val="24"/>
+        </w:rPr>
+        <w:t>і</w:t>
+      </w:r>
+      <w:r>
+        <w:rPr>
+          <w:rFonts w:eastAsia="Times New Roman" w:cstheme="minorHAnsi"/>
+          <w:sz w:val="24"/>
+          <w:szCs w:val="24"/>
+        </w:rPr>
+        <w:t xml:space="preserve">» </w:t>
+      </w:r>
+      <w:r>
+        <w:rPr>
+          <w:rFonts w:eastAsia="Times New Roman" w:cstheme="minorHAnsi"/>
+          <w:sz w:val="24"/>
+          <w:szCs w:val="24"/>
+        </w:rPr>
+        <w:t>є</w:t>
+      </w:r>
+      <w:r>
+        <w:rPr>
+          <w:rFonts w:eastAsia="Times New Roman" w:cstheme="minorHAnsi"/>
+          <w:sz w:val="24"/>
+          <w:szCs w:val="24"/>
+        </w:rPr>
+        <w:t xml:space="preserve"> власний </w:t>
+      </w:r>
+      <w:r>
+        <w:rPr>
+          <w:rFonts w:eastAsia="Times New Roman" w:cstheme="minorHAnsi"/>
+          <w:sz w:val="24"/>
+          <w:szCs w:val="24"/>
+        </w:rPr>
+        <w:t>ідентифікатор</w:t>
+      </w:r>
+      <w:r>
+        <w:rPr>
+          <w:rFonts w:eastAsia="Times New Roman" w:cstheme="minorHAnsi"/>
+          <w:sz w:val="24"/>
+          <w:szCs w:val="24"/>
+        </w:rPr>
+        <w:t>, що</w:t>
+      </w:r>
+      <w:r>
+        <w:rPr>
+          <w:rFonts w:eastAsia="Times New Roman" w:cstheme="minorHAnsi"/>
+          <w:sz w:val="24"/>
+          <w:szCs w:val="24"/>
+        </w:rPr>
+        <w:t xml:space="preserve"> дозволяє описати узагальнений репозиторій</w:t>
+      </w:r>
+      <w:r>
+        <w:rPr>
+          <w:rFonts w:eastAsia="Times New Roman" w:cstheme="minorHAnsi"/>
+          <w:sz w:val="24"/>
+          <w:szCs w:val="24"/>
+        </w:rPr>
+        <w:t xml:space="preserve"> для пошук</w:t>
+      </w:r>
+      <w:r>
+        <w:rPr>
+          <w:rFonts w:eastAsia="Times New Roman" w:cstheme="minorHAnsi"/>
+          <w:sz w:val="24"/>
+          <w:szCs w:val="24"/>
+        </w:rPr>
+        <w:t>і</w:t>
+      </w:r>
+      <w:r>
+        <w:rPr>
+          <w:rFonts w:eastAsia="Times New Roman" w:cstheme="minorHAnsi"/>
+          <w:sz w:val="24"/>
+          <w:szCs w:val="24"/>
+        </w:rPr>
+        <w:t>в</w:t>
+      </w:r>
+      <w:r>
+        <w:rPr>
+          <w:rFonts w:eastAsia="Times New Roman" w:cstheme="minorHAnsi"/>
+          <w:sz w:val="24"/>
+          <w:szCs w:val="24"/>
+        </w:rPr>
+        <w:t>.</w:t>
+      </w:r>
+    </w:p>
+    <w:p>
+      <w:pPr>
+        <w:rPr>
+          <w:rFonts w:eastAsia="Times New Roman" w:cstheme="minorHAnsi"/>
+          <w:sz w:val="24"/>
+          <w:szCs w:val="24"/>
+        </w:rPr>
+      </w:pPr>
+      <w:r>
+        <w:rPr>
+          <w:rFonts w:eastAsia="Times New Roman" w:cstheme="minorHAnsi"/>
+          <w:sz w:val="24"/>
+          <w:szCs w:val="24"/>
+        </w:rPr>
+        <w:t xml:space="preserve">Клас </w:t>
+      </w:r>
+      <w:r>
+        <w:rPr>
+          <w:rFonts w:eastAsia="Times New Roman" w:cstheme="minorHAnsi"/>
+          <w:sz w:val="24"/>
+          <w:szCs w:val="24"/>
+        </w:rPr>
+        <w:t>Person</w:t>
+      </w:r>
+      <w:r>
+        <w:rPr>
+          <w:rFonts w:eastAsia="Times New Roman" w:cstheme="minorHAnsi"/>
+          <w:sz w:val="24"/>
+          <w:szCs w:val="24"/>
+        </w:rPr>
+        <w:t xml:space="preserve"> </w:t>
+      </w:r>
+      <w:r>
+        <w:rPr>
+          <w:rFonts w:eastAsia="Times New Roman" w:cstheme="minorHAnsi"/>
+          <w:sz w:val="24"/>
+          <w:szCs w:val="24"/>
+        </w:rPr>
+        <w:t>є</w:t>
+      </w:r>
+      <w:r>
+        <w:rPr>
+          <w:rFonts w:eastAsia="Times New Roman" w:cstheme="minorHAnsi"/>
+          <w:sz w:val="24"/>
+          <w:szCs w:val="24"/>
+        </w:rPr>
+        <w:t xml:space="preserve"> </w:t>
+      </w:r>
+      <w:r>
+        <w:rPr>
+          <w:rFonts w:eastAsia="Times New Roman" w:cstheme="minorHAnsi"/>
+          <w:sz w:val="24"/>
+          <w:szCs w:val="24"/>
+          <w:lang w:val="en-US"/>
+        </w:rPr>
+        <w:t>sealed</w:t>
+      </w:r>
+      <w:r>
+        <w:rPr>
+          <w:rFonts w:eastAsia="Times New Roman" w:cstheme="minorHAnsi"/>
+          <w:sz w:val="24"/>
+          <w:szCs w:val="24"/>
+        </w:rPr>
+        <w:t xml:space="preserve">, що </w:t>
+      </w:r>
+      <w:r>
+        <w:rPr>
+          <w:rFonts w:eastAsia="Times New Roman" w:cstheme="minorHAnsi"/>
+          <w:sz w:val="24"/>
+          <w:szCs w:val="24"/>
+        </w:rPr>
+        <w:t xml:space="preserve">дозволяє </w:t>
+      </w:r>
+      <w:r>
+        <w:rPr>
+          <w:rFonts w:eastAsia="Times New Roman" w:cstheme="minorHAnsi"/>
+          <w:sz w:val="24"/>
+          <w:szCs w:val="24"/>
+        </w:rPr>
+        <w:t>успадковуватися від нього</w:t>
+      </w:r>
+      <w:r>
+        <w:rPr>
+          <w:rFonts w:eastAsia="Times New Roman" w:cstheme="minorHAnsi"/>
+          <w:sz w:val="24"/>
+          <w:szCs w:val="24"/>
+        </w:rPr>
+        <w:t xml:space="preserve"> </w:t>
+      </w:r>
+      <w:r>
+        <w:rPr>
+          <w:rFonts w:eastAsia="Times New Roman" w:cstheme="minorHAnsi"/>
+          <w:sz w:val="24"/>
+          <w:szCs w:val="24"/>
+        </w:rPr>
+        <w:t>лише</w:t>
+      </w:r>
+      <w:r>
+        <w:rPr>
+          <w:rFonts w:eastAsia="Times New Roman" w:cstheme="minorHAnsi"/>
+          <w:sz w:val="24"/>
+          <w:szCs w:val="24"/>
+        </w:rPr>
+        <w:t xml:space="preserve"> </w:t>
+      </w:r>
+      <w:r>
+        <w:rPr>
+          <w:rFonts w:eastAsia="Times New Roman" w:cstheme="minorHAnsi"/>
+          <w:sz w:val="24"/>
+          <w:szCs w:val="24"/>
+        </w:rPr>
+        <w:t>Student і Teacher. Таки</w:t>
+      </w:r>
+      <w:r>
+        <w:rPr>
+          <w:rFonts w:eastAsia="Times New Roman" w:cstheme="minorHAnsi"/>
+          <w:sz w:val="24"/>
+          <w:szCs w:val="24"/>
+        </w:rPr>
+        <w:t xml:space="preserve">м чином </w:t>
+      </w:r>
+      <w:r>
+        <w:rPr>
+          <w:rFonts w:eastAsia="Times New Roman" w:cstheme="minorHAnsi"/>
+          <w:sz w:val="24"/>
+          <w:szCs w:val="24"/>
+        </w:rPr>
+        <w:t>ієрархі</w:t>
+      </w:r>
+      <w:r>
+        <w:rPr>
+          <w:rFonts w:eastAsia="Times New Roman" w:cstheme="minorHAnsi"/>
+          <w:sz w:val="24"/>
+          <w:szCs w:val="24"/>
+        </w:rPr>
+        <w:t xml:space="preserve">ю </w:t>
+      </w:r>
+      <w:r>
+        <w:rPr>
+          <w:rFonts w:eastAsia="Times New Roman" w:cstheme="minorHAnsi"/>
+          <w:sz w:val="24"/>
+          <w:szCs w:val="24"/>
+        </w:rPr>
+        <w:t>неможливо просто так розширити</w:t>
+      </w:r>
+      <w:r>
+        <w:rPr>
+          <w:rFonts w:eastAsia="Times New Roman" w:cstheme="minorHAnsi"/>
+          <w:sz w:val="24"/>
+          <w:szCs w:val="24"/>
+        </w:rPr>
+        <w:t>.</w:t>
+      </w:r>
+      <w:r>
+        <w:rPr>
+          <w:rFonts w:eastAsia="Times New Roman" w:cstheme="minorHAnsi"/>
+          <w:sz w:val="24"/>
+          <w:szCs w:val="24"/>
+        </w:rPr>
+        <w:t xml:space="preserve"> </w:t>
+      </w:r>
+      <w:r>
+        <w:rPr>
+          <w:rFonts w:eastAsia="Times New Roman" w:cstheme="minorHAnsi"/>
+          <w:sz w:val="24"/>
+          <w:szCs w:val="24"/>
+        </w:rPr>
+        <w:t xml:space="preserve">Класи </w:t>
+      </w:r>
+      <w:r>
+        <w:rPr>
+          <w:rFonts w:eastAsia="Times New Roman" w:cstheme="minorHAnsi"/>
+          <w:sz w:val="24"/>
+          <w:szCs w:val="24"/>
+        </w:rPr>
+        <w:t xml:space="preserve">Student і Teacher </w:t>
+      </w:r>
+      <w:r>
+        <w:rPr>
+          <w:rFonts w:eastAsia="Times New Roman" w:cstheme="minorHAnsi"/>
+          <w:sz w:val="24"/>
+          <w:szCs w:val="24"/>
+        </w:rPr>
+        <w:t xml:space="preserve">оголошено final, що гарантує </w:t>
+      </w:r>
+      <w:r>
+        <w:rPr>
+          <w:rFonts w:eastAsia="Times New Roman" w:cstheme="minorHAnsi"/>
+          <w:sz w:val="24"/>
+          <w:szCs w:val="24"/>
+        </w:rPr>
+        <w:t>sealed</w:t>
+      </w:r>
+      <w:r>
+        <w:rPr>
+          <w:rFonts w:eastAsia="Times New Roman" w:cstheme="minorHAnsi"/>
+          <w:sz w:val="24"/>
+          <w:szCs w:val="24"/>
+        </w:rPr>
+        <w:t xml:space="preserve"> </w:t>
+      </w:r>
+      <w:r>
+        <w:rPr>
+          <w:rFonts w:eastAsia="Times New Roman" w:cstheme="minorHAnsi"/>
+          <w:sz w:val="24"/>
+          <w:szCs w:val="24"/>
+        </w:rPr>
+        <w:t>цілісність.</w:t>
+      </w:r>
+    </w:p>
+    <w:p>
+      <w:pPr>
+        <w:rPr>
+          <w:rFonts w:cstheme="minorHAnsi"/>
+        </w:rPr>
+      </w:pPr>
+      <w:r>
+        <w:rPr>
+          <w:rFonts w:eastAsia="Times New Roman" w:cstheme="minorHAnsi"/>
+          <w:sz w:val="24"/>
+          <w:szCs w:val="24"/>
+        </w:rPr>
+        <w:t xml:space="preserve">2. Узагальнений репозиторій </w:t>
+      </w:r>
+    </w:p>
+    <w:p>
+      <w:pPr>
+        <w:spacing w:after="140"/>
+        <w:ind w:firstLine="360"/>
+        <w:jc w:val="both"/>
+        <w:rPr>
+          <w:rFonts w:eastAsia="Times New Roman" w:cstheme="minorHAnsi"/>
+          <w:sz w:val="24"/>
+          <w:szCs w:val="24"/>
+        </w:rPr>
+      </w:pPr>
+      <w:r>
+        <w:rPr>
+          <w:rFonts w:eastAsia="Times New Roman" w:cstheme="minorHAnsi"/>
+          <w:sz w:val="24"/>
+          <w:szCs w:val="24"/>
+        </w:rPr>
+        <w:t xml:space="preserve">Для зберігання сутностей у пам'яті реалізовано GenericRepository&lt;T&gt;, який використовується для всіх </w:t>
+      </w:r>
+      <w:r>
+        <w:rPr>
+          <w:rFonts w:eastAsia="Times New Roman" w:cstheme="minorHAnsi"/>
+          <w:sz w:val="24"/>
+          <w:szCs w:val="24"/>
+        </w:rPr>
+        <w:t>спадкуючих</w:t>
+      </w:r>
+      <w:r>
+        <w:rPr>
+          <w:rFonts w:eastAsia="Times New Roman" w:cstheme="minorHAnsi"/>
+          <w:sz w:val="24"/>
+          <w:szCs w:val="24"/>
+        </w:rPr>
+        <w:t xml:space="preserve"> типів Faculty, Department, Student, Teacher</w:t>
+      </w:r>
+      <w:r>
+        <w:rPr>
+          <w:rFonts w:eastAsia="Times New Roman" w:cstheme="minorHAnsi"/>
+          <w:sz w:val="24"/>
+          <w:szCs w:val="24"/>
+        </w:rPr>
+        <w:t xml:space="preserve"> та</w:t>
+      </w:r>
+      <w:r>
+        <w:rPr>
+          <w:rFonts w:eastAsia="Times New Roman" w:cstheme="minorHAnsi"/>
+          <w:sz w:val="24"/>
+          <w:szCs w:val="24"/>
+        </w:rPr>
+        <w:t xml:space="preserve"> User. Він викидає власні винятки DuplicateIdException та EntityNotFoundException при спробах додати дублікат або видалити неіснуючий запис.</w:t>
+      </w:r>
+    </w:p>
+    <w:p>
+      <w:pPr>
+        <w:spacing w:after="140"/>
+        <w:ind w:firstLine="360"/>
+        <w:jc w:val="both"/>
+        <w:rPr>
+          <w:rFonts w:eastAsia="Times New Roman" w:cstheme="minorHAnsi"/>
+          <w:sz w:val="24"/>
+          <w:szCs w:val="24"/>
+        </w:rPr>
+      </w:pPr>
+      <w:r>
+        <w:rPr>
+          <w:rFonts w:eastAsia="Times New Roman" w:cstheme="minorHAnsi"/>
+          <w:sz w:val="24"/>
+          <w:szCs w:val="24"/>
+        </w:rPr>
+        <w:t>Окремий метод findBy повертає Optional&lt;T&gt;, що дозволяє коректно обробляти випадок відсутнього елемента</w:t>
+      </w:r>
+      <w:r>
+        <w:rPr>
+          <w:rFonts w:eastAsia="Times New Roman" w:cstheme="minorHAnsi"/>
+          <w:sz w:val="24"/>
+          <w:szCs w:val="24"/>
+        </w:rPr>
+        <w:t>.</w:t>
+      </w:r>
+      <w:r>
+        <w:rPr>
+          <w:rFonts w:eastAsia="Times New Roman" w:cstheme="minorHAnsi"/>
+          <w:sz w:val="24"/>
+          <w:szCs w:val="24"/>
+        </w:rPr>
+        <w:t xml:space="preserve"> </w:t>
+      </w:r>
+      <w:r>
+        <w:rPr>
+          <w:rFonts w:eastAsia="Times New Roman" w:cstheme="minorHAnsi"/>
+          <w:sz w:val="24"/>
+          <w:szCs w:val="24"/>
+        </w:rPr>
+        <w:t>Цей же підхід застосовано в AuthService.login(), де результат логіну також повертається як Optional&lt;User&gt;</w:t>
+      </w:r>
+      <w:r>
+        <w:rPr>
+          <w:rFonts w:eastAsia="Times New Roman" w:cstheme="minorHAnsi"/>
+          <w:sz w:val="24"/>
+          <w:szCs w:val="24"/>
+        </w:rPr>
+        <w:t xml:space="preserve">, через це, </w:t>
+      </w:r>
+      <w:r>
+        <w:rPr>
+          <w:rFonts w:eastAsia="Times New Roman" w:cstheme="minorHAnsi"/>
+          <w:sz w:val="24"/>
+          <w:szCs w:val="24"/>
+        </w:rPr>
+        <w:t>якщо користувача не знайдено або пароль невірний, викидається UnauthorizedException, а при успіху повертається Optional з заповненим об'єктом.</w:t>
+      </w:r>
+    </w:p>
+    <w:p>
+      <w:pPr>
+        <w:spacing w:after="140"/>
+        <w:jc w:val="both"/>
+        <w:rPr>
+          <w:rFonts w:eastAsia="Times New Roman" w:cstheme="minorHAnsi"/>
+          <w:sz w:val="24"/>
+          <w:szCs w:val="24"/>
+        </w:rPr>
+      </w:pPr>
+      <w:r>
+        <w:rPr>
+          <w:rFonts w:eastAsia="Times New Roman" w:cstheme="minorHAnsi"/>
+          <w:sz w:val="24"/>
+          <w:szCs w:val="24"/>
+        </w:rPr>
+        <w:t>3</w:t>
+      </w:r>
+      <w:r>
+        <w:rPr>
+          <w:rFonts w:eastAsia="Times New Roman" w:cstheme="minorHAnsi"/>
+          <w:sz w:val="24"/>
+          <w:szCs w:val="24"/>
+        </w:rPr>
+        <w:t xml:space="preserve">. </w:t>
+      </w:r>
+      <w:r>
+        <w:rPr>
+          <w:rFonts w:eastAsia="Times New Roman" w:cstheme="minorHAnsi"/>
+          <w:sz w:val="24"/>
+          <w:szCs w:val="24"/>
+        </w:rPr>
+        <w:t>Stream</w:t>
+      </w:r>
+      <w:r>
+        <w:rPr>
+          <w:rFonts w:eastAsia="Times New Roman" w:cstheme="minorHAnsi"/>
+          <w:sz w:val="24"/>
+          <w:szCs w:val="24"/>
+        </w:rPr>
+        <w:t xml:space="preserve"> </w:t>
+      </w:r>
+      <w:r>
+        <w:rPr>
+          <w:rFonts w:eastAsia="Times New Roman" w:cstheme="minorHAnsi"/>
+          <w:sz w:val="24"/>
+          <w:szCs w:val="24"/>
+        </w:rPr>
+        <w:t xml:space="preserve">API </w:t>
+      </w:r>
+      <w:r>
+        <w:rPr>
+          <w:rFonts w:eastAsia="Times New Roman" w:cstheme="minorHAnsi"/>
+          <w:sz w:val="24"/>
+          <w:szCs w:val="24"/>
+        </w:rPr>
+        <w:t xml:space="preserve">для </w:t>
+      </w:r>
+      <w:r>
+        <w:rPr>
+          <w:rFonts w:eastAsia="Times New Roman" w:cstheme="minorHAnsi"/>
+          <w:sz w:val="24"/>
+          <w:szCs w:val="24"/>
+        </w:rPr>
+        <w:t xml:space="preserve">пошуку та </w:t>
+      </w:r>
+      <w:r>
+        <w:rPr>
+          <w:rFonts w:eastAsia="Times New Roman" w:cstheme="minorHAnsi"/>
+          <w:sz w:val="24"/>
+          <w:szCs w:val="24"/>
+        </w:rPr>
+        <w:t>сортування</w:t>
+      </w:r>
+      <w:r>
+        <w:rPr>
+          <w:rFonts w:cstheme="minorHAnsi"/>
+        </w:rPr>
+        <w:tab/>
+      </w:r>
+    </w:p>
+    <w:p>
+      <w:pPr>
+        <w:spacing w:after="140"/>
+        <w:ind w:firstLine="360"/>
+        <w:jc w:val="both"/>
+        <w:rPr>
+          <w:rFonts w:eastAsia="Times New Roman" w:cstheme="minorHAnsi"/>
+          <w:sz w:val="24"/>
+          <w:szCs w:val="24"/>
+        </w:rPr>
+      </w:pPr>
+      <w:r>
+        <w:rPr>
+          <w:rFonts w:eastAsia="Times New Roman" w:cstheme="minorHAnsi"/>
+          <w:sz w:val="24"/>
+          <w:szCs w:val="24"/>
+        </w:rPr>
+        <w:t>Логіка пошуку та звіт</w:t>
+      </w:r>
+      <w:r>
+        <w:rPr>
+          <w:rFonts w:eastAsia="Times New Roman" w:cstheme="minorHAnsi"/>
+          <w:sz w:val="24"/>
+          <w:szCs w:val="24"/>
+          <w:lang w:val="uk"/>
+        </w:rPr>
+        <w:t>ів</w:t>
+      </w:r>
+      <w:r>
+        <w:rPr>
+          <w:rFonts w:eastAsia="Times New Roman" w:cstheme="minorHAnsi"/>
+          <w:sz w:val="24"/>
+          <w:szCs w:val="24"/>
+        </w:rPr>
+        <w:t xml:space="preserve"> винесена в окремий SearchService, який </w:t>
+      </w:r>
+      <w:r>
+        <w:rPr>
+          <w:rFonts w:eastAsia="Times New Roman" w:cstheme="minorHAnsi"/>
+          <w:sz w:val="24"/>
+          <w:szCs w:val="24"/>
+          <w:lang w:val="uk"/>
+        </w:rPr>
+        <w:t xml:space="preserve">працює </w:t>
+      </w:r>
+      <w:r>
+        <w:rPr>
+          <w:rFonts w:eastAsia="Times New Roman" w:cstheme="minorHAnsi"/>
+          <w:sz w:val="24"/>
+          <w:szCs w:val="24"/>
+          <w:lang w:val="uk"/>
+        </w:rPr>
+        <w:t>з</w:t>
+      </w:r>
+      <w:r>
+        <w:rPr>
+          <w:rFonts w:eastAsia="Times New Roman" w:cstheme="minorHAnsi"/>
+          <w:sz w:val="24"/>
+          <w:szCs w:val="24"/>
+        </w:rPr>
+        <w:t xml:space="preserve"> </w:t>
+      </w:r>
+      <w:r>
+        <w:rPr>
+          <w:rFonts w:eastAsia="Times New Roman" w:cstheme="minorHAnsi"/>
+          <w:sz w:val="24"/>
+          <w:szCs w:val="24"/>
+        </w:rPr>
+        <w:t xml:space="preserve">колекціями через Stream API. Для звітів по всьому університету активно використовується flatMap, що дозволяє розгорнути вкладену структуру University → Faculty → Department → Student в </w:t>
+      </w:r>
+      <w:r>
+        <w:rPr>
+          <w:rFonts w:eastAsia="Times New Roman" w:cstheme="minorHAnsi"/>
+          <w:sz w:val="24"/>
+          <w:szCs w:val="24"/>
+        </w:rPr>
+        <w:t>прямий</w:t>
+      </w:r>
+      <w:r>
+        <w:rPr>
+          <w:rFonts w:eastAsia="Times New Roman" w:cstheme="minorHAnsi"/>
+          <w:sz w:val="24"/>
+          <w:szCs w:val="24"/>
+        </w:rPr>
+        <w:t xml:space="preserve"> </w:t>
+      </w:r>
+      <w:r>
+        <w:rPr>
+          <w:rFonts w:eastAsia="Times New Roman" w:cstheme="minorHAnsi"/>
+          <w:sz w:val="24"/>
+          <w:szCs w:val="24"/>
+        </w:rPr>
+        <w:t>потік</w:t>
+      </w:r>
+      <w:r>
+        <w:rPr>
+          <w:rFonts w:eastAsia="Times New Roman" w:cstheme="minorHAnsi"/>
+          <w:sz w:val="24"/>
+          <w:szCs w:val="24"/>
+        </w:rPr>
+        <w:t xml:space="preserve"> і сформувати потрібний DTO.</w:t>
+      </w:r>
+    </w:p>
+    <w:p>
+      <w:pPr>
+        <w:spacing w:after="140"/>
+        <w:jc w:val="both"/>
+        <w:rPr>
+          <w:rFonts w:eastAsia="Times New Roman" w:cstheme="minorHAnsi"/>
+          <w:sz w:val="24"/>
+          <w:szCs w:val="24"/>
+        </w:rPr>
+      </w:pPr>
+      <w:r>
+        <w:rPr>
+          <w:rFonts w:eastAsia="Times New Roman" w:cstheme="minorHAnsi"/>
+          <w:sz w:val="24"/>
+          <w:szCs w:val="24"/>
+        </w:rPr>
+        <w:t xml:space="preserve">4. </w:t>
+      </w:r>
+      <w:r>
+        <w:rPr>
+          <w:rFonts w:eastAsia="Times New Roman" w:cstheme="minorHAnsi"/>
+          <w:sz w:val="24"/>
+          <w:szCs w:val="24"/>
+        </w:rPr>
+        <w:t xml:space="preserve"> </w:t>
+      </w:r>
+      <w:r>
+        <w:rPr>
+          <w:rFonts w:eastAsia="Times New Roman" w:cstheme="minorHAnsi"/>
+          <w:sz w:val="24"/>
+          <w:szCs w:val="24"/>
+        </w:rPr>
+        <w:t>Збереження</w:t>
+      </w:r>
+      <w:r>
+        <w:rPr>
+          <w:rFonts w:eastAsia="Times New Roman" w:cstheme="minorHAnsi"/>
+          <w:sz w:val="24"/>
+          <w:szCs w:val="24"/>
+        </w:rPr>
+        <w:t xml:space="preserve"> </w:t>
+      </w:r>
+      <w:r>
+        <w:rPr>
+          <w:rFonts w:eastAsia="Times New Roman" w:cstheme="minorHAnsi"/>
+          <w:sz w:val="24"/>
+          <w:szCs w:val="24"/>
+        </w:rPr>
+        <w:t>данних</w:t>
+      </w:r>
+      <w:r>
+        <w:rPr>
+          <w:rFonts w:eastAsia="Times New Roman" w:cstheme="minorHAnsi"/>
+          <w:sz w:val="24"/>
+          <w:szCs w:val="24"/>
+        </w:rPr>
+        <w:t>.</w:t>
+      </w:r>
+      <w:r>
+        <w:rPr>
+          <w:rFonts w:eastAsia="Times New Roman" w:cstheme="minorHAnsi"/>
+          <w:sz w:val="24"/>
+          <w:szCs w:val="24"/>
+        </w:rPr>
+        <w:t xml:space="preserve"> </w:t>
+      </w:r>
+      <w:r>
+        <w:rPr>
+          <w:rFonts w:eastAsia="Times New Roman" w:cstheme="minorHAnsi"/>
+          <w:sz w:val="24"/>
+          <w:szCs w:val="24"/>
+        </w:rPr>
+        <w:t>NIO2</w:t>
+      </w:r>
+      <w:r>
+        <w:rPr>
+          <w:rFonts w:eastAsia="Times New Roman" w:cstheme="minorHAnsi"/>
+          <w:sz w:val="24"/>
+          <w:szCs w:val="24"/>
+        </w:rPr>
+        <w:t xml:space="preserve">, </w:t>
+      </w:r>
+      <w:r>
+        <w:rPr>
+          <w:rFonts w:eastAsia="Times New Roman" w:cstheme="minorHAnsi"/>
+          <w:sz w:val="24"/>
+          <w:szCs w:val="24"/>
+        </w:rPr>
+        <w:t>JACKSON</w:t>
+      </w:r>
+    </w:p>
+    <w:p>
+      <w:pPr>
+        <w:spacing w:after="140"/>
+        <w:jc w:val="both"/>
+        <w:rPr>
+          <w:rFonts w:eastAsia="Times New Roman" w:cstheme="minorHAnsi"/>
+          <w:sz w:val="24"/>
+          <w:szCs w:val="24"/>
+        </w:rPr>
+      </w:pPr>
+      <w:r>
+        <w:rPr>
+          <w:rFonts w:eastAsia="Times New Roman" w:cstheme="minorHAnsi"/>
+          <w:sz w:val="24"/>
+          <w:szCs w:val="24"/>
+        </w:rPr>
+        <w:t xml:space="preserve">Дані зберігаємо у форматі </w:t>
+      </w:r>
+      <w:r>
+        <w:rPr>
+          <w:rFonts w:eastAsia="Times New Roman" w:cstheme="minorHAnsi"/>
+          <w:b/>
+          <w:bCs/>
+          <w:sz w:val="24"/>
+          <w:szCs w:val="24"/>
+        </w:rPr>
+        <w:t>JSON</w:t>
+      </w:r>
+      <w:r>
+        <w:rPr>
+          <w:rFonts w:eastAsia="Times New Roman" w:cstheme="minorHAnsi"/>
+          <w:sz w:val="24"/>
+          <w:szCs w:val="24"/>
+        </w:rPr>
+        <w:t xml:space="preserve">. Використовуємо бібліотеку </w:t>
+      </w:r>
+      <w:r>
+        <w:rPr>
+          <w:rFonts w:eastAsia="Times New Roman" w:cstheme="minorHAnsi"/>
+          <w:b/>
+          <w:bCs/>
+          <w:sz w:val="24"/>
+          <w:szCs w:val="24"/>
+        </w:rPr>
+        <w:t>Jackson</w:t>
+      </w:r>
+      <w:r>
+        <w:rPr>
+          <w:rFonts w:eastAsia="Times New Roman" w:cstheme="minorHAnsi"/>
+          <w:sz w:val="24"/>
+          <w:szCs w:val="24"/>
+        </w:rPr>
+        <w:t xml:space="preserve"> із налаштуванням під дати, щоб програма розуміла формат </w:t>
+      </w:r>
+      <w:r>
+        <w:rPr>
+          <w:rFonts w:eastAsia="Consolas" w:cstheme="minorHAnsi"/>
+          <w:sz w:val="24"/>
+          <w:szCs w:val="24"/>
+        </w:rPr>
+        <w:t>LocalDate</w:t>
+      </w:r>
+      <w:r>
+        <w:rPr>
+          <w:rFonts w:eastAsia="Times New Roman" w:cstheme="minorHAnsi"/>
+          <w:sz w:val="24"/>
+          <w:szCs w:val="24"/>
+        </w:rPr>
+        <w:t xml:space="preserve">. Файлами керуємо через </w:t>
+      </w:r>
+      <w:r>
+        <w:rPr>
+          <w:rFonts w:eastAsia="Times New Roman" w:cstheme="minorHAnsi"/>
+          <w:b/>
+          <w:bCs/>
+          <w:sz w:val="24"/>
+          <w:szCs w:val="24"/>
+        </w:rPr>
+        <w:t>NIO.2</w:t>
+      </w:r>
+      <w:r>
+        <w:rPr>
+          <w:rFonts w:eastAsia="Times New Roman" w:cstheme="minorHAnsi"/>
+          <w:sz w:val="24"/>
+          <w:szCs w:val="24"/>
+        </w:rPr>
+        <w:t xml:space="preserve">, </w:t>
+      </w:r>
+      <w:r>
+        <w:rPr>
+          <w:rFonts w:eastAsia="Times New Roman" w:cstheme="minorHAnsi"/>
+          <w:sz w:val="24"/>
+          <w:szCs w:val="24"/>
+        </w:rPr>
+        <w:t>що</w:t>
+      </w:r>
+      <w:r>
+        <w:rPr>
+          <w:rFonts w:eastAsia="Times New Roman" w:cstheme="minorHAnsi"/>
+          <w:sz w:val="24"/>
+          <w:szCs w:val="24"/>
+        </w:rPr>
+        <w:t xml:space="preserve"> набагато зручніше за старі методи, бо можна працювати з повними шляхами й створювати нові папки</w:t>
+      </w:r>
+      <w:r>
+        <w:rPr>
+          <w:rFonts w:eastAsia="Times New Roman" w:cstheme="minorHAnsi"/>
+          <w:sz w:val="24"/>
+          <w:szCs w:val="24"/>
+        </w:rPr>
+        <w:t xml:space="preserve"> </w:t>
+      </w:r>
+      <w:r>
+        <w:rPr>
+          <w:rFonts w:eastAsia="Times New Roman" w:cstheme="minorHAnsi"/>
+          <w:sz w:val="24"/>
+          <w:szCs w:val="24"/>
+        </w:rPr>
+        <w:t>однією</w:t>
+      </w:r>
+      <w:r>
+        <w:rPr>
+          <w:rFonts w:eastAsia="Times New Roman" w:cstheme="minorHAnsi"/>
+          <w:sz w:val="24"/>
+          <w:szCs w:val="24"/>
+        </w:rPr>
+        <w:t xml:space="preserve"> командою, не прописуючи купу перевірок вручну</w:t>
+      </w:r>
+      <w:r>
+        <w:rPr>
+          <w:rFonts w:eastAsia="Times New Roman" w:cstheme="minorHAnsi"/>
+          <w:sz w:val="24"/>
+          <w:szCs w:val="24"/>
+        </w:rPr>
+        <w:t>.</w:t>
+      </w:r>
+    </w:p>
+    <w:p>
+      <w:pPr>
+        <w:spacing w:after="140"/>
+        <w:jc w:val="both"/>
+        <w:rPr>
+          <w:rFonts w:eastAsia="Times New Roman" w:cstheme="minorHAnsi"/>
+          <w:sz w:val="24"/>
+          <w:szCs w:val="24"/>
+        </w:rPr>
+      </w:pPr>
+      <w:r>
+        <w:rPr>
+          <w:rFonts w:eastAsia="Times New Roman" w:cstheme="minorHAnsi"/>
+          <w:sz w:val="24"/>
+          <w:szCs w:val="24"/>
+        </w:rPr>
+        <w:t xml:space="preserve">5.  </w:t>
+      </w:r>
+      <w:r>
+        <w:rPr>
+          <w:rFonts w:eastAsia="Times New Roman" w:cstheme="minorHAnsi"/>
+          <w:sz w:val="24"/>
+          <w:szCs w:val="24"/>
+        </w:rPr>
+        <w:t>Багатопоточність</w:t>
+      </w:r>
+    </w:p>
+    <w:p>
+      <w:pPr>
+        <w:spacing w:after="140"/>
+        <w:jc w:val="both"/>
+        <w:rPr>
+          <w:rFonts w:eastAsia="Times New Roman" w:cstheme="minorHAnsi"/>
+          <w:sz w:val="24"/>
+          <w:szCs w:val="24"/>
+        </w:rPr>
+      </w:pPr>
+      <w:r>
+        <w:rPr>
+          <w:rFonts w:eastAsia="Times New Roman" w:cstheme="minorHAnsi"/>
+          <w:sz w:val="24"/>
+          <w:szCs w:val="24"/>
+        </w:rPr>
+        <w:t>Програма сама стежить за збереженням даних і запускає для цього спеціальний фоновий потік</w:t>
+      </w:r>
+      <w:r>
+        <w:rPr>
+          <w:rFonts w:eastAsia="Times New Roman" w:cstheme="minorHAnsi"/>
+          <w:sz w:val="24"/>
+          <w:szCs w:val="24"/>
+        </w:rPr>
+        <w:t xml:space="preserve">, який </w:t>
+      </w:r>
+      <w:r>
+        <w:rPr>
+          <w:rFonts w:eastAsia="Times New Roman" w:cstheme="minorHAnsi"/>
+          <w:sz w:val="24"/>
+          <w:szCs w:val="24"/>
+        </w:rPr>
+        <w:t>щохвилин</w:t>
+      </w:r>
+      <w:r>
+        <w:rPr>
+          <w:rFonts w:eastAsia="Times New Roman" w:cstheme="minorHAnsi"/>
+          <w:sz w:val="24"/>
+          <w:szCs w:val="24"/>
+        </w:rPr>
+        <w:t xml:space="preserve"> </w:t>
+      </w:r>
+      <w:r>
+        <w:rPr>
+          <w:rFonts w:eastAsia="Times New Roman" w:cstheme="minorHAnsi"/>
+          <w:sz w:val="24"/>
+          <w:szCs w:val="24"/>
+        </w:rPr>
+        <w:t>з</w:t>
+      </w:r>
+      <w:r>
+        <w:rPr>
+          <w:rFonts w:eastAsia="Times New Roman" w:cstheme="minorHAnsi"/>
+          <w:sz w:val="24"/>
+          <w:szCs w:val="24"/>
+        </w:rPr>
+        <w:t>бер</w:t>
+      </w:r>
+      <w:r>
+        <w:rPr>
+          <w:rFonts w:eastAsia="Times New Roman" w:cstheme="minorHAnsi"/>
+          <w:sz w:val="24"/>
+          <w:szCs w:val="24"/>
+        </w:rPr>
+        <w:t>і</w:t>
+      </w:r>
+      <w:r>
+        <w:rPr>
+          <w:rFonts w:eastAsia="Times New Roman" w:cstheme="minorHAnsi"/>
+          <w:sz w:val="24"/>
+          <w:szCs w:val="24"/>
+        </w:rPr>
+        <w:t>га</w:t>
+      </w:r>
+      <w:r>
+        <w:rPr>
+          <w:rFonts w:eastAsia="Times New Roman" w:cstheme="minorHAnsi"/>
+          <w:sz w:val="24"/>
+          <w:szCs w:val="24"/>
+        </w:rPr>
+        <w:t>є</w:t>
+      </w:r>
+      <w:r>
+        <w:rPr>
+          <w:rFonts w:eastAsia="Times New Roman" w:cstheme="minorHAnsi"/>
+          <w:sz w:val="24"/>
+          <w:szCs w:val="24"/>
+        </w:rPr>
+        <w:t xml:space="preserve"> </w:t>
+      </w:r>
+      <w:r>
+        <w:rPr>
+          <w:rFonts w:eastAsia="Times New Roman" w:cstheme="minorHAnsi"/>
+          <w:sz w:val="24"/>
+          <w:szCs w:val="24"/>
+        </w:rPr>
+        <w:t>стан університету та користувачів у формат JSON. Щоб нічого не втратити через випадкові помилки, ми додали систему бекапів</w:t>
+      </w:r>
+      <w:r>
+        <w:rPr>
+          <w:rFonts w:eastAsia="Times New Roman" w:cstheme="minorHAnsi"/>
+          <w:sz w:val="24"/>
+          <w:szCs w:val="24"/>
+        </w:rPr>
+        <w:t>,</w:t>
+      </w:r>
+      <w:r>
+        <w:rPr>
+          <w:rFonts w:eastAsia="Times New Roman" w:cstheme="minorHAnsi"/>
+          <w:sz w:val="24"/>
+          <w:szCs w:val="24"/>
+        </w:rPr>
+        <w:t xml:space="preserve"> </w:t>
+      </w:r>
+      <w:r>
+        <w:rPr>
+          <w:rFonts w:eastAsia="Times New Roman" w:cstheme="minorHAnsi"/>
+          <w:sz w:val="24"/>
+          <w:szCs w:val="24"/>
+        </w:rPr>
+        <w:t>при</w:t>
+      </w:r>
+      <w:r>
+        <w:rPr>
+          <w:rFonts w:eastAsia="Times New Roman" w:cstheme="minorHAnsi"/>
+          <w:sz w:val="24"/>
+          <w:szCs w:val="24"/>
+        </w:rPr>
+        <w:t xml:space="preserve"> </w:t>
+      </w:r>
+      <w:r>
+        <w:rPr>
+          <w:rFonts w:eastAsia="Times New Roman" w:cstheme="minorHAnsi"/>
+          <w:sz w:val="24"/>
+          <w:szCs w:val="24"/>
+        </w:rPr>
+        <w:t>видаленні</w:t>
+      </w:r>
+      <w:r>
+        <w:rPr>
+          <w:rFonts w:eastAsia="Times New Roman" w:cstheme="minorHAnsi"/>
+          <w:sz w:val="24"/>
+          <w:szCs w:val="24"/>
+        </w:rPr>
+        <w:t xml:space="preserve"> факультету чи кафедри </w:t>
+      </w:r>
+      <w:r>
+        <w:rPr>
+          <w:rFonts w:eastAsia="Times New Roman" w:cstheme="minorHAnsi"/>
+          <w:sz w:val="24"/>
+          <w:szCs w:val="24"/>
+        </w:rPr>
+        <w:t xml:space="preserve">у </w:t>
+      </w:r>
+      <w:r>
+        <w:rPr>
+          <w:rFonts w:eastAsia="Times New Roman" w:cstheme="minorHAnsi"/>
+          <w:sz w:val="24"/>
+          <w:szCs w:val="24"/>
+        </w:rPr>
+        <w:t>системі</w:t>
+      </w:r>
+      <w:r>
+        <w:rPr>
+          <w:rFonts w:eastAsia="Times New Roman" w:cstheme="minorHAnsi"/>
+          <w:sz w:val="24"/>
+          <w:szCs w:val="24"/>
+        </w:rPr>
+        <w:t xml:space="preserve"> </w:t>
+      </w:r>
+      <w:r>
+        <w:rPr>
+          <w:rFonts w:eastAsia="Times New Roman" w:cstheme="minorHAnsi"/>
+          <w:sz w:val="24"/>
+          <w:szCs w:val="24"/>
+        </w:rPr>
+        <w:t xml:space="preserve">є </w:t>
+      </w:r>
+      <w:r>
+        <w:rPr>
+          <w:rFonts w:eastAsia="Times New Roman" w:cstheme="minorHAnsi"/>
+          <w:sz w:val="24"/>
+          <w:szCs w:val="24"/>
+        </w:rPr>
+        <w:t xml:space="preserve">резервна </w:t>
+      </w:r>
+      <w:r>
+        <w:rPr>
+          <w:rFonts w:eastAsia="Times New Roman" w:cstheme="minorHAnsi"/>
+          <w:sz w:val="24"/>
+          <w:szCs w:val="24"/>
+        </w:rPr>
+        <w:t xml:space="preserve">копія </w:t>
+      </w:r>
+      <w:r>
+        <w:rPr>
+          <w:rFonts w:eastAsia="Times New Roman" w:cstheme="minorHAnsi"/>
+          <w:sz w:val="24"/>
+          <w:szCs w:val="24"/>
+        </w:rPr>
+        <w:t xml:space="preserve">щоб </w:t>
+      </w:r>
+      <w:r>
+        <w:rPr>
+          <w:rFonts w:eastAsia="Times New Roman" w:cstheme="minorHAnsi"/>
+          <w:sz w:val="24"/>
+          <w:szCs w:val="24"/>
+        </w:rPr>
+        <w:t xml:space="preserve">зручно </w:t>
+      </w:r>
+      <w:r>
+        <w:rPr>
+          <w:rFonts w:eastAsia="Times New Roman" w:cstheme="minorHAnsi"/>
+          <w:sz w:val="24"/>
+          <w:szCs w:val="24"/>
+        </w:rPr>
+        <w:t xml:space="preserve">відкатити </w:t>
+      </w:r>
+      <w:r>
+        <w:rPr>
+          <w:rFonts w:eastAsia="Times New Roman" w:cstheme="minorHAnsi"/>
+          <w:sz w:val="24"/>
+          <w:szCs w:val="24"/>
+        </w:rPr>
+        <w:t>зміни</w:t>
+      </w:r>
+      <w:r>
+        <w:rPr>
+          <w:rFonts w:eastAsia="Times New Roman" w:cstheme="minorHAnsi"/>
+          <w:sz w:val="24"/>
+          <w:szCs w:val="24"/>
+        </w:rPr>
+        <w:t xml:space="preserve">. </w:t>
+      </w:r>
+    </w:p>
+    <w:p>
+      <w:pPr>
+        <w:spacing w:after="140"/>
+        <w:jc w:val="both"/>
+        <w:rPr>
+          <w:rFonts w:eastAsia="Times New Roman" w:cstheme="minorHAnsi"/>
+          <w:sz w:val="24"/>
+          <w:szCs w:val="24"/>
+        </w:rPr>
+      </w:pPr>
+      <w:r>
+        <w:rPr>
+          <w:rFonts w:eastAsia="Times New Roman" w:cstheme="minorHAnsi"/>
+          <w:sz w:val="24"/>
+          <w:szCs w:val="24"/>
+        </w:rPr>
+        <w:t xml:space="preserve">6.  </w:t>
+      </w:r>
+      <w:r>
+        <w:rPr>
+          <w:rFonts w:eastAsia="Times New Roman" w:cstheme="minorHAnsi"/>
+          <w:sz w:val="24"/>
+          <w:szCs w:val="24"/>
+        </w:rPr>
+        <w:t xml:space="preserve">Мережевий </w:t>
+      </w:r>
+      <w:r>
+        <w:rPr>
+          <w:rFonts w:eastAsia="Times New Roman" w:cstheme="minorHAnsi"/>
+          <w:sz w:val="24"/>
+          <w:szCs w:val="24"/>
+        </w:rPr>
+        <w:t xml:space="preserve">режим </w:t>
+      </w:r>
+    </w:p>
+    <w:p>
+      <w:pPr>
+        <w:spacing w:after="140"/>
+        <w:jc w:val="both"/>
+        <w:rPr>
+          <w:rFonts w:eastAsia="Times New Roman" w:cstheme="minorHAnsi"/>
+          <w:sz w:val="24"/>
+          <w:szCs w:val="24"/>
+        </w:rPr>
+      </w:pPr>
+      <w:r>
+        <w:rPr>
+          <w:rFonts w:eastAsia="Times New Roman" w:cstheme="minorHAnsi"/>
+          <w:sz w:val="24"/>
+          <w:szCs w:val="24"/>
+        </w:rPr>
+        <w:t>Також у системі працює повноцінний TCP-сервер, який дозволяє підключатися до бази університету з інших комп'ютерів.</w:t>
+      </w:r>
+      <w:r>
+        <w:rPr>
+          <w:rFonts w:eastAsia="Times New Roman" w:cstheme="minorHAnsi"/>
+          <w:sz w:val="24"/>
+          <w:szCs w:val="24"/>
+        </w:rPr>
+        <w:t xml:space="preserve"> </w:t>
+      </w:r>
+      <w:r>
+        <w:rPr>
+          <w:rFonts w:eastAsia="Times New Roman" w:cstheme="minorHAnsi"/>
+          <w:sz w:val="24"/>
+          <w:szCs w:val="24"/>
+        </w:rPr>
+        <w:t>Для</w:t>
+      </w:r>
+      <w:r>
+        <w:rPr>
+          <w:rFonts w:eastAsia="Times New Roman" w:cstheme="minorHAnsi"/>
+          <w:sz w:val="24"/>
+          <w:szCs w:val="24"/>
+        </w:rPr>
+        <w:t xml:space="preserve"> кожного нового клієнта створює </w:t>
+      </w:r>
+      <w:r>
+        <w:rPr>
+          <w:rFonts w:eastAsia="Times New Roman" w:cstheme="minorHAnsi"/>
+          <w:sz w:val="24"/>
+          <w:szCs w:val="24"/>
+        </w:rPr>
+        <w:t>окремий</w:t>
+      </w:r>
+      <w:r>
+        <w:rPr>
+          <w:rFonts w:eastAsia="Times New Roman" w:cstheme="minorHAnsi"/>
+          <w:sz w:val="24"/>
+          <w:szCs w:val="24"/>
+        </w:rPr>
+        <w:t xml:space="preserve"> </w:t>
+      </w:r>
+      <w:r>
+        <w:rPr>
+          <w:rFonts w:eastAsia="Times New Roman" w:cstheme="minorHAnsi"/>
+          <w:sz w:val="24"/>
+          <w:szCs w:val="24"/>
+        </w:rPr>
+        <w:t>потік</w:t>
+      </w:r>
+      <w:r>
+        <w:rPr>
+          <w:rFonts w:eastAsia="Times New Roman" w:cstheme="minorHAnsi"/>
+          <w:sz w:val="24"/>
+          <w:szCs w:val="24"/>
+        </w:rPr>
+        <w:t>, тому всі можуть працювати одночасно. Спілкування з сервером йде через прості команди на кшталт пошуку студентів чи перегляду списків.</w:t>
+      </w:r>
+    </w:p>
+    <w:p>
+      <w:pPr>
+        <w:spacing w:after="140"/>
+        <w:jc w:val="both"/>
+        <w:rPr>
+          <w:rFonts w:eastAsia="Times New Roman" w:cstheme="minorHAnsi"/>
+          <w:sz w:val="24"/>
+          <w:szCs w:val="24"/>
+        </w:rPr>
+      </w:pPr>
+      <w:r>
+        <w:rPr>
+          <w:rFonts w:eastAsia="Times New Roman" w:cstheme="minorHAnsi"/>
+          <w:sz w:val="24"/>
+          <w:szCs w:val="24"/>
+        </w:rPr>
+        <w:t xml:space="preserve">7. </w:t>
+      </w:r>
+      <w:r>
+        <w:rPr>
+          <w:rFonts w:eastAsia="Times New Roman" w:cstheme="minorHAnsi"/>
+          <w:sz w:val="24"/>
+          <w:szCs w:val="24"/>
+        </w:rPr>
+        <w:t xml:space="preserve">Reflection </w:t>
+      </w:r>
+    </w:p>
+    <w:p>
+      <w:pPr>
+        <w:spacing w:after="140"/>
+        <w:jc w:val="both"/>
+        <w:rPr>
+          <w:rFonts w:eastAsia="Times New Roman" w:cstheme="minorHAnsi"/>
+          <w:sz w:val="24"/>
+          <w:szCs w:val="24"/>
+        </w:rPr>
+      </w:pPr>
+      <w:r>
+        <w:rPr>
+          <w:rFonts w:eastAsia="Times New Roman" w:cstheme="minorHAnsi"/>
+          <w:sz w:val="24"/>
+          <w:szCs w:val="24"/>
+        </w:rPr>
+        <w:lastRenderedPageBreak/>
+        <w:t xml:space="preserve">Ми </w:t>
+      </w:r>
+      <w:r>
+        <w:rPr>
+          <w:rFonts w:eastAsia="Times New Roman" w:cstheme="minorHAnsi"/>
+          <w:sz w:val="24"/>
+          <w:szCs w:val="24"/>
+        </w:rPr>
+        <w:t xml:space="preserve">використали </w:t>
+      </w:r>
+      <w:r>
+        <w:rPr>
+          <w:rFonts w:eastAsia="Times New Roman" w:cstheme="minorHAnsi"/>
+          <w:sz w:val="24"/>
+          <w:szCs w:val="24"/>
+        </w:rPr>
+        <w:t>рефлексію</w:t>
+      </w:r>
+      <w:r>
+        <w:rPr>
+          <w:rFonts w:eastAsia="Times New Roman" w:cstheme="minorHAnsi"/>
+          <w:sz w:val="24"/>
+          <w:szCs w:val="24"/>
+        </w:rPr>
+        <w:t xml:space="preserve">, щоб програма сама будувала меню. Для цього створили власну позначку </w:t>
+      </w:r>
+      <w:r>
+        <w:rPr>
+          <w:rFonts w:eastAsia="Consolas" w:cstheme="minorHAnsi"/>
+          <w:sz w:val="24"/>
+          <w:szCs w:val="24"/>
+        </w:rPr>
+        <w:t>@MenuItem</w:t>
+      </w:r>
+      <w:r>
+        <w:rPr>
+          <w:rFonts w:eastAsia="Times New Roman" w:cstheme="minorHAnsi"/>
+          <w:sz w:val="24"/>
+          <w:szCs w:val="24"/>
+        </w:rPr>
+        <w:t xml:space="preserve"> — нею ми </w:t>
+      </w:r>
+      <w:r>
+        <w:rPr>
+          <w:rFonts w:eastAsia="Times New Roman" w:cstheme="minorHAnsi"/>
+          <w:sz w:val="24"/>
+          <w:szCs w:val="24"/>
+        </w:rPr>
+        <w:t>позначаємо</w:t>
+      </w:r>
+      <w:r>
+        <w:rPr>
+          <w:rFonts w:eastAsia="Times New Roman" w:cstheme="minorHAnsi"/>
+          <w:sz w:val="24"/>
+          <w:szCs w:val="24"/>
+        </w:rPr>
+        <w:t xml:space="preserve"> методи, які мають стати кнопками в меню, вказуючи, хто має до них доступ і в якому порядку їх показувати. Спеціальний диспетчер сканує код, відбирає потрібні методи під роль користувача</w:t>
+      </w:r>
+      <w:r>
+        <w:rPr>
+          <w:rFonts w:eastAsia="Times New Roman" w:cstheme="minorHAnsi"/>
+          <w:sz w:val="24"/>
+          <w:szCs w:val="24"/>
+        </w:rPr>
+        <w:t>,</w:t>
+      </w:r>
+      <w:r>
+        <w:rPr>
+          <w:rFonts w:eastAsia="Times New Roman" w:cstheme="minorHAnsi"/>
+          <w:sz w:val="24"/>
+          <w:szCs w:val="24"/>
+        </w:rPr>
+        <w:t xml:space="preserve"> сортує їх і виводить на екран. Це дозволяє додавати нові функції, просто дописуючи методи, а меню оновиться саме.</w:t>
+      </w:r>
+    </w:p>
+    <w:p>
+      <w:pPr>
+        <w:spacing w:after="140"/>
+        <w:jc w:val="center"/>
+        <w:rPr>
+          <w:rFonts w:eastAsia="Times New Roman" w:cstheme="minorHAnsi"/>
+          <w:sz w:val="24"/>
+          <w:szCs w:val="24"/>
+        </w:rPr>
+      </w:pPr>
+    </w:p>
+    <w:p>
+      <w:pPr>
+        <w:spacing w:after="140"/>
+        <w:ind w:firstLine="360"/>
+        <w:jc w:val="center"/>
+        <w:rPr>
+          <w:rFonts w:eastAsia="Times New Roman" w:cstheme="minorHAnsi"/>
+          <w:sz w:val="24"/>
+          <w:szCs w:val="24"/>
+        </w:rPr>
+      </w:pPr>
+      <w:r>
+        <w:rPr>
+          <w:rFonts w:eastAsia="Times New Roman" w:cstheme="minorHAnsi"/>
+          <w:sz w:val="24"/>
+          <w:szCs w:val="24"/>
+        </w:rPr>
+        <w:t>Проблеми</w:t>
+      </w:r>
+    </w:p>
+    <w:p>
+      <w:pPr>
+        <w:spacing w:before="240" w:after="240"/>
+        <w:rPr>
+          <w:rFonts w:eastAsia="Times New Roman" w:cstheme="minorHAnsi"/>
+          <w:sz w:val="24"/>
+          <w:szCs w:val="24"/>
+        </w:rPr>
+      </w:pPr>
+      <w:r>
+        <w:rPr>
+          <w:rFonts w:eastAsia="Times New Roman" w:cstheme="minorHAnsi"/>
+          <w:b/>
+          <w:bCs/>
+          <w:sz w:val="24"/>
+          <w:szCs w:val="24"/>
+        </w:rPr>
+        <w:t>1. Проблема:</w:t>
+      </w:r>
+      <w:r>
+        <w:rPr>
+          <w:rFonts w:eastAsia="Times New Roman" w:cstheme="minorHAnsi"/>
+          <w:sz w:val="24"/>
+          <w:szCs w:val="24"/>
+        </w:rPr>
+        <w:t xml:space="preserve"> </w:t>
+      </w:r>
+      <w:r>
+        <w:rPr>
+          <w:rFonts w:eastAsia="Times New Roman" w:cstheme="minorHAnsi"/>
+          <w:sz w:val="24"/>
+          <w:szCs w:val="24"/>
+        </w:rPr>
+        <w:t>Мертві</w:t>
+      </w:r>
+      <w:r>
+        <w:rPr>
+          <w:rFonts w:eastAsia="Times New Roman" w:cstheme="minorHAnsi"/>
+          <w:sz w:val="24"/>
+          <w:szCs w:val="24"/>
+        </w:rPr>
+        <w:t xml:space="preserve"> </w:t>
+      </w:r>
+      <w:r>
+        <w:rPr>
+          <w:rFonts w:eastAsia="Times New Roman" w:cstheme="minorHAnsi"/>
+          <w:sz w:val="24"/>
+          <w:szCs w:val="24"/>
+        </w:rPr>
+        <w:t>люди</w:t>
+      </w:r>
+      <w:r>
+        <w:rPr>
+          <w:rFonts w:eastAsia="Times New Roman" w:cstheme="minorHAnsi"/>
+          <w:sz w:val="24"/>
+          <w:szCs w:val="24"/>
+        </w:rPr>
+        <w:t xml:space="preserve"> в системі при видаленні кафедр</w:t>
+      </w:r>
+      <w:r>
+        <w:rPr>
+          <w:rFonts w:eastAsia="Times New Roman" w:cstheme="minorHAnsi"/>
+          <w:i/>
+          <w:iCs/>
+          <w:sz w:val="24"/>
+          <w:szCs w:val="24"/>
+        </w:rPr>
+        <w:t>.</w:t>
+      </w:r>
+      <w:r>
+        <w:rPr>
+          <w:rFonts w:eastAsia="Times New Roman" w:cstheme="minorHAnsi"/>
+          <w:sz w:val="24"/>
+          <w:szCs w:val="24"/>
+        </w:rPr>
+        <w:t xml:space="preserve"> Якщо видалити кафедру, студенти та викладачі цієї кафедри залишалися в глобальному репозиторії системи.</w:t>
+      </w:r>
+    </w:p>
+    <w:p>
+      <w:pPr>
+        <w:spacing w:before="240" w:after="240"/>
+        <w:rPr>
+          <w:rFonts w:eastAsia="Times New Roman" w:cstheme="minorHAnsi"/>
+          <w:sz w:val="24"/>
+          <w:szCs w:val="24"/>
+        </w:rPr>
+      </w:pPr>
+      <w:r>
+        <w:rPr>
+          <w:rFonts w:eastAsia="Times New Roman" w:cstheme="minorHAnsi"/>
+          <w:b/>
+          <w:bCs/>
+          <w:sz w:val="24"/>
+          <w:szCs w:val="24"/>
+        </w:rPr>
+        <w:t>Рішення:</w:t>
+      </w:r>
+      <w:r>
+        <w:rPr>
+          <w:rFonts w:eastAsia="Times New Roman" w:cstheme="minorHAnsi"/>
+          <w:sz w:val="24"/>
+          <w:szCs w:val="24"/>
+        </w:rPr>
+        <w:t xml:space="preserve"> Було </w:t>
+      </w:r>
+      <w:r>
+        <w:rPr>
+          <w:rFonts w:eastAsia="Times New Roman" w:cstheme="minorHAnsi"/>
+          <w:sz w:val="24"/>
+          <w:szCs w:val="24"/>
+        </w:rPr>
+        <w:t>впроваждено</w:t>
+      </w:r>
+      <w:r>
+        <w:rPr>
+          <w:rFonts w:eastAsia="Times New Roman" w:cstheme="minorHAnsi"/>
+          <w:sz w:val="24"/>
+          <w:szCs w:val="24"/>
+        </w:rPr>
+        <w:t xml:space="preserve"> алгоритм «каскадного видалення</w:t>
+      </w:r>
+      <w:r>
+        <w:rPr>
+          <w:rFonts w:eastAsia="Times New Roman" w:cstheme="minorHAnsi"/>
+          <w:sz w:val="24"/>
+          <w:szCs w:val="24"/>
+        </w:rPr>
+        <w:t>».</w:t>
+      </w:r>
+      <w:r>
+        <w:rPr>
+          <w:rFonts w:eastAsia="Times New Roman" w:cstheme="minorHAnsi"/>
+          <w:sz w:val="24"/>
+          <w:szCs w:val="24"/>
+        </w:rPr>
+        <w:t xml:space="preserve"> Перед видаленням система перевіряє кількість людей, просить підтвердження</w:t>
+      </w:r>
+      <w:r>
+        <w:rPr>
+          <w:rFonts w:eastAsia="Times New Roman" w:cstheme="minorHAnsi"/>
+          <w:sz w:val="24"/>
+          <w:szCs w:val="24"/>
+        </w:rPr>
+        <w:t>,</w:t>
+      </w:r>
+      <w:r>
+        <w:rPr>
+          <w:rFonts w:eastAsia="Times New Roman" w:cstheme="minorHAnsi"/>
+          <w:sz w:val="24"/>
+          <w:szCs w:val="24"/>
+        </w:rPr>
+        <w:t xml:space="preserve"> а потім циклічно видаляє всіх пов'язаних Student та Teacher із загального Repository.</w:t>
+      </w:r>
+    </w:p>
+    <w:p>
+      <w:pPr>
+        <w:rPr>
+          <w:rFonts w:eastAsia="Times New Roman" w:cstheme="minorHAnsi"/>
+        </w:rPr>
+      </w:pPr>
+    </w:p>
+    <w:p>
+      <w:pPr>
+        <w:spacing w:before="240" w:after="240"/>
+        <w:rPr>
+          <w:rFonts w:eastAsia="Times New Roman" w:cstheme="minorHAnsi"/>
+          <w:sz w:val="24"/>
+          <w:szCs w:val="24"/>
+        </w:rPr>
+      </w:pPr>
+      <w:r>
+        <w:rPr>
+          <w:rFonts w:eastAsia="Times New Roman" w:cstheme="minorHAnsi"/>
+          <w:b/>
+          <w:bCs/>
+          <w:sz w:val="24"/>
+          <w:szCs w:val="24"/>
+        </w:rPr>
+        <w:t>2. Проблема:</w:t>
+      </w:r>
+      <w:r>
+        <w:rPr>
+          <w:rFonts w:eastAsia="Times New Roman" w:cstheme="minorHAnsi"/>
+          <w:sz w:val="24"/>
+          <w:szCs w:val="24"/>
+        </w:rPr>
+        <w:t xml:space="preserve"> Дублювання код</w:t>
+      </w:r>
+      <w:r>
+        <w:rPr>
+          <w:rFonts w:eastAsia="Times New Roman" w:cstheme="minorHAnsi"/>
+          <w:sz w:val="24"/>
+          <w:szCs w:val="24"/>
+        </w:rPr>
+        <w:t>у</w:t>
+      </w:r>
+      <w:r>
+        <w:rPr>
+          <w:rFonts w:eastAsia="Times New Roman" w:cstheme="minorHAnsi"/>
+          <w:i/>
+          <w:iCs/>
+          <w:sz w:val="24"/>
+          <w:szCs w:val="24"/>
+        </w:rPr>
+        <w:t>.</w:t>
+      </w:r>
+      <w:r>
+        <w:rPr>
+          <w:rFonts w:eastAsia="Times New Roman" w:cstheme="minorHAnsi"/>
+          <w:sz w:val="24"/>
+          <w:szCs w:val="24"/>
+        </w:rPr>
+        <w:t xml:space="preserve"> У багатьох меню доводилося писати цикли для вибору факультету чи кафедри</w:t>
+      </w:r>
+      <w:r>
+        <w:rPr>
+          <w:rFonts w:eastAsia="Times New Roman" w:cstheme="minorHAnsi"/>
+          <w:sz w:val="24"/>
+          <w:szCs w:val="24"/>
+        </w:rPr>
+        <w:t>, що також додавало незручност</w:t>
+      </w:r>
+      <w:r>
+        <w:rPr>
+          <w:rFonts w:cstheme="minorHAnsi"/>
+        </w:rPr>
+        <w:t xml:space="preserve"> </w:t>
+      </w:r>
+      <w:r>
+        <w:rPr>
+          <w:rFonts w:eastAsia="Times New Roman" w:cstheme="minorHAnsi"/>
+          <w:sz w:val="24"/>
+          <w:szCs w:val="24"/>
+        </w:rPr>
+        <w:t>і</w:t>
+      </w:r>
+      <w:r>
+        <w:rPr>
+          <w:rFonts w:eastAsia="Times New Roman" w:cstheme="minorHAnsi"/>
+          <w:sz w:val="24"/>
+          <w:szCs w:val="24"/>
+        </w:rPr>
+        <w:t xml:space="preserve"> через потребу написання точного </w:t>
+      </w:r>
+      <w:r>
+        <w:rPr>
+          <w:rFonts w:eastAsia="Times New Roman" w:cstheme="minorHAnsi"/>
+          <w:sz w:val="24"/>
+          <w:szCs w:val="24"/>
+        </w:rPr>
+        <w:t>і</w:t>
+      </w:r>
+      <w:r>
+        <w:rPr>
+          <w:rFonts w:eastAsia="Times New Roman" w:cstheme="minorHAnsi"/>
+          <w:sz w:val="24"/>
+          <w:szCs w:val="24"/>
+        </w:rPr>
+        <w:t>мен</w:t>
+      </w:r>
+      <w:r>
+        <w:rPr>
+          <w:rFonts w:eastAsia="Times New Roman" w:cstheme="minorHAnsi"/>
+          <w:sz w:val="24"/>
+          <w:szCs w:val="24"/>
+        </w:rPr>
+        <w:t>і</w:t>
+      </w:r>
+    </w:p>
+    <w:p>
+      <w:pPr>
+        <w:spacing w:before="240" w:after="240"/>
+        <w:rPr>
+          <w:rFonts w:eastAsia="Times New Roman" w:cstheme="minorHAnsi"/>
+          <w:sz w:val="24"/>
+          <w:szCs w:val="24"/>
+        </w:rPr>
+      </w:pPr>
+      <w:r>
+        <w:rPr>
+          <w:rFonts w:eastAsia="Times New Roman" w:cstheme="minorHAnsi"/>
+          <w:b/>
+          <w:bCs/>
+          <w:sz w:val="24"/>
+          <w:szCs w:val="24"/>
+        </w:rPr>
+        <w:t>Рішення:</w:t>
+      </w:r>
+      <w:r>
+        <w:rPr>
+          <w:rFonts w:eastAsia="Times New Roman" w:cstheme="minorHAnsi"/>
+          <w:sz w:val="24"/>
+          <w:szCs w:val="24"/>
+        </w:rPr>
+        <w:t xml:space="preserve"> Створено універсальні методи pickFaculty() та pickDepartment(). Вони виводять списки у зручному форматі</w:t>
+      </w:r>
+      <w:r>
+        <w:rPr>
+          <w:rFonts w:eastAsia="Times New Roman" w:cstheme="minorHAnsi"/>
+          <w:sz w:val="24"/>
+          <w:szCs w:val="24"/>
+        </w:rPr>
+        <w:t xml:space="preserve"> </w:t>
+      </w:r>
+      <w:r>
+        <w:rPr>
+          <w:rFonts w:eastAsia="Times New Roman" w:cstheme="minorHAnsi"/>
+          <w:sz w:val="24"/>
+          <w:szCs w:val="24"/>
+        </w:rPr>
+        <w:t xml:space="preserve">та безпечно конвертують введення користувача в індекси списків. </w:t>
+      </w:r>
+    </w:p>
+    <w:p>
+      <w:pPr>
+        <w:rPr>
+          <w:rFonts w:eastAsia="Times New Roman" w:cstheme="minorHAnsi"/>
+        </w:rPr>
+      </w:pPr>
+    </w:p>
+    <w:p>
+      <w:pPr>
+        <w:spacing w:before="240" w:after="240"/>
+        <w:rPr>
+          <w:rFonts w:eastAsia="Times New Roman" w:cstheme="minorHAnsi"/>
+          <w:sz w:val="24"/>
+          <w:szCs w:val="24"/>
+        </w:rPr>
+      </w:pPr>
+      <w:r>
+        <w:rPr>
+          <w:rFonts w:eastAsia="Times New Roman" w:cstheme="minorHAnsi"/>
+          <w:b/>
+          <w:bCs/>
+          <w:sz w:val="24"/>
+          <w:szCs w:val="24"/>
+        </w:rPr>
+        <w:t>3. Проблема:</w:t>
+      </w:r>
+      <w:r>
+        <w:rPr>
+          <w:rFonts w:eastAsia="Times New Roman" w:cstheme="minorHAnsi"/>
+          <w:sz w:val="24"/>
+          <w:szCs w:val="24"/>
+        </w:rPr>
+        <w:t xml:space="preserve"> Втрата даних при раптовому закритті</w:t>
+      </w:r>
+      <w:r>
+        <w:rPr>
+          <w:rFonts w:eastAsia="Times New Roman" w:cstheme="minorHAnsi"/>
+          <w:i/>
+          <w:iCs/>
+          <w:sz w:val="24"/>
+          <w:szCs w:val="24"/>
+        </w:rPr>
+        <w:t>.</w:t>
+      </w:r>
+      <w:r>
+        <w:rPr>
+          <w:rFonts w:eastAsia="Times New Roman" w:cstheme="minorHAnsi"/>
+          <w:sz w:val="24"/>
+          <w:szCs w:val="24"/>
+        </w:rPr>
+        <w:t xml:space="preserve"> У разі аварійного завершення програми або випадкового закриття вікна всі зміни, внесені користувачем з моменту останнього ручного збереження, могли бути втрачені.</w:t>
+      </w:r>
+    </w:p>
+    <w:p>
+      <w:pPr>
+        <w:spacing w:before="240" w:after="240"/>
+        <w:rPr>
+          <w:rFonts w:eastAsia="Times New Roman" w:cstheme="minorHAnsi"/>
+          <w:sz w:val="24"/>
+          <w:szCs w:val="24"/>
+        </w:rPr>
+      </w:pPr>
+      <w:r>
+        <w:rPr>
+          <w:rFonts w:eastAsia="Times New Roman" w:cstheme="minorHAnsi"/>
+          <w:b/>
+          <w:bCs/>
+          <w:sz w:val="24"/>
+          <w:szCs w:val="24"/>
+        </w:rPr>
+        <w:t>Рішення:</w:t>
+      </w:r>
+      <w:r>
+        <w:rPr>
+          <w:rFonts w:eastAsia="Times New Roman" w:cstheme="minorHAnsi"/>
+          <w:sz w:val="24"/>
+          <w:szCs w:val="24"/>
+        </w:rPr>
+        <w:t xml:space="preserve"> Використано багатопоточність. Створено потік AutoSaveThread</w:t>
+      </w:r>
+      <w:r>
+        <w:rPr>
+          <w:rFonts w:eastAsia="Times New Roman" w:cstheme="minorHAnsi"/>
+          <w:sz w:val="24"/>
+          <w:szCs w:val="24"/>
+        </w:rPr>
+        <w:t>,</w:t>
+      </w:r>
+      <w:r>
+        <w:rPr>
+          <w:rFonts w:eastAsia="Times New Roman" w:cstheme="minorHAnsi"/>
+          <w:sz w:val="24"/>
+          <w:szCs w:val="24"/>
+        </w:rPr>
+        <w:t xml:space="preserve"> який кожну хвилину </w:t>
+      </w:r>
+      <w:r>
+        <w:rPr>
+          <w:rFonts w:eastAsia="Times New Roman" w:cstheme="minorHAnsi"/>
+          <w:sz w:val="24"/>
+          <w:szCs w:val="24"/>
+        </w:rPr>
+        <w:t xml:space="preserve">дивиться </w:t>
+      </w:r>
+      <w:r>
+        <w:rPr>
+          <w:rFonts w:eastAsia="Times New Roman" w:cstheme="minorHAnsi"/>
+          <w:sz w:val="24"/>
+          <w:szCs w:val="24"/>
+        </w:rPr>
+        <w:t>на</w:t>
+      </w:r>
+      <w:r>
+        <w:rPr>
+          <w:rFonts w:eastAsia="Times New Roman" w:cstheme="minorHAnsi"/>
+          <w:sz w:val="24"/>
+          <w:szCs w:val="24"/>
+        </w:rPr>
+        <w:t xml:space="preserve"> </w:t>
+      </w:r>
+      <w:r>
+        <w:rPr>
+          <w:rFonts w:eastAsia="Times New Roman" w:cstheme="minorHAnsi"/>
+          <w:sz w:val="24"/>
+          <w:szCs w:val="24"/>
+        </w:rPr>
+        <w:t>стан University та AuthService за допомогою бібліотеки Jackson та зберігає у папку data/</w:t>
+      </w:r>
+      <w:r>
+        <w:rPr>
+          <w:rFonts w:eastAsia="Times New Roman" w:cstheme="minorHAnsi"/>
+          <w:sz w:val="24"/>
+          <w:szCs w:val="24"/>
+        </w:rPr>
+        <w:t>, а кожн</w:t>
+      </w:r>
+      <w:r>
+        <w:rPr>
+          <w:rFonts w:eastAsia="Times New Roman" w:cstheme="minorHAnsi"/>
+          <w:sz w:val="24"/>
+          <w:szCs w:val="24"/>
+        </w:rPr>
+        <w:t>і</w:t>
+      </w:r>
+      <w:r>
+        <w:rPr>
+          <w:rFonts w:eastAsia="Times New Roman" w:cstheme="minorHAnsi"/>
+          <w:sz w:val="24"/>
+          <w:szCs w:val="24"/>
+        </w:rPr>
+        <w:t xml:space="preserve"> 5хв робить автоматичний бекап даних </w:t>
+      </w:r>
+    </w:p>
+    <w:p>
+      <w:pPr>
+        <w:spacing w:after="140"/>
+        <w:ind w:firstLine="360"/>
+        <w:rPr>
+          <w:rFonts w:eastAsia="Times New Roman" w:cstheme="minorHAnsi"/>
+          <w:sz w:val="24"/>
+          <w:szCs w:val="24"/>
+        </w:rPr>
+      </w:pPr>
+    </w:p>
+    <w:p>
+      <w:pPr>
+        <w:spacing w:after="140"/>
+        <w:jc w:val="both"/>
+        <w:rPr>
+          <w:rFonts w:eastAsia="Times New Roman" w:cstheme="minorHAnsi"/>
+          <w:sz w:val="24"/>
+          <w:szCs w:val="24"/>
+        </w:rPr>
+      </w:pPr>
+    </w:p>
+    <w:p>
+      <w:pPr>
+        <w:spacing w:after="140"/>
+        <w:ind w:firstLine="360"/>
+        <w:jc w:val="both"/>
+        <w:rPr>
+          <w:rFonts w:eastAsia="Times New Roman" w:cstheme="minorHAnsi"/>
+          <w:sz w:val="24"/>
+          <w:szCs w:val="24"/>
+        </w:rPr>
+      </w:pPr>
+    </w:p>
+    <w:p>
+      <w:pPr>
+        <w:spacing w:after="140"/>
+        <w:ind w:firstLine="360"/>
+        <w:jc w:val="both"/>
+        <w:rPr>
+          <w:rFonts w:eastAsia="Times New Roman" w:cstheme="minorHAnsi"/>
+          <w:sz w:val="24"/>
+          <w:szCs w:val="24"/>
+        </w:rPr>
+      </w:pPr>
+    </w:p>
+    <w:p>
+      <w:pPr>
+        <w:spacing w:after="140"/>
+        <w:ind w:left="720"/>
+        <w:jc w:val="center"/>
+        <w:rPr>
+          <w:rFonts w:cstheme="minorHAnsi"/>
+        </w:rPr>
+      </w:pPr>
+      <w:r>
+        <w:rPr>
+          <w:rFonts w:cstheme="minorHAnsi"/>
+        </w:rPr>
+        <w:t xml:space="preserve">6. </w:t>
+      </w:r>
+      <w:r>
+        <w:rPr>
+          <w:rFonts w:cstheme="minorHAnsi"/>
+        </w:rPr>
+        <w:t>Висновки</w:t>
+      </w:r>
+    </w:p>
+    <w:p>
+      <w:pPr>
+        <w:spacing w:after="140"/>
+        <w:rPr>
+          <w:rFonts w:cstheme="minorHAnsi"/>
+          <w:color w:val="000000" w:themeColor="text1"/>
+        </w:rPr>
+      </w:pPr>
+      <w:r>
+        <w:rPr>
+          <w:rFonts w:cstheme="minorHAnsi"/>
+        </w:rPr>
+        <w:t xml:space="preserve">В ході розробки було використано чимало знань здобутих </w:t>
+      </w:r>
+      <w:r>
+        <w:rPr>
+          <w:rFonts w:cstheme="minorHAnsi"/>
+        </w:rPr>
+        <w:t xml:space="preserve">протягом курса, </w:t>
+      </w:r>
+      <w:r>
+        <w:rPr>
+          <w:rFonts w:cstheme="minorHAnsi"/>
+        </w:rPr>
+        <w:t xml:space="preserve">та розроблено повноцінну </w:t>
+      </w:r>
+      <w:r>
+        <w:rPr>
+          <w:rFonts w:cstheme="minorHAnsi"/>
+        </w:rPr>
+        <w:t xml:space="preserve">інформаційну </w:t>
+      </w:r>
+      <w:r>
+        <w:rPr>
+          <w:rFonts w:cstheme="minorHAnsi"/>
+        </w:rPr>
+        <w:t xml:space="preserve">систему </w:t>
+      </w:r>
+      <w:r>
+        <w:rPr>
+          <w:rFonts w:cstheme="minorHAnsi"/>
+        </w:rPr>
+        <w:t xml:space="preserve">університетського обліку. </w:t>
+      </w:r>
+      <w:r>
+        <w:rPr>
+          <w:rFonts w:cstheme="minorHAnsi"/>
+        </w:rPr>
+        <w:t>На практиці застосували знання ООП</w:t>
+      </w:r>
+      <w:r>
+        <w:rPr>
+          <w:rFonts w:cstheme="minorHAnsi"/>
+        </w:rPr>
+        <w:t xml:space="preserve">, опрацювали </w:t>
+      </w:r>
+      <w:r>
+        <w:rPr>
+          <w:rFonts w:cstheme="minorHAnsi"/>
+        </w:rPr>
+        <w:t>колекції, дженеріки, винятки,</w:t>
+      </w:r>
+      <w:r>
+        <w:rPr>
+          <w:rFonts w:cstheme="minorHAnsi"/>
+        </w:rPr>
+        <w:t xml:space="preserve"> налаштували</w:t>
+      </w:r>
+      <w:r>
+        <w:rPr>
+          <w:rFonts w:cstheme="minorHAnsi"/>
+        </w:rPr>
+        <w:t xml:space="preserve"> логування</w:t>
+      </w:r>
+      <w:r>
+        <w:rPr>
+          <w:rFonts w:cstheme="minorHAnsi"/>
+        </w:rPr>
+        <w:t xml:space="preserve"> </w:t>
+      </w:r>
+      <w:r>
+        <w:rPr>
+          <w:rFonts w:cstheme="minorHAnsi"/>
+        </w:rPr>
+        <w:t xml:space="preserve">з </w:t>
+      </w:r>
+      <w:r>
+        <w:rPr>
+          <w:rFonts w:cstheme="minorHAnsi"/>
+        </w:rPr>
+        <w:t>Log4j2</w:t>
+      </w:r>
+      <w:r>
+        <w:rPr>
+          <w:rFonts w:cstheme="minorHAnsi"/>
+        </w:rPr>
+        <w:t xml:space="preserve"> </w:t>
+      </w:r>
+      <w:r>
+        <w:rPr>
+          <w:rFonts w:cstheme="minorHAnsi"/>
+        </w:rPr>
+        <w:t xml:space="preserve">та спробували </w:t>
+      </w:r>
+      <w:r>
+        <w:rPr>
+          <w:rFonts w:cstheme="minorHAnsi"/>
+        </w:rPr>
+        <w:t>сучасні типи Java</w:t>
+      </w:r>
+      <w:r>
+        <w:rPr>
+          <w:rFonts w:cstheme="minorHAnsi"/>
+        </w:rPr>
+        <w:t xml:space="preserve"> на кшлтат </w:t>
+      </w:r>
+      <w:r>
+        <w:rPr>
+          <w:rFonts w:cstheme="minorHAnsi"/>
+          <w:lang w:val="en-US"/>
+        </w:rPr>
+        <w:t>sealed</w:t>
+      </w:r>
+      <w:r>
+        <w:rPr>
+          <w:rFonts w:cstheme="minorHAnsi"/>
+        </w:rPr>
+        <w:t xml:space="preserve"> та роботи з </w:t>
+      </w:r>
+      <w:r>
+        <w:rPr>
+          <w:rFonts w:cstheme="minorHAnsi"/>
+          <w:lang w:val="en-US"/>
+        </w:rPr>
+        <w:t>Lombok</w:t>
+      </w:r>
+      <w:r>
+        <w:rPr>
+          <w:rFonts w:cstheme="minorHAnsi"/>
+        </w:rPr>
+        <w:t>. Організували</w:t>
+      </w:r>
+      <w:r>
+        <w:rPr>
+          <w:rFonts w:cstheme="minorHAnsi"/>
+        </w:rPr>
+        <w:t xml:space="preserve"> </w:t>
+      </w:r>
+      <w:r>
+        <w:rPr>
+          <w:rFonts w:cstheme="minorHAnsi"/>
+        </w:rPr>
+        <w:t>багатопоточн</w:t>
+      </w:r>
+      <w:r>
+        <w:rPr>
+          <w:rFonts w:cstheme="minorHAnsi"/>
+        </w:rPr>
+        <w:t xml:space="preserve">ий </w:t>
+      </w:r>
+      <w:r>
+        <w:rPr>
+          <w:rFonts w:cstheme="minorHAnsi"/>
+        </w:rPr>
+        <w:t>I/O</w:t>
+      </w:r>
+      <w:r>
+        <w:rPr>
+          <w:rFonts w:cstheme="minorHAnsi"/>
+        </w:rPr>
+        <w:t xml:space="preserve"> сервіс що автоматично зберігає </w:t>
+      </w:r>
+      <w:r>
+        <w:rPr>
+          <w:rFonts w:cstheme="minorHAnsi"/>
+        </w:rPr>
+        <w:t>структуру укніверситету у файли</w:t>
+      </w:r>
+      <w:r>
+        <w:rPr>
+          <w:rFonts w:cstheme="minorHAnsi"/>
+        </w:rPr>
+        <w:t xml:space="preserve"> </w:t>
+      </w:r>
+      <w:r>
+        <w:rPr>
+          <w:rFonts w:cstheme="minorHAnsi"/>
+        </w:rPr>
+        <w:t xml:space="preserve">за допомогою </w:t>
+      </w:r>
+      <w:r>
+        <w:rPr>
+          <w:rFonts w:cstheme="minorHAnsi"/>
+        </w:rPr>
+        <w:t>Jackson</w:t>
+      </w:r>
+      <w:r>
+        <w:rPr>
+          <w:rFonts w:cstheme="minorHAnsi"/>
+        </w:rPr>
+        <w:t xml:space="preserve">. Також створили </w:t>
+      </w:r>
+      <w:r>
+        <w:rPr>
+          <w:rFonts w:cstheme="minorHAnsi"/>
+        </w:rPr>
+        <w:lastRenderedPageBreak/>
+        <w:t>мереж</w:t>
+      </w:r>
+      <w:r>
+        <w:rPr>
+          <w:rFonts w:cstheme="minorHAnsi"/>
+        </w:rPr>
+        <w:t xml:space="preserve">ний доступ до </w:t>
+      </w:r>
+      <w:r>
+        <w:rPr>
+          <w:rFonts w:cstheme="minorHAnsi"/>
+        </w:rPr>
+        <w:t xml:space="preserve">системи через </w:t>
+      </w:r>
+      <w:r>
+        <w:rPr>
+          <w:rFonts w:cstheme="minorHAnsi"/>
+          <w:lang w:val="en-US"/>
+        </w:rPr>
+        <w:t>Socket</w:t>
+      </w:r>
+      <w:r>
+        <w:rPr>
+          <w:rFonts w:cstheme="minorHAnsi"/>
+        </w:rPr>
+        <w:t xml:space="preserve">, </w:t>
+      </w:r>
+      <w:r>
+        <w:rPr>
+          <w:rFonts w:eastAsia="Calibri" w:cstheme="minorHAnsi"/>
+        </w:rPr>
+        <w:t>використання рефлексії</w:t>
+      </w:r>
+      <w:r>
+        <w:rPr>
+          <w:rFonts w:eastAsia="Calibri" w:cstheme="minorHAnsi"/>
+        </w:rPr>
+        <w:t xml:space="preserve"> та </w:t>
+      </w:r>
+      <w:r>
+        <w:rPr>
+          <w:rFonts w:eastAsia="Calibri" w:cstheme="minorHAnsi"/>
+        </w:rPr>
+        <w:t>анотацій дозволило реалізувати гнучку архітектуру, де обробка запитів відбувається динамічно</w:t>
+      </w:r>
+      <w:r>
+        <w:rPr>
+          <w:rFonts w:eastAsia="Calibri" w:cstheme="minorHAnsi"/>
+        </w:rPr>
+        <w:t>,</w:t>
+      </w:r>
+      <w:r>
+        <w:rPr>
+          <w:rFonts w:cstheme="minorHAnsi"/>
+          <w:color w:val="70AD47" w:themeColor="accent6"/>
+        </w:rPr>
+        <w:t xml:space="preserve"> </w:t>
+      </w:r>
+      <w:r>
+        <w:rPr>
+          <w:rFonts w:cstheme="minorHAnsi"/>
+          <w:color w:val="000000" w:themeColor="text1"/>
+        </w:rPr>
+        <w:t xml:space="preserve">та </w:t>
+      </w:r>
+      <w:r>
+        <w:rPr>
+          <w:rFonts w:cstheme="minorHAnsi"/>
+          <w:color w:val="000000" w:themeColor="text1"/>
+        </w:rPr>
+        <w:t xml:space="preserve">покращили </w:t>
+      </w:r>
+      <w:r>
+        <w:rPr>
+          <w:rFonts w:cstheme="minorHAnsi"/>
+          <w:color w:val="000000" w:themeColor="text1"/>
+        </w:rPr>
+        <w:t>навички роботи</w:t>
+      </w:r>
+      <w:r>
+        <w:rPr>
+          <w:rFonts w:cstheme="minorHAnsi"/>
+          <w:color w:val="000000" w:themeColor="text1"/>
+        </w:rPr>
+        <w:t xml:space="preserve">, </w:t>
+      </w:r>
+      <w:r>
+        <w:rPr>
+          <w:rFonts w:cstheme="minorHAnsi"/>
+          <w:color w:val="000000" w:themeColor="text1"/>
+        </w:rPr>
+        <w:t xml:space="preserve">та </w:t>
+      </w:r>
+      <w:r>
+        <w:rPr>
+          <w:rFonts w:cstheme="minorHAnsi"/>
+          <w:color w:val="000000" w:themeColor="text1"/>
+          <w:lang w:val="en-US"/>
+        </w:rPr>
+        <w:t>JUnit</w:t>
+      </w:r>
+      <w:r>
+        <w:rPr>
+          <w:rFonts w:cstheme="minorHAnsi"/>
+          <w:color w:val="000000" w:themeColor="text1"/>
+        </w:rPr>
+        <w:t>5.</w:t>
+      </w:r>
+      <w:r>
+        <w:rPr>
+          <w:rFonts w:cstheme="minorHAnsi"/>
+          <w:color w:val="000000" w:themeColor="text1"/>
+        </w:rPr>
+        <w:t xml:space="preserve"> Також трошки покращили навички роботи в команді за допомогою </w:t>
+      </w:r>
+      <w:r>
+        <w:rPr>
+          <w:rFonts w:cstheme="minorHAnsi"/>
+          <w:color w:val="000000" w:themeColor="text1"/>
+          <w:lang w:val="en-US"/>
+        </w:rPr>
+        <w:t>Git</w:t>
+      </w:r>
+    </w:p>
+    <w:p>
+      <w:pPr>
+        <w:spacing w:after="140"/>
+        <w:jc w:val="center"/>
+        <w:rPr>
+          <w:rFonts w:cstheme="minorHAnsi"/>
+          <w:color w:val="000000" w:themeColor="text1"/>
+        </w:rPr>
+      </w:pPr>
+      <w:r>
+        <w:rPr>
+          <w:rFonts w:cstheme="minorHAnsi"/>
+          <w:color w:val="000000" w:themeColor="text1"/>
+        </w:rPr>
+        <w:t>7. Код</w:t>
+      </w:r>
+    </w:p>
+    <w:p>
+      <w:pPr>
+        <w:spacing w:after="140"/>
+        <w:jc w:val="center"/>
+        <w:rPr>
+          <w:rFonts w:cstheme="minorHAnsi"/>
+          <w:color w:val="000000" w:themeColor="text1"/>
+          <w:lang w:val="en-US"/>
+        </w:rPr>
+      </w:pPr>
+      <w:r>
+        <w:rPr>
+          <w:rFonts w:cstheme="minorHAnsi"/>
+          <w:color w:val="000000" w:themeColor="text1"/>
+        </w:rPr>
+        <w:t>https://github.com/KyrRt1n/DigiUni_registry_project_Voloschenko_Obrazhei</w:t>
+      </w:r>
+    </w:p>
     <w:sectPr>
       <w:pgSz w:w="11906" w:h="16838"/>
       <w:pgMar w:top="1134" w:right="850" w:bottom="1134" w:left="1701" w:header="708" w:footer="708" w:gutter="0"/>
@@ -909,6 +4147,119 @@
 <file path=word/numbering.xml><?xml version="1.0" encoding="utf-8"?>
 <w:numbering xmlns:wpc="http://schemas.microsoft.com/office/word/2010/wordprocessingCanvas" xmlns:cx="http://schemas.microsoft.com/office/drawing/2014/chartex" xmlns:cx1="http://schemas.microsoft.com/office/drawing/2015/9/8/chartex" xmlns:cx2="http://schemas.microsoft.com/office/drawing/2015/10/21/chartex" xmlns:cx3="http://schemas.microsoft.com/office/drawing/2016/5/9/chartex" xmlns:cx4="http://schemas.microsoft.com/office/drawing/2016/5/10/chartex" xmlns:cx5="http://schemas.microsoft.com/office/drawing/2016/5/11/chartex" xmlns:cx6="http://schemas.microsoft.com/office/drawing/2016/5/12/chartex" xmlns:cx7="http://schemas.microsoft.com/office/drawing/2016/5/13/chartex" xmlns:cx8="http://schemas.microsoft.com/office/drawing/2016/5/14/chartex" xmlns:mc="http://schemas.openxmlformats.org/markup-compatibility/2006" xmlns:aink="http://schemas.microsoft.com/office/drawing/2016/ink" xmlns:am3d="http://schemas.microsoft.com/office/drawing/2017/model3d" xmlns:o="urn:schemas-microsoft-com:office:office" xmlns:oel="http://schemas.microsoft.com/office/2019/extlst" xmlns:r="http://schemas.openxmlformats.org/officeDocument/2006/relationships" xmlns:m="http://schemas.openxmlformats.org/officeDocument/2006/math" xmlns:v="urn:schemas-microsoft-com:vml" xmlns:wp14="http://schemas.microsoft.com/office/word/2010/wordprocessingDrawing" xmlns:wp="http://schemas.openxmlformats.org/drawingml/2006/wordprocessingDrawing" xmlns:w10="urn:schemas-microsoft-com:office:word" xmlns:w="http://schemas.openxmlformats.org/wordprocessingml/2006/main" xmlns:w14="http://schemas.microsoft.com/office/word/2010/wordml" xmlns:w15="http://schemas.microsoft.com/office/word/2012/wordml" xmlns:w16cex="http://schemas.microsoft.com/office/word/2018/wordml/cex" xmlns:w16cid="http://schemas.microsoft.com/office/word/2016/wordml/cid" xmlns:w16="http://schemas.microsoft.com/office/word/2018/wordml" xmlns:w16du="http://schemas.microsoft.com/office/word/2023/wordml/word16du" xmlns:w16sdtdh="http://schemas.microsoft.com/office/word/2020/wordml/sdtdatahash" xmlns:w16sdtfl="http://schemas.microsoft.com/office/word/2024/wordml/sdtformatlock" xmlns:w16se="http://schemas.microsoft.com/office/word/2015/wordml/symex" xmlns:wpg="http://schemas.microsoft.com/office/word/2010/wordprocessingGroup" xmlns:wpi="http://schemas.microsoft.com/office/word/2010/wordprocessingInk" xmlns:wne="http://schemas.microsoft.com/office/word/2006/wordml" xmlns:wps="http://schemas.microsoft.com/office/word/2010/wordprocessingShape" mc:Ignorable="w14 w15 w16se w16cid w16 w16cex w16sdtdh w16sdtfl w16du wp14">
   <w:abstractNum w:abstractNumId="0" w15:restartNumberingAfterBreak="0">
+    <w:nsid w:val="14BBD998"/>
+    <w:multiLevelType w:val="hybridMultilevel"/>
+    <w:tmpl w:val="FFFFFFFF"/>
+    <w:lvl w:ilvl="0" w:tplc="F67A4A3C">
+      <w:start w:val="1"/>
+      <w:numFmt w:val="bullet"/>
+      <w:lvlText w:val=""/>
+      <w:lvlJc w:val="left"/>
+      <w:pPr>
+        <w:ind w:left="720" w:hanging="360"/>
+      </w:pPr>
+      <w:rPr>
+        <w:rFonts w:ascii="Symbol" w:hAnsi="Symbol" w:hint="default"/>
+      </w:rPr>
+    </w:lvl>
+    <w:lvl w:ilvl="1" w:tplc="5E3A6EA4">
+      <w:start w:val="1"/>
+      <w:numFmt w:val="bullet"/>
+      <w:lvlText w:val="o"/>
+      <w:lvlJc w:val="left"/>
+      <w:pPr>
+        <w:ind w:left="1440" w:hanging="360"/>
+      </w:pPr>
+      <w:rPr>
+        <w:rFonts w:ascii="Courier New" w:hAnsi="Courier New" w:hint="default"/>
+      </w:rPr>
+    </w:lvl>
+    <w:lvl w:ilvl="2" w:tplc="1854BC50">
+      <w:start w:val="1"/>
+      <w:numFmt w:val="bullet"/>
+      <w:lvlText w:val=""/>
+      <w:lvlJc w:val="left"/>
+      <w:pPr>
+        <w:ind w:left="2160" w:hanging="360"/>
+      </w:pPr>
+      <w:rPr>
+        <w:rFonts w:ascii="Wingdings" w:hAnsi="Wingdings" w:hint="default"/>
+      </w:rPr>
+    </w:lvl>
+    <w:lvl w:ilvl="3" w:tplc="DE5E5044">
+      <w:start w:val="1"/>
+      <w:numFmt w:val="bullet"/>
+      <w:lvlText w:val=""/>
+      <w:lvlJc w:val="left"/>
+      <w:pPr>
+        <w:ind w:left="2880" w:hanging="360"/>
+      </w:pPr>
+      <w:rPr>
+        <w:rFonts w:ascii="Symbol" w:hAnsi="Symbol" w:hint="default"/>
+      </w:rPr>
+    </w:lvl>
+    <w:lvl w:ilvl="4" w:tplc="C4F8FBF0">
+      <w:start w:val="1"/>
+      <w:numFmt w:val="bullet"/>
+      <w:lvlText w:val="o"/>
+      <w:lvlJc w:val="left"/>
+      <w:pPr>
+        <w:ind w:left="3600" w:hanging="360"/>
+      </w:pPr>
+      <w:rPr>
+        <w:rFonts w:ascii="Courier New" w:hAnsi="Courier New" w:hint="default"/>
+      </w:rPr>
+    </w:lvl>
+    <w:lvl w:ilvl="5" w:tplc="DE621748">
+      <w:start w:val="1"/>
+      <w:numFmt w:val="bullet"/>
+      <w:lvlText w:val=""/>
+      <w:lvlJc w:val="left"/>
+      <w:pPr>
+        <w:ind w:left="4320" w:hanging="360"/>
+      </w:pPr>
+      <w:rPr>
+        <w:rFonts w:ascii="Wingdings" w:hAnsi="Wingdings" w:hint="default"/>
+      </w:rPr>
+    </w:lvl>
+    <w:lvl w:ilvl="6" w:tplc="A412F6D4">
+      <w:start w:val="1"/>
+      <w:numFmt w:val="bullet"/>
+      <w:lvlText w:val=""/>
+      <w:lvlJc w:val="left"/>
+      <w:pPr>
+        <w:ind w:left="5040" w:hanging="360"/>
+      </w:pPr>
+      <w:rPr>
+        <w:rFonts w:ascii="Symbol" w:hAnsi="Symbol" w:hint="default"/>
+      </w:rPr>
+    </w:lvl>
+    <w:lvl w:ilvl="7" w:tplc="BFBE6778">
+      <w:start w:val="1"/>
+      <w:numFmt w:val="bullet"/>
+      <w:lvlText w:val="o"/>
+      <w:lvlJc w:val="left"/>
+      <w:pPr>
+        <w:ind w:left="5760" w:hanging="360"/>
+      </w:pPr>
+      <w:rPr>
+        <w:rFonts w:ascii="Courier New" w:hAnsi="Courier New" w:hint="default"/>
+      </w:rPr>
+    </w:lvl>
+    <w:lvl w:ilvl="8" w:tplc="C47E9458">
+      <w:start w:val="1"/>
+      <w:numFmt w:val="bullet"/>
+      <w:lvlText w:val=""/>
+      <w:lvlJc w:val="left"/>
+      <w:pPr>
+        <w:ind w:left="6480" w:hanging="360"/>
+      </w:pPr>
+      <w:rPr>
+        <w:rFonts w:ascii="Wingdings" w:hAnsi="Wingdings" w:hint="default"/>
+      </w:rPr>
+    </w:lvl>
+  </w:abstractNum>
+  <w:abstractNum w:abstractNumId="1" w15:restartNumberingAfterBreak="0">
     <w:nsid w:val="4B1E7A4C"/>
     <w:multiLevelType w:val="hybridMultilevel"/>
     <w:tmpl w:val="3E440890"/>
@@ -998,6 +4349,9 @@
     </w:lvl>
   </w:abstractNum>
   <w:num w:numId="1" w16cid:durableId="1773554576">
+    <w:abstractNumId w:val="1"/>
+  </w:num>
+  <w:num w:numId="2" w16cid:durableId="954947191">
     <w:abstractNumId w:val="0"/>
   </w:num>
 </w:numbering>
@@ -2217,4 +5571,207 @@
     </a:ext>
   </a:extLst>
 </a:theme>
+</file>
+
+<file path=customXml/item1.xml><?xml version="1.0" encoding="utf-8"?>
+<ct:contentTypeSchema xmlns:ct="http://schemas.microsoft.com/office/2006/metadata/contentType" xmlns:ma="http://schemas.microsoft.com/office/2006/metadata/properties/metaAttributes" ct:_="" ma:_="" ma:contentTypeName="Документ" ma:contentTypeID="0x0101002DEFB875F2544D439C840CC0F6371FEE" ma:contentTypeVersion="5" ma:contentTypeDescription="Створення нового документа." ma:contentTypeScope="" ma:versionID="d6edf1eced9a7886b36627c6fbdde266">
+  <xsd:schema xmlns:xsd="http://www.w3.org/2001/XMLSchema" xmlns:xs="http://www.w3.org/2001/XMLSchema" xmlns:p="http://schemas.microsoft.com/office/2006/metadata/properties" xmlns:ns3="a12ed991-bd06-428e-b1f1-d4ac27b2cc95" targetNamespace="http://schemas.microsoft.com/office/2006/metadata/properties" ma:root="true" ma:fieldsID="454d4493d8c41311db5e13294c8219b7" ns3:_="">
+    <xsd:import namespace="a12ed991-bd06-428e-b1f1-d4ac27b2cc95"/>
+    <xsd:element name="properties">
+      <xsd:complexType>
+        <xsd:sequence>
+          <xsd:element name="documentManagement">
+            <xsd:complexType>
+              <xsd:all>
+                <xsd:element ref="ns3:MediaServiceDateTaken" minOccurs="0"/>
+                <xsd:element ref="ns3:MediaServiceMetadata" minOccurs="0"/>
+                <xsd:element ref="ns3:MediaServiceFastMetadata" minOccurs="0"/>
+                <xsd:element ref="ns3:MediaServiceSearchProperties" minOccurs="0"/>
+                <xsd:element ref="ns3:_activity" minOccurs="0"/>
+              </xsd:all>
+            </xsd:complexType>
+          </xsd:element>
+        </xsd:sequence>
+      </xsd:complexType>
+    </xsd:element>
+  </xsd:schema>
+  <xsd:schema xmlns:xsd="http://www.w3.org/2001/XMLSchema" xmlns:xs="http://www.w3.org/2001/XMLSchema" xmlns:dms="http://schemas.microsoft.com/office/2006/documentManagement/types" xmlns:pc="http://schemas.microsoft.com/office/infopath/2007/PartnerControls" targetNamespace="a12ed991-bd06-428e-b1f1-d4ac27b2cc95" elementFormDefault="qualified">
+    <xsd:import namespace="http://schemas.microsoft.com/office/2006/documentManagement/types"/>
+    <xsd:import namespace="http://schemas.microsoft.com/office/infopath/2007/PartnerControls"/>
+    <xsd:element name="MediaServiceDateTaken" ma:index="8" nillable="true" ma:displayName="MediaServiceDateTaken" ma:hidden="true" ma:indexed="true" ma:internalName="MediaServiceDateTaken" ma:readOnly="true">
+      <xsd:simpleType>
+        <xsd:restriction base="dms:Text"/>
+      </xsd:simpleType>
+    </xsd:element>
+    <xsd:element name="MediaServiceMetadata" ma:index="9" nillable="true" ma:displayName="MediaServiceMetadata" ma:hidden="true" ma:internalName="MediaServiceMetadata" ma:readOnly="true">
+      <xsd:simpleType>
+        <xsd:restriction base="dms:Note"/>
+      </xsd:simpleType>
+    </xsd:element>
+    <xsd:element name="MediaServiceFastMetadata" ma:index="10" nillable="true" ma:displayName="MediaServiceFastMetadata" ma:hidden="true" ma:internalName="MediaServiceFastMetadata" ma:readOnly="true">
+      <xsd:simpleType>
+        <xsd:restriction base="dms:Note"/>
+      </xsd:simpleType>
+    </xsd:element>
+    <xsd:element name="MediaServiceSearchProperties" ma:index="11" nillable="true" ma:displayName="MediaServiceSearchProperties" ma:hidden="true" ma:internalName="MediaServiceSearchProperties" ma:readOnly="true">
+      <xsd:simpleType>
+        <xsd:restriction base="dms:Note"/>
+      </xsd:simpleType>
+    </xsd:element>
+    <xsd:element name="_activity" ma:index="12" nillable="true" ma:displayName="_activity" ma:hidden="true" ma:internalName="_activity">
+      <xsd:simpleType>
+        <xsd:restriction base="dms:Note"/>
+      </xsd:simpleType>
+    </xsd:element>
+  </xsd:schema>
+  <xsd:schema xmlns="http://schemas.openxmlformats.org/package/2006/metadata/core-properties" xmlns:xsd="http://www.w3.org/2001/XMLSchema" xmlns:xsi="http://www.w3.org/2001/XMLSchema-instance" xmlns:dc="http://purl.org/dc/elements/1.1/" xmlns:dcterms="http://purl.org/dc/terms/" xmlns:odoc="http://schemas.microsoft.com/internal/obd" targetNamespace="http://schemas.openxmlformats.org/package/2006/metadata/core-properties" elementFormDefault="qualified" attributeFormDefault="unqualified" blockDefault="#all">
+    <xsd:import namespace="http://purl.org/dc/elements/1.1/" schemaLocation="http://dublincore.org/schemas/xmls/qdc/2003/04/02/dc.xsd"/>
+    <xsd:import namespace="http://purl.org/dc/terms/" schemaLocation="http://dublincore.org/schemas/xmls/qdc/2003/04/02/dcterms.xsd"/>
+    <xsd:element name="coreProperties" type="CT_coreProperties"/>
+    <xsd:complexType name="CT_coreProperties">
+      <xsd:all>
+        <xsd:element ref="dc:creator" minOccurs="0" maxOccurs="1"/>
+        <xsd:element ref="dcterms:created" minOccurs="0" maxOccurs="1"/>
+        <xsd:element ref="dc:identifier" minOccurs="0" maxOccurs="1"/>
+        <xsd:element name="contentType" minOccurs="0" maxOccurs="1" type="xsd:string" ma:index="0" ma:displayName="Тип вмісту"/>
+        <xsd:element ref="dc:title" minOccurs="0" maxOccurs="1" ma:index="4" ma:displayName="Заголовок"/>
+        <xsd:element ref="dc:subject" minOccurs="0" maxOccurs="1"/>
+        <xsd:element ref="dc:description" minOccurs="0" maxOccurs="1"/>
+        <xsd:element name="keywords" minOccurs="0" maxOccurs="1" type="xsd:string"/>
+        <xsd:element ref="dc:language" minOccurs="0" maxOccurs="1"/>
+        <xsd:element name="category" minOccurs="0" maxOccurs="1" type="xsd:string"/>
+        <xsd:element name="version" minOccurs="0" maxOccurs="1" type="xsd:string"/>
+        <xsd:element name="revision" minOccurs="0" maxOccurs="1" type="xsd:string">
+          <xsd:annotation>
+            <xsd:documentation>
+                        This value indicates the number of saves or revisions. The application is responsible for updating this value after each revision.
+                    </xsd:documentation>
+          </xsd:annotation>
+        </xsd:element>
+        <xsd:element name="lastModifiedBy" minOccurs="0" maxOccurs="1" type="xsd:string"/>
+        <xsd:element ref="dcterms:modified" minOccurs="0" maxOccurs="1"/>
+        <xsd:element name="contentStatus" minOccurs="0" maxOccurs="1" type="xsd:string"/>
+      </xsd:all>
+    </xsd:complexType>
+  </xsd:schema>
+  <xs:schema xmlns:pc="http://schemas.microsoft.com/office/infopath/2007/PartnerControls" xmlns:xs="http://www.w3.org/2001/XMLSchema" targetNamespace="http://schemas.microsoft.com/office/infopath/2007/PartnerControls" elementFormDefault="qualified" attributeFormDefault="unqualified">
+    <xs:element name="Person">
+      <xs:complexType>
+        <xs:sequence>
+          <xs:element ref="pc:DisplayName" minOccurs="0"/>
+          <xs:element ref="pc:AccountId" minOccurs="0"/>
+          <xs:element ref="pc:AccountType" minOccurs="0"/>
+        </xs:sequence>
+      </xs:complexType>
+    </xs:element>
+    <xs:element name="DisplayName" type="xs:string"/>
+    <xs:element name="AccountId" type="xs:string"/>
+    <xs:element name="AccountType" type="xs:string"/>
+    <xs:element name="BDCAssociatedEntity">
+      <xs:complexType>
+        <xs:sequence>
+          <xs:element ref="pc:BDCEntity" minOccurs="0" maxOccurs="unbounded"/>
+        </xs:sequence>
+        <xs:attribute ref="pc:EntityNamespace"/>
+        <xs:attribute ref="pc:EntityName"/>
+        <xs:attribute ref="pc:SystemInstanceName"/>
+        <xs:attribute ref="pc:AssociationName"/>
+      </xs:complexType>
+    </xs:element>
+    <xs:attribute name="EntityNamespace" type="xs:string"/>
+    <xs:attribute name="EntityName" type="xs:string"/>
+    <xs:attribute name="SystemInstanceName" type="xs:string"/>
+    <xs:attribute name="AssociationName" type="xs:string"/>
+    <xs:element name="BDCEntity">
+      <xs:complexType>
+        <xs:sequence>
+          <xs:element ref="pc:EntityDisplayName" minOccurs="0"/>
+          <xs:element ref="pc:EntityInstanceReference" minOccurs="0"/>
+          <xs:element ref="pc:EntityId1" minOccurs="0"/>
+          <xs:element ref="pc:EntityId2" minOccurs="0"/>
+          <xs:element ref="pc:EntityId3" minOccurs="0"/>
+          <xs:element ref="pc:EntityId4" minOccurs="0"/>
+          <xs:element ref="pc:EntityId5" minOccurs="0"/>
+        </xs:sequence>
+      </xs:complexType>
+    </xs:element>
+    <xs:element name="EntityDisplayName" type="xs:string"/>
+    <xs:element name="EntityInstanceReference" type="xs:string"/>
+    <xs:element name="EntityId1" type="xs:string"/>
+    <xs:element name="EntityId2" type="xs:string"/>
+    <xs:element name="EntityId3" type="xs:string"/>
+    <xs:element name="EntityId4" type="xs:string"/>
+    <xs:element name="EntityId5" type="xs:string"/>
+    <xs:element name="Terms">
+      <xs:complexType>
+        <xs:sequence>
+          <xs:element ref="pc:TermInfo" minOccurs="0" maxOccurs="unbounded"/>
+        </xs:sequence>
+      </xs:complexType>
+    </xs:element>
+    <xs:element name="TermInfo">
+      <xs:complexType>
+        <xs:sequence>
+          <xs:element ref="pc:TermName" minOccurs="0"/>
+          <xs:element ref="pc:TermId" minOccurs="0"/>
+        </xs:sequence>
+      </xs:complexType>
+    </xs:element>
+    <xs:element name="TermName" type="xs:string"/>
+    <xs:element name="TermId" type="xs:string"/>
+  </xs:schema>
+</ct:contentTypeSchema>
+</file>
+
+<file path=customXml/item2.xml><?xml version="1.0" encoding="utf-8"?>
+<?mso-contentType ?>
+<FormTemplates xmlns="http://schemas.microsoft.com/sharepoint/v3/contenttype/forms">
+  <Display>DocumentLibraryForm</Display>
+  <Edit>DocumentLibraryForm</Edit>
+  <New>DocumentLibraryForm</New>
+</FormTemplates>
+</file>
+
+<file path=customXml/item3.xml><?xml version="1.0" encoding="utf-8"?>
+<p:properties xmlns:p="http://schemas.microsoft.com/office/2006/metadata/properties" xmlns:xsi="http://www.w3.org/2001/XMLSchema-instance" xmlns:pc="http://schemas.microsoft.com/office/infopath/2007/PartnerControls">
+  <documentManagement>
+    <_activity xmlns="a12ed991-bd06-428e-b1f1-d4ac27b2cc95" xsi:nil="true"/>
+  </documentManagement>
+</p:properties>
+</file>
+
+<file path=customXml/itemProps1.xml><?xml version="1.0" encoding="utf-8"?>
+<ds:datastoreItem xmlns:ds="http://schemas.openxmlformats.org/officeDocument/2006/customXml" ds:itemID="{6E2711E5-8F67-4D42-809F-977231C77D3F}">
+  <ds:schemaRefs>
+    <ds:schemaRef ds:uri="http://schemas.microsoft.com/office/2006/metadata/contentType"/>
+    <ds:schemaRef ds:uri="http://schemas.microsoft.com/office/2006/metadata/properties/metaAttributes"/>
+    <ds:schemaRef ds:uri="http://www.w3.org/2001/XMLSchema"/>
+    <ds:schemaRef ds:uri="http://schemas.microsoft.com/office/2006/metadata/properties"/>
+    <ds:schemaRef ds:uri="a12ed991-bd06-428e-b1f1-d4ac27b2cc95"/>
+    <ds:schemaRef ds:uri="http://schemas.microsoft.com/office/2006/documentManagement/types"/>
+    <ds:schemaRef ds:uri="http://schemas.microsoft.com/office/infopath/2007/PartnerControls"/>
+    <ds:schemaRef ds:uri="http://schemas.openxmlformats.org/package/2006/metadata/core-properties"/>
+    <ds:schemaRef ds:uri="http://purl.org/dc/elements/1.1/"/>
+    <ds:schemaRef ds:uri="http://purl.org/dc/terms/"/>
+    <ds:schemaRef ds:uri="http://schemas.microsoft.com/internal/obd"/>
+  </ds:schemaRefs>
+</ds:datastoreItem>
+</file>
+
+<file path=customXml/itemProps2.xml><?xml version="1.0" encoding="utf-8"?>
+<ds:datastoreItem xmlns:ds="http://schemas.openxmlformats.org/officeDocument/2006/customXml" ds:itemID="{6FA6ACD2-91CE-4AE6-AB53-D3A061CB5179}">
+  <ds:schemaRefs>
+    <ds:schemaRef ds:uri="http://schemas.microsoft.com/sharepoint/v3/contenttype/forms"/>
+  </ds:schemaRefs>
+</ds:datastoreItem>
+</file>
+
+<file path=customXml/itemProps3.xml><?xml version="1.0" encoding="utf-8"?>
+<ds:datastoreItem xmlns:ds="http://schemas.openxmlformats.org/officeDocument/2006/customXml" ds:itemID="{3D3CFD6A-D687-4551-9B51-7F940CB38B0D}">
+  <ds:schemaRefs>
+    <ds:schemaRef ds:uri="http://schemas.microsoft.com/office/2006/metadata/properties"/>
+    <ds:schemaRef ds:uri="http://schemas.microsoft.com/office/infopath/2007/PartnerControls"/>
+    <ds:schemaRef ds:uri="a12ed991-bd06-428e-b1f1-d4ac27b2cc95"/>
+  </ds:schemaRefs>
+</ds:datastoreItem>
 </file>